--- a/MP3 - Programació d'inteligencia artificial/RA1/Practicas/Practica 1/Informe M3 P1.docx
+++ b/MP3 - Programació d'inteligencia artificial/RA1/Practicas/Practica 1/Informe M3 P1.docx
@@ -311,32 +311,28 @@
                               </w:sdt>
                               <w:p>
                                 <w:pPr>
-                                  <w:pStyle w:val="Sinespaciado"/>
                                   <w:jc w:val="center"/>
                                   <w:rPr>
-                                    <w:color w:val="156082" w:themeColor="accent1"/>
+                                    <w:lang w:val="en-US"/>
                                   </w:rPr>
                                 </w:pPr>
                                 <w:sdt>
                                   <w:sdtPr>
                                     <w:rPr>
-                                      <w:caps/>
-                                      <w:color w:val="156082" w:themeColor="accent1"/>
+                                      <w:lang w:val="en-US"/>
                                     </w:rPr>
                                     <w:alias w:val="Compañía"/>
                                     <w:tag w:val=""/>
-                                    <w:id w:val="1390145197"/>
-                                    <w:showingPlcHdr/>
+                                    <w:id w:val="292571900"/>
                                     <w:dataBinding w:prefixMappings="xmlns:ns0='http://schemas.openxmlformats.org/officeDocument/2006/extended-properties' " w:xpath="/ns0:Properties[1]/ns0:Company[1]" w:storeItemID="{6668398D-A668-4E3E-A5EB-62B293D839F1}"/>
                                     <w:text/>
                                   </w:sdtPr>
                                   <w:sdtContent>
                                     <w:r>
                                       <w:rPr>
-                                        <w:caps/>
-                                        <w:color w:val="156082" w:themeColor="accent1"/>
+                                        <w:lang w:val="en-US"/>
                                       </w:rPr>
-                                      <w:t xml:space="preserve">     </w:t>
+                                      <w:t>Enlace al Git: https://github.com/Gazirr/Master-BigData-e-IA.git</w:t>
                                     </w:r>
                                   </w:sdtContent>
                                 </w:sdt>
@@ -347,28 +343,17 @@
                                   <w:jc w:val="center"/>
                                   <w:rPr>
                                     <w:color w:val="156082" w:themeColor="accent1"/>
+                                    <w:lang w:val="en-US"/>
                                   </w:rPr>
                                 </w:pPr>
-                                <w:sdt>
-                                  <w:sdtPr>
-                                    <w:rPr>
-                                      <w:color w:val="156082" w:themeColor="accent1"/>
-                                    </w:rPr>
-                                    <w:alias w:val="Dirección"/>
-                                    <w:tag w:val=""/>
-                                    <w:id w:val="-726379553"/>
-                                    <w:dataBinding w:prefixMappings="xmlns:ns0='http://schemas.microsoft.com/office/2006/coverPageProps' " w:xpath="/ns0:CoverPageProperties[1]/ns0:CompanyAddress[1]" w:storeItemID="{55AF091B-3C7A-41E3-B477-F2FDAA23CFDA}"/>
-                                    <w:text/>
-                                  </w:sdtPr>
-                                  <w:sdtContent>
-                                    <w:r>
-                                      <w:rPr>
-                                        <w:color w:val="156082" w:themeColor="accent1"/>
-                                      </w:rPr>
-                                      <w:t>Gabriel Herrador</w:t>
-                                    </w:r>
-                                  </w:sdtContent>
-                                </w:sdt>
+                                <w:r>
+                                  <w:rPr>
+                                    <w:caps/>
+                                    <w:color w:val="156082" w:themeColor="accent1"/>
+                                    <w:lang w:val="en-US"/>
+                                  </w:rPr>
+                                  <w:t>gABRIEL hERRADOR</w:t>
+                                </w:r>
                               </w:p>
                             </w:txbxContent>
                           </wps:txbx>
@@ -445,32 +430,28 @@
                         </w:sdt>
                         <w:p>
                           <w:pPr>
-                            <w:pStyle w:val="Sinespaciado"/>
                             <w:jc w:val="center"/>
                             <w:rPr>
-                              <w:color w:val="156082" w:themeColor="accent1"/>
+                              <w:lang w:val="en-US"/>
                             </w:rPr>
                           </w:pPr>
                           <w:sdt>
                             <w:sdtPr>
                               <w:rPr>
-                                <w:caps/>
-                                <w:color w:val="156082" w:themeColor="accent1"/>
+                                <w:lang w:val="en-US"/>
                               </w:rPr>
                               <w:alias w:val="Compañía"/>
                               <w:tag w:val=""/>
-                              <w:id w:val="1390145197"/>
-                              <w:showingPlcHdr/>
+                              <w:id w:val="292571900"/>
                               <w:dataBinding w:prefixMappings="xmlns:ns0='http://schemas.openxmlformats.org/officeDocument/2006/extended-properties' " w:xpath="/ns0:Properties[1]/ns0:Company[1]" w:storeItemID="{6668398D-A668-4E3E-A5EB-62B293D839F1}"/>
                               <w:text/>
                             </w:sdtPr>
                             <w:sdtContent>
                               <w:r>
                                 <w:rPr>
-                                  <w:caps/>
-                                  <w:color w:val="156082" w:themeColor="accent1"/>
+                                  <w:lang w:val="en-US"/>
                                 </w:rPr>
-                                <w:t xml:space="preserve">     </w:t>
+                                <w:t>Enlace al Git: https://github.com/Gazirr/Master-BigData-e-IA.git</w:t>
                               </w:r>
                             </w:sdtContent>
                           </w:sdt>
@@ -481,28 +462,17 @@
                             <w:jc w:val="center"/>
                             <w:rPr>
                               <w:color w:val="156082" w:themeColor="accent1"/>
+                              <w:lang w:val="en-US"/>
                             </w:rPr>
                           </w:pPr>
-                          <w:sdt>
-                            <w:sdtPr>
-                              <w:rPr>
-                                <w:color w:val="156082" w:themeColor="accent1"/>
-                              </w:rPr>
-                              <w:alias w:val="Dirección"/>
-                              <w:tag w:val=""/>
-                              <w:id w:val="-726379553"/>
-                              <w:dataBinding w:prefixMappings="xmlns:ns0='http://schemas.microsoft.com/office/2006/coverPageProps' " w:xpath="/ns0:CoverPageProperties[1]/ns0:CompanyAddress[1]" w:storeItemID="{55AF091B-3C7A-41E3-B477-F2FDAA23CFDA}"/>
-                              <w:text/>
-                            </w:sdtPr>
-                            <w:sdtContent>
-                              <w:r>
-                                <w:rPr>
-                                  <w:color w:val="156082" w:themeColor="accent1"/>
-                                </w:rPr>
-                                <w:t>Gabriel Herrador</w:t>
-                              </w:r>
-                            </w:sdtContent>
-                          </w:sdt>
+                          <w:r>
+                            <w:rPr>
+                              <w:caps/>
+                              <w:color w:val="156082" w:themeColor="accent1"/>
+                              <w:lang w:val="en-US"/>
+                            </w:rPr>
+                            <w:t>gABRIEL hERRADOR</w:t>
+                          </w:r>
                         </w:p>
                       </w:txbxContent>
                     </v:textbox>
@@ -633,7 +603,9 @@
               <w:tab w:val="right" w:leader="dot" w:pos="8494"/>
             </w:tabs>
             <w:rPr>
+              <w:rFonts w:eastAsiaTheme="minorEastAsia"/>
               <w:noProof/>
+              <w:lang w:eastAsia="es-ES"/>
             </w:rPr>
           </w:pPr>
           <w:r>
@@ -645,7 +617,7 @@
           <w:r>
             <w:fldChar w:fldCharType="separate"/>
           </w:r>
-          <w:hyperlink w:anchor="_Toc243307598" w:history="1">
+          <w:hyperlink w:anchor="_Toc243325677" w:history="1">
             <w:r>
               <w:rPr>
                 <w:rStyle w:val="Hipervnculo"/>
@@ -672,7 +644,7 @@
                 <w:noProof/>
                 <w:webHidden/>
               </w:rPr>
-              <w:instrText xml:space="preserve"> PAGEREF _Toc243307598 \h </w:instrText>
+              <w:instrText xml:space="preserve"> PAGEREF _Toc243325677 \h </w:instrText>
             </w:r>
             <w:r>
               <w:rPr>
@@ -710,10 +682,12 @@
               <w:tab w:val="right" w:leader="dot" w:pos="8494"/>
             </w:tabs>
             <w:rPr>
+              <w:rFonts w:eastAsiaTheme="minorEastAsia"/>
               <w:noProof/>
+              <w:lang w:eastAsia="es-ES"/>
             </w:rPr>
           </w:pPr>
-          <w:hyperlink w:anchor="_Toc243307599" w:history="1">
+          <w:hyperlink w:anchor="_Toc243325678" w:history="1">
             <w:r>
               <w:rPr>
                 <w:rStyle w:val="Hipervnculo"/>
@@ -740,7 +714,7 @@
                 <w:noProof/>
                 <w:webHidden/>
               </w:rPr>
-              <w:instrText xml:space="preserve"> PAGEREF _Toc243307599 \h </w:instrText>
+              <w:instrText xml:space="preserve"> PAGEREF _Toc243325678 \h </w:instrText>
             </w:r>
             <w:r>
               <w:rPr>
@@ -778,10 +752,12 @@
               <w:tab w:val="right" w:leader="dot" w:pos="8494"/>
             </w:tabs>
             <w:rPr>
+              <w:rFonts w:eastAsiaTheme="minorEastAsia"/>
               <w:noProof/>
+              <w:lang w:eastAsia="es-ES"/>
             </w:rPr>
           </w:pPr>
-          <w:hyperlink w:anchor="_Toc243307600" w:history="1">
+          <w:hyperlink w:anchor="_Toc243325679" w:history="1">
             <w:r>
               <w:rPr>
                 <w:rStyle w:val="Hipervnculo"/>
@@ -808,7 +784,7 @@
                 <w:noProof/>
                 <w:webHidden/>
               </w:rPr>
-              <w:instrText xml:space="preserve"> PAGEREF _Toc243307600 \h </w:instrText>
+              <w:instrText xml:space="preserve"> PAGEREF _Toc243325679 \h </w:instrText>
             </w:r>
             <w:r>
               <w:rPr>
@@ -846,10 +822,12 @@
               <w:tab w:val="right" w:leader="dot" w:pos="8494"/>
             </w:tabs>
             <w:rPr>
+              <w:rFonts w:eastAsiaTheme="minorEastAsia"/>
               <w:noProof/>
+              <w:lang w:eastAsia="es-ES"/>
             </w:rPr>
           </w:pPr>
-          <w:hyperlink w:anchor="_Toc243307601" w:history="1">
+          <w:hyperlink w:anchor="_Toc243325680" w:history="1">
             <w:r>
               <w:rPr>
                 <w:rStyle w:val="Hipervnculo"/>
@@ -876,7 +854,7 @@
                 <w:noProof/>
                 <w:webHidden/>
               </w:rPr>
-              <w:instrText xml:space="preserve"> PAGEREF _Toc243307601 \h </w:instrText>
+              <w:instrText xml:space="preserve"> PAGEREF _Toc243325680 \h </w:instrText>
             </w:r>
             <w:r>
               <w:rPr>
@@ -914,10 +892,12 @@
               <w:tab w:val="right" w:leader="dot" w:pos="8494"/>
             </w:tabs>
             <w:rPr>
+              <w:rFonts w:eastAsiaTheme="minorEastAsia"/>
               <w:noProof/>
+              <w:lang w:eastAsia="es-ES"/>
             </w:rPr>
           </w:pPr>
-          <w:hyperlink w:anchor="_Toc243307602" w:history="1">
+          <w:hyperlink w:anchor="_Toc243325681" w:history="1">
             <w:r>
               <w:rPr>
                 <w:rStyle w:val="Hipervnculo"/>
@@ -944,7 +924,7 @@
                 <w:noProof/>
                 <w:webHidden/>
               </w:rPr>
-              <w:instrText xml:space="preserve"> PAGEREF _Toc243307602 \h </w:instrText>
+              <w:instrText xml:space="preserve"> PAGEREF _Toc243325681 \h </w:instrText>
             </w:r>
             <w:r>
               <w:rPr>
@@ -982,10 +962,12 @@
               <w:tab w:val="right" w:leader="dot" w:pos="8494"/>
             </w:tabs>
             <w:rPr>
+              <w:rFonts w:eastAsiaTheme="minorEastAsia"/>
               <w:noProof/>
+              <w:lang w:eastAsia="es-ES"/>
             </w:rPr>
           </w:pPr>
-          <w:hyperlink w:anchor="_Toc243307603" w:history="1">
+          <w:hyperlink w:anchor="_Toc243325682" w:history="1">
             <w:r>
               <w:rPr>
                 <w:rStyle w:val="Hipervnculo"/>
@@ -1012,7 +994,7 @@
                 <w:noProof/>
                 <w:webHidden/>
               </w:rPr>
-              <w:instrText xml:space="preserve"> PAGEREF _Toc243307603 \h </w:instrText>
+              <w:instrText xml:space="preserve"> PAGEREF _Toc243325682 \h </w:instrText>
             </w:r>
             <w:r>
               <w:rPr>
@@ -1033,6 +1015,1056 @@
                 <w:webHidden/>
               </w:rPr>
               <w:t>4</w:t>
+            </w:r>
+            <w:r>
+              <w:rPr>
+                <w:noProof/>
+                <w:webHidden/>
+              </w:rPr>
+              <w:fldChar w:fldCharType="end"/>
+            </w:r>
+          </w:hyperlink>
+        </w:p>
+        <w:p>
+          <w:pPr>
+            <w:pStyle w:val="TDC2"/>
+            <w:tabs>
+              <w:tab w:val="right" w:leader="dot" w:pos="8494"/>
+            </w:tabs>
+            <w:rPr>
+              <w:rFonts w:eastAsiaTheme="minorEastAsia"/>
+              <w:noProof/>
+              <w:lang w:eastAsia="es-ES"/>
+            </w:rPr>
+          </w:pPr>
+          <w:hyperlink w:anchor="_Toc243325683" w:history="1">
+            <w:r>
+              <w:rPr>
+                <w:rStyle w:val="Hipervnculo"/>
+                <w:noProof/>
+              </w:rPr>
+              <w:t>Columna 2 – Nombre:</w:t>
+            </w:r>
+            <w:r>
+              <w:rPr>
+                <w:noProof/>
+                <w:webHidden/>
+              </w:rPr>
+              <w:tab/>
+            </w:r>
+            <w:r>
+              <w:rPr>
+                <w:noProof/>
+                <w:webHidden/>
+              </w:rPr>
+              <w:fldChar w:fldCharType="begin"/>
+            </w:r>
+            <w:r>
+              <w:rPr>
+                <w:noProof/>
+                <w:webHidden/>
+              </w:rPr>
+              <w:instrText xml:space="preserve"> PAGEREF _Toc243325683 \h </w:instrText>
+            </w:r>
+            <w:r>
+              <w:rPr>
+                <w:noProof/>
+                <w:webHidden/>
+              </w:rPr>
+            </w:r>
+            <w:r>
+              <w:rPr>
+                <w:noProof/>
+                <w:webHidden/>
+              </w:rPr>
+              <w:fldChar w:fldCharType="separate"/>
+            </w:r>
+            <w:r>
+              <w:rPr>
+                <w:noProof/>
+                <w:webHidden/>
+              </w:rPr>
+              <w:t>5</w:t>
+            </w:r>
+            <w:r>
+              <w:rPr>
+                <w:noProof/>
+                <w:webHidden/>
+              </w:rPr>
+              <w:fldChar w:fldCharType="end"/>
+            </w:r>
+          </w:hyperlink>
+        </w:p>
+        <w:p>
+          <w:pPr>
+            <w:pStyle w:val="TDC2"/>
+            <w:tabs>
+              <w:tab w:val="right" w:leader="dot" w:pos="8494"/>
+            </w:tabs>
+            <w:rPr>
+              <w:rFonts w:eastAsiaTheme="minorEastAsia"/>
+              <w:noProof/>
+              <w:lang w:eastAsia="es-ES"/>
+            </w:rPr>
+          </w:pPr>
+          <w:hyperlink w:anchor="_Toc243325684" w:history="1">
+            <w:r>
+              <w:rPr>
+                <w:rStyle w:val="Hipervnculo"/>
+                <w:noProof/>
+              </w:rPr>
+              <w:t>Columna 3 – Categoría:</w:t>
+            </w:r>
+            <w:r>
+              <w:rPr>
+                <w:noProof/>
+                <w:webHidden/>
+              </w:rPr>
+              <w:tab/>
+            </w:r>
+            <w:r>
+              <w:rPr>
+                <w:noProof/>
+                <w:webHidden/>
+              </w:rPr>
+              <w:fldChar w:fldCharType="begin"/>
+            </w:r>
+            <w:r>
+              <w:rPr>
+                <w:noProof/>
+                <w:webHidden/>
+              </w:rPr>
+              <w:instrText xml:space="preserve"> PAGEREF _Toc243325684 \h </w:instrText>
+            </w:r>
+            <w:r>
+              <w:rPr>
+                <w:noProof/>
+                <w:webHidden/>
+              </w:rPr>
+            </w:r>
+            <w:r>
+              <w:rPr>
+                <w:noProof/>
+                <w:webHidden/>
+              </w:rPr>
+              <w:fldChar w:fldCharType="separate"/>
+            </w:r>
+            <w:r>
+              <w:rPr>
+                <w:noProof/>
+                <w:webHidden/>
+              </w:rPr>
+              <w:t>7</w:t>
+            </w:r>
+            <w:r>
+              <w:rPr>
+                <w:noProof/>
+                <w:webHidden/>
+              </w:rPr>
+              <w:fldChar w:fldCharType="end"/>
+            </w:r>
+          </w:hyperlink>
+        </w:p>
+        <w:p>
+          <w:pPr>
+            <w:pStyle w:val="TDC2"/>
+            <w:tabs>
+              <w:tab w:val="right" w:leader="dot" w:pos="8494"/>
+            </w:tabs>
+            <w:rPr>
+              <w:rFonts w:eastAsiaTheme="minorEastAsia"/>
+              <w:noProof/>
+              <w:lang w:eastAsia="es-ES"/>
+            </w:rPr>
+          </w:pPr>
+          <w:hyperlink w:anchor="_Toc243325685" w:history="1">
+            <w:r>
+              <w:rPr>
+                <w:rStyle w:val="Hipervnculo"/>
+                <w:noProof/>
+              </w:rPr>
+              <w:t>Columna 4 – Proveedor:</w:t>
+            </w:r>
+            <w:r>
+              <w:rPr>
+                <w:noProof/>
+                <w:webHidden/>
+              </w:rPr>
+              <w:tab/>
+            </w:r>
+            <w:r>
+              <w:rPr>
+                <w:noProof/>
+                <w:webHidden/>
+              </w:rPr>
+              <w:fldChar w:fldCharType="begin"/>
+            </w:r>
+            <w:r>
+              <w:rPr>
+                <w:noProof/>
+                <w:webHidden/>
+              </w:rPr>
+              <w:instrText xml:space="preserve"> PAGEREF _Toc243325685 \h </w:instrText>
+            </w:r>
+            <w:r>
+              <w:rPr>
+                <w:noProof/>
+                <w:webHidden/>
+              </w:rPr>
+            </w:r>
+            <w:r>
+              <w:rPr>
+                <w:noProof/>
+                <w:webHidden/>
+              </w:rPr>
+              <w:fldChar w:fldCharType="separate"/>
+            </w:r>
+            <w:r>
+              <w:rPr>
+                <w:noProof/>
+                <w:webHidden/>
+              </w:rPr>
+              <w:t>8</w:t>
+            </w:r>
+            <w:r>
+              <w:rPr>
+                <w:noProof/>
+                <w:webHidden/>
+              </w:rPr>
+              <w:fldChar w:fldCharType="end"/>
+            </w:r>
+          </w:hyperlink>
+        </w:p>
+        <w:p>
+          <w:pPr>
+            <w:pStyle w:val="TDC2"/>
+            <w:tabs>
+              <w:tab w:val="right" w:leader="dot" w:pos="8494"/>
+            </w:tabs>
+            <w:rPr>
+              <w:rFonts w:eastAsiaTheme="minorEastAsia"/>
+              <w:noProof/>
+              <w:lang w:eastAsia="es-ES"/>
+            </w:rPr>
+          </w:pPr>
+          <w:hyperlink w:anchor="_Toc243325686" w:history="1">
+            <w:r>
+              <w:rPr>
+                <w:rStyle w:val="Hipervnculo"/>
+                <w:noProof/>
+              </w:rPr>
+              <w:t>Columna 5 – Precio Unitario:</w:t>
+            </w:r>
+            <w:r>
+              <w:rPr>
+                <w:noProof/>
+                <w:webHidden/>
+              </w:rPr>
+              <w:tab/>
+            </w:r>
+            <w:r>
+              <w:rPr>
+                <w:noProof/>
+                <w:webHidden/>
+              </w:rPr>
+              <w:fldChar w:fldCharType="begin"/>
+            </w:r>
+            <w:r>
+              <w:rPr>
+                <w:noProof/>
+                <w:webHidden/>
+              </w:rPr>
+              <w:instrText xml:space="preserve"> PAGEREF _Toc243325686 \h </w:instrText>
+            </w:r>
+            <w:r>
+              <w:rPr>
+                <w:noProof/>
+                <w:webHidden/>
+              </w:rPr>
+            </w:r>
+            <w:r>
+              <w:rPr>
+                <w:noProof/>
+                <w:webHidden/>
+              </w:rPr>
+              <w:fldChar w:fldCharType="separate"/>
+            </w:r>
+            <w:r>
+              <w:rPr>
+                <w:noProof/>
+                <w:webHidden/>
+              </w:rPr>
+              <w:t>10</w:t>
+            </w:r>
+            <w:r>
+              <w:rPr>
+                <w:noProof/>
+                <w:webHidden/>
+              </w:rPr>
+              <w:fldChar w:fldCharType="end"/>
+            </w:r>
+          </w:hyperlink>
+        </w:p>
+        <w:p>
+          <w:pPr>
+            <w:pStyle w:val="TDC2"/>
+            <w:tabs>
+              <w:tab w:val="right" w:leader="dot" w:pos="8494"/>
+            </w:tabs>
+            <w:rPr>
+              <w:rFonts w:eastAsiaTheme="minorEastAsia"/>
+              <w:noProof/>
+              <w:lang w:eastAsia="es-ES"/>
+            </w:rPr>
+          </w:pPr>
+          <w:hyperlink w:anchor="_Toc243325687" w:history="1">
+            <w:r>
+              <w:rPr>
+                <w:rStyle w:val="Hipervnculo"/>
+                <w:noProof/>
+              </w:rPr>
+              <w:t>Columna 6 – Stock Actual:</w:t>
+            </w:r>
+            <w:r>
+              <w:rPr>
+                <w:noProof/>
+                <w:webHidden/>
+              </w:rPr>
+              <w:tab/>
+            </w:r>
+            <w:r>
+              <w:rPr>
+                <w:noProof/>
+                <w:webHidden/>
+              </w:rPr>
+              <w:fldChar w:fldCharType="begin"/>
+            </w:r>
+            <w:r>
+              <w:rPr>
+                <w:noProof/>
+                <w:webHidden/>
+              </w:rPr>
+              <w:instrText xml:space="preserve"> PAGEREF _Toc243325687 \h </w:instrText>
+            </w:r>
+            <w:r>
+              <w:rPr>
+                <w:noProof/>
+                <w:webHidden/>
+              </w:rPr>
+            </w:r>
+            <w:r>
+              <w:rPr>
+                <w:noProof/>
+                <w:webHidden/>
+              </w:rPr>
+              <w:fldChar w:fldCharType="separate"/>
+            </w:r>
+            <w:r>
+              <w:rPr>
+                <w:noProof/>
+                <w:webHidden/>
+              </w:rPr>
+              <w:t>12</w:t>
+            </w:r>
+            <w:r>
+              <w:rPr>
+                <w:noProof/>
+                <w:webHidden/>
+              </w:rPr>
+              <w:fldChar w:fldCharType="end"/>
+            </w:r>
+          </w:hyperlink>
+        </w:p>
+        <w:p>
+          <w:pPr>
+            <w:pStyle w:val="TDC2"/>
+            <w:tabs>
+              <w:tab w:val="right" w:leader="dot" w:pos="8494"/>
+            </w:tabs>
+            <w:rPr>
+              <w:rFonts w:eastAsiaTheme="minorEastAsia"/>
+              <w:noProof/>
+              <w:lang w:eastAsia="es-ES"/>
+            </w:rPr>
+          </w:pPr>
+          <w:hyperlink w:anchor="_Toc243325688" w:history="1">
+            <w:r>
+              <w:rPr>
+                <w:rStyle w:val="Hipervnculo"/>
+                <w:noProof/>
+              </w:rPr>
+              <w:t>Columna 7 – Stock Mínimo:</w:t>
+            </w:r>
+            <w:r>
+              <w:rPr>
+                <w:noProof/>
+                <w:webHidden/>
+              </w:rPr>
+              <w:tab/>
+            </w:r>
+            <w:r>
+              <w:rPr>
+                <w:noProof/>
+                <w:webHidden/>
+              </w:rPr>
+              <w:fldChar w:fldCharType="begin"/>
+            </w:r>
+            <w:r>
+              <w:rPr>
+                <w:noProof/>
+                <w:webHidden/>
+              </w:rPr>
+              <w:instrText xml:space="preserve"> PAGEREF _Toc243325688 \h </w:instrText>
+            </w:r>
+            <w:r>
+              <w:rPr>
+                <w:noProof/>
+                <w:webHidden/>
+              </w:rPr>
+            </w:r>
+            <w:r>
+              <w:rPr>
+                <w:noProof/>
+                <w:webHidden/>
+              </w:rPr>
+              <w:fldChar w:fldCharType="separate"/>
+            </w:r>
+            <w:r>
+              <w:rPr>
+                <w:noProof/>
+                <w:webHidden/>
+              </w:rPr>
+              <w:t>13</w:t>
+            </w:r>
+            <w:r>
+              <w:rPr>
+                <w:noProof/>
+                <w:webHidden/>
+              </w:rPr>
+              <w:fldChar w:fldCharType="end"/>
+            </w:r>
+          </w:hyperlink>
+        </w:p>
+        <w:p>
+          <w:pPr>
+            <w:pStyle w:val="TDC2"/>
+            <w:tabs>
+              <w:tab w:val="right" w:leader="dot" w:pos="8494"/>
+            </w:tabs>
+            <w:rPr>
+              <w:rFonts w:eastAsiaTheme="minorEastAsia"/>
+              <w:noProof/>
+              <w:lang w:eastAsia="es-ES"/>
+            </w:rPr>
+          </w:pPr>
+          <w:hyperlink w:anchor="_Toc243325689" w:history="1">
+            <w:r>
+              <w:rPr>
+                <w:rStyle w:val="Hipervnculo"/>
+                <w:noProof/>
+              </w:rPr>
+              <w:t>Columna 8 – Almacen:</w:t>
+            </w:r>
+            <w:r>
+              <w:rPr>
+                <w:noProof/>
+                <w:webHidden/>
+              </w:rPr>
+              <w:tab/>
+            </w:r>
+            <w:r>
+              <w:rPr>
+                <w:noProof/>
+                <w:webHidden/>
+              </w:rPr>
+              <w:fldChar w:fldCharType="begin"/>
+            </w:r>
+            <w:r>
+              <w:rPr>
+                <w:noProof/>
+                <w:webHidden/>
+              </w:rPr>
+              <w:instrText xml:space="preserve"> PAGEREF _Toc243325689 \h </w:instrText>
+            </w:r>
+            <w:r>
+              <w:rPr>
+                <w:noProof/>
+                <w:webHidden/>
+              </w:rPr>
+            </w:r>
+            <w:r>
+              <w:rPr>
+                <w:noProof/>
+                <w:webHidden/>
+              </w:rPr>
+              <w:fldChar w:fldCharType="separate"/>
+            </w:r>
+            <w:r>
+              <w:rPr>
+                <w:noProof/>
+                <w:webHidden/>
+              </w:rPr>
+              <w:t>15</w:t>
+            </w:r>
+            <w:r>
+              <w:rPr>
+                <w:noProof/>
+                <w:webHidden/>
+              </w:rPr>
+              <w:fldChar w:fldCharType="end"/>
+            </w:r>
+          </w:hyperlink>
+        </w:p>
+        <w:p>
+          <w:pPr>
+            <w:pStyle w:val="TDC2"/>
+            <w:tabs>
+              <w:tab w:val="right" w:leader="dot" w:pos="8494"/>
+            </w:tabs>
+            <w:rPr>
+              <w:rFonts w:eastAsiaTheme="minorEastAsia"/>
+              <w:noProof/>
+              <w:lang w:eastAsia="es-ES"/>
+            </w:rPr>
+          </w:pPr>
+          <w:hyperlink w:anchor="_Toc243325690" w:history="1">
+            <w:r>
+              <w:rPr>
+                <w:rStyle w:val="Hipervnculo"/>
+                <w:noProof/>
+              </w:rPr>
+              <w:t>Columna 9 – Fecha Ultima Entrada:</w:t>
+            </w:r>
+            <w:r>
+              <w:rPr>
+                <w:noProof/>
+                <w:webHidden/>
+              </w:rPr>
+              <w:tab/>
+            </w:r>
+            <w:r>
+              <w:rPr>
+                <w:noProof/>
+                <w:webHidden/>
+              </w:rPr>
+              <w:fldChar w:fldCharType="begin"/>
+            </w:r>
+            <w:r>
+              <w:rPr>
+                <w:noProof/>
+                <w:webHidden/>
+              </w:rPr>
+              <w:instrText xml:space="preserve"> PAGEREF _Toc243325690 \h </w:instrText>
+            </w:r>
+            <w:r>
+              <w:rPr>
+                <w:noProof/>
+                <w:webHidden/>
+              </w:rPr>
+            </w:r>
+            <w:r>
+              <w:rPr>
+                <w:noProof/>
+                <w:webHidden/>
+              </w:rPr>
+              <w:fldChar w:fldCharType="separate"/>
+            </w:r>
+            <w:r>
+              <w:rPr>
+                <w:noProof/>
+                <w:webHidden/>
+              </w:rPr>
+              <w:t>16</w:t>
+            </w:r>
+            <w:r>
+              <w:rPr>
+                <w:noProof/>
+                <w:webHidden/>
+              </w:rPr>
+              <w:fldChar w:fldCharType="end"/>
+            </w:r>
+          </w:hyperlink>
+        </w:p>
+        <w:p>
+          <w:pPr>
+            <w:pStyle w:val="TDC2"/>
+            <w:tabs>
+              <w:tab w:val="right" w:leader="dot" w:pos="8494"/>
+            </w:tabs>
+            <w:rPr>
+              <w:rFonts w:eastAsiaTheme="minorEastAsia"/>
+              <w:noProof/>
+              <w:lang w:eastAsia="es-ES"/>
+            </w:rPr>
+          </w:pPr>
+          <w:hyperlink w:anchor="_Toc243325691" w:history="1">
+            <w:r>
+              <w:rPr>
+                <w:rStyle w:val="Hipervnculo"/>
+                <w:noProof/>
+              </w:rPr>
+              <w:t>Columna 10 – Estado:</w:t>
+            </w:r>
+            <w:r>
+              <w:rPr>
+                <w:noProof/>
+                <w:webHidden/>
+              </w:rPr>
+              <w:tab/>
+            </w:r>
+            <w:r>
+              <w:rPr>
+                <w:noProof/>
+                <w:webHidden/>
+              </w:rPr>
+              <w:fldChar w:fldCharType="begin"/>
+            </w:r>
+            <w:r>
+              <w:rPr>
+                <w:noProof/>
+                <w:webHidden/>
+              </w:rPr>
+              <w:instrText xml:space="preserve"> PAGEREF _Toc243325691 \h </w:instrText>
+            </w:r>
+            <w:r>
+              <w:rPr>
+                <w:noProof/>
+                <w:webHidden/>
+              </w:rPr>
+            </w:r>
+            <w:r>
+              <w:rPr>
+                <w:noProof/>
+                <w:webHidden/>
+              </w:rPr>
+              <w:fldChar w:fldCharType="separate"/>
+            </w:r>
+            <w:r>
+              <w:rPr>
+                <w:noProof/>
+                <w:webHidden/>
+              </w:rPr>
+              <w:t>18</w:t>
+            </w:r>
+            <w:r>
+              <w:rPr>
+                <w:noProof/>
+                <w:webHidden/>
+              </w:rPr>
+              <w:fldChar w:fldCharType="end"/>
+            </w:r>
+          </w:hyperlink>
+        </w:p>
+        <w:p>
+          <w:pPr>
+            <w:pStyle w:val="TDC1"/>
+            <w:tabs>
+              <w:tab w:val="right" w:leader="dot" w:pos="8494"/>
+            </w:tabs>
+            <w:rPr>
+              <w:rFonts w:eastAsiaTheme="minorEastAsia"/>
+              <w:noProof/>
+              <w:lang w:eastAsia="es-ES"/>
+            </w:rPr>
+          </w:pPr>
+          <w:hyperlink w:anchor="_Toc243325692" w:history="1">
+            <w:r>
+              <w:rPr>
+                <w:rStyle w:val="Hipervnculo"/>
+                <w:noProof/>
+              </w:rPr>
+              <w:t>4.- Fase de limpieza Automática Multisede</w:t>
+            </w:r>
+            <w:r>
+              <w:rPr>
+                <w:noProof/>
+                <w:webHidden/>
+              </w:rPr>
+              <w:tab/>
+            </w:r>
+            <w:r>
+              <w:rPr>
+                <w:noProof/>
+                <w:webHidden/>
+              </w:rPr>
+              <w:fldChar w:fldCharType="begin"/>
+            </w:r>
+            <w:r>
+              <w:rPr>
+                <w:noProof/>
+                <w:webHidden/>
+              </w:rPr>
+              <w:instrText xml:space="preserve"> PAGEREF _Toc243325692 \h </w:instrText>
+            </w:r>
+            <w:r>
+              <w:rPr>
+                <w:noProof/>
+                <w:webHidden/>
+              </w:rPr>
+            </w:r>
+            <w:r>
+              <w:rPr>
+                <w:noProof/>
+                <w:webHidden/>
+              </w:rPr>
+              <w:fldChar w:fldCharType="separate"/>
+            </w:r>
+            <w:r>
+              <w:rPr>
+                <w:noProof/>
+                <w:webHidden/>
+              </w:rPr>
+              <w:t>20</w:t>
+            </w:r>
+            <w:r>
+              <w:rPr>
+                <w:noProof/>
+                <w:webHidden/>
+              </w:rPr>
+              <w:fldChar w:fldCharType="end"/>
+            </w:r>
+          </w:hyperlink>
+        </w:p>
+        <w:p>
+          <w:pPr>
+            <w:pStyle w:val="TDC2"/>
+            <w:tabs>
+              <w:tab w:val="right" w:leader="dot" w:pos="8494"/>
+            </w:tabs>
+            <w:rPr>
+              <w:rFonts w:eastAsiaTheme="minorEastAsia"/>
+              <w:noProof/>
+              <w:lang w:eastAsia="es-ES"/>
+            </w:rPr>
+          </w:pPr>
+          <w:hyperlink w:anchor="_Toc243325693" w:history="1">
+            <w:r>
+              <w:rPr>
+                <w:rStyle w:val="Hipervnculo"/>
+                <w:noProof/>
+              </w:rPr>
+              <w:t>4.1.- Propósito y Estrategia de Limpieza:</w:t>
+            </w:r>
+            <w:r>
+              <w:rPr>
+                <w:noProof/>
+                <w:webHidden/>
+              </w:rPr>
+              <w:tab/>
+            </w:r>
+            <w:r>
+              <w:rPr>
+                <w:noProof/>
+                <w:webHidden/>
+              </w:rPr>
+              <w:fldChar w:fldCharType="begin"/>
+            </w:r>
+            <w:r>
+              <w:rPr>
+                <w:noProof/>
+                <w:webHidden/>
+              </w:rPr>
+              <w:instrText xml:space="preserve"> PAGEREF _Toc243325693 \h </w:instrText>
+            </w:r>
+            <w:r>
+              <w:rPr>
+                <w:noProof/>
+                <w:webHidden/>
+              </w:rPr>
+            </w:r>
+            <w:r>
+              <w:rPr>
+                <w:noProof/>
+                <w:webHidden/>
+              </w:rPr>
+              <w:fldChar w:fldCharType="separate"/>
+            </w:r>
+            <w:r>
+              <w:rPr>
+                <w:noProof/>
+                <w:webHidden/>
+              </w:rPr>
+              <w:t>20</w:t>
+            </w:r>
+            <w:r>
+              <w:rPr>
+                <w:noProof/>
+                <w:webHidden/>
+              </w:rPr>
+              <w:fldChar w:fldCharType="end"/>
+            </w:r>
+          </w:hyperlink>
+        </w:p>
+        <w:p>
+          <w:pPr>
+            <w:pStyle w:val="TDC2"/>
+            <w:tabs>
+              <w:tab w:val="right" w:leader="dot" w:pos="8494"/>
+            </w:tabs>
+            <w:rPr>
+              <w:rFonts w:eastAsiaTheme="minorEastAsia"/>
+              <w:noProof/>
+              <w:lang w:eastAsia="es-ES"/>
+            </w:rPr>
+          </w:pPr>
+          <w:hyperlink w:anchor="_Toc243325694" w:history="1">
+            <w:r>
+              <w:rPr>
+                <w:rStyle w:val="Hipervnculo"/>
+                <w:noProof/>
+              </w:rPr>
+              <w:t>4.2.- Reglas de Transformación por Columna:</w:t>
+            </w:r>
+            <w:r>
+              <w:rPr>
+                <w:noProof/>
+                <w:webHidden/>
+              </w:rPr>
+              <w:tab/>
+            </w:r>
+            <w:r>
+              <w:rPr>
+                <w:noProof/>
+                <w:webHidden/>
+              </w:rPr>
+              <w:fldChar w:fldCharType="begin"/>
+            </w:r>
+            <w:r>
+              <w:rPr>
+                <w:noProof/>
+                <w:webHidden/>
+              </w:rPr>
+              <w:instrText xml:space="preserve"> PAGEREF _Toc243325694 \h </w:instrText>
+            </w:r>
+            <w:r>
+              <w:rPr>
+                <w:noProof/>
+                <w:webHidden/>
+              </w:rPr>
+            </w:r>
+            <w:r>
+              <w:rPr>
+                <w:noProof/>
+                <w:webHidden/>
+              </w:rPr>
+              <w:fldChar w:fldCharType="separate"/>
+            </w:r>
+            <w:r>
+              <w:rPr>
+                <w:noProof/>
+                <w:webHidden/>
+              </w:rPr>
+              <w:t>20</w:t>
+            </w:r>
+            <w:r>
+              <w:rPr>
+                <w:noProof/>
+                <w:webHidden/>
+              </w:rPr>
+              <w:fldChar w:fldCharType="end"/>
+            </w:r>
+          </w:hyperlink>
+        </w:p>
+        <w:p>
+          <w:pPr>
+            <w:pStyle w:val="TDC1"/>
+            <w:tabs>
+              <w:tab w:val="right" w:leader="dot" w:pos="8494"/>
+            </w:tabs>
+            <w:rPr>
+              <w:rFonts w:eastAsiaTheme="minorEastAsia"/>
+              <w:noProof/>
+              <w:lang w:eastAsia="es-ES"/>
+            </w:rPr>
+          </w:pPr>
+          <w:hyperlink w:anchor="_Toc243325695" w:history="1">
+            <w:r>
+              <w:rPr>
+                <w:rStyle w:val="Hipervnculo"/>
+                <w:noProof/>
+              </w:rPr>
+              <w:t>5.- Unificación e Integración del dataset Maestro</w:t>
+            </w:r>
+            <w:r>
+              <w:rPr>
+                <w:noProof/>
+                <w:webHidden/>
+              </w:rPr>
+              <w:tab/>
+            </w:r>
+            <w:r>
+              <w:rPr>
+                <w:noProof/>
+                <w:webHidden/>
+              </w:rPr>
+              <w:fldChar w:fldCharType="begin"/>
+            </w:r>
+            <w:r>
+              <w:rPr>
+                <w:noProof/>
+                <w:webHidden/>
+              </w:rPr>
+              <w:instrText xml:space="preserve"> PAGEREF _Toc243325695 \h </w:instrText>
+            </w:r>
+            <w:r>
+              <w:rPr>
+                <w:noProof/>
+                <w:webHidden/>
+              </w:rPr>
+            </w:r>
+            <w:r>
+              <w:rPr>
+                <w:noProof/>
+                <w:webHidden/>
+              </w:rPr>
+              <w:fldChar w:fldCharType="separate"/>
+            </w:r>
+            <w:r>
+              <w:rPr>
+                <w:noProof/>
+                <w:webHidden/>
+              </w:rPr>
+              <w:t>22</w:t>
+            </w:r>
+            <w:r>
+              <w:rPr>
+                <w:noProof/>
+                <w:webHidden/>
+              </w:rPr>
+              <w:fldChar w:fldCharType="end"/>
+            </w:r>
+          </w:hyperlink>
+        </w:p>
+        <w:p>
+          <w:pPr>
+            <w:pStyle w:val="TDC2"/>
+            <w:tabs>
+              <w:tab w:val="right" w:leader="dot" w:pos="8494"/>
+            </w:tabs>
+            <w:rPr>
+              <w:rFonts w:eastAsiaTheme="minorEastAsia"/>
+              <w:noProof/>
+              <w:lang w:eastAsia="es-ES"/>
+            </w:rPr>
+          </w:pPr>
+          <w:hyperlink w:anchor="_Toc243325696" w:history="1">
+            <w:r>
+              <w:rPr>
+                <w:rStyle w:val="Hipervnculo"/>
+                <w:noProof/>
+              </w:rPr>
+              <w:t>5.1.- Concatenación y Trazabilidad Multisede:</w:t>
+            </w:r>
+            <w:r>
+              <w:rPr>
+                <w:noProof/>
+                <w:webHidden/>
+              </w:rPr>
+              <w:tab/>
+            </w:r>
+            <w:r>
+              <w:rPr>
+                <w:noProof/>
+                <w:webHidden/>
+              </w:rPr>
+              <w:fldChar w:fldCharType="begin"/>
+            </w:r>
+            <w:r>
+              <w:rPr>
+                <w:noProof/>
+                <w:webHidden/>
+              </w:rPr>
+              <w:instrText xml:space="preserve"> PAGEREF _Toc243325696 \h </w:instrText>
+            </w:r>
+            <w:r>
+              <w:rPr>
+                <w:noProof/>
+                <w:webHidden/>
+              </w:rPr>
+            </w:r>
+            <w:r>
+              <w:rPr>
+                <w:noProof/>
+                <w:webHidden/>
+              </w:rPr>
+              <w:fldChar w:fldCharType="separate"/>
+            </w:r>
+            <w:r>
+              <w:rPr>
+                <w:noProof/>
+                <w:webHidden/>
+              </w:rPr>
+              <w:t>22</w:t>
+            </w:r>
+            <w:r>
+              <w:rPr>
+                <w:noProof/>
+                <w:webHidden/>
+              </w:rPr>
+              <w:fldChar w:fldCharType="end"/>
+            </w:r>
+          </w:hyperlink>
+        </w:p>
+        <w:p>
+          <w:pPr>
+            <w:pStyle w:val="TDC2"/>
+            <w:tabs>
+              <w:tab w:val="right" w:leader="dot" w:pos="8494"/>
+            </w:tabs>
+            <w:rPr>
+              <w:rFonts w:eastAsiaTheme="minorEastAsia"/>
+              <w:noProof/>
+              <w:lang w:eastAsia="es-ES"/>
+            </w:rPr>
+          </w:pPr>
+          <w:hyperlink w:anchor="_Toc243325697" w:history="1">
+            <w:r>
+              <w:rPr>
+                <w:rStyle w:val="Hipervnculo"/>
+                <w:noProof/>
+              </w:rPr>
+              <w:t>5.2.- Resultado del Dataset Consolidado:</w:t>
+            </w:r>
+            <w:r>
+              <w:rPr>
+                <w:noProof/>
+                <w:webHidden/>
+              </w:rPr>
+              <w:tab/>
+            </w:r>
+            <w:r>
+              <w:rPr>
+                <w:noProof/>
+                <w:webHidden/>
+              </w:rPr>
+              <w:fldChar w:fldCharType="begin"/>
+            </w:r>
+            <w:r>
+              <w:rPr>
+                <w:noProof/>
+                <w:webHidden/>
+              </w:rPr>
+              <w:instrText xml:space="preserve"> PAGEREF _Toc243325697 \h </w:instrText>
+            </w:r>
+            <w:r>
+              <w:rPr>
+                <w:noProof/>
+                <w:webHidden/>
+              </w:rPr>
+            </w:r>
+            <w:r>
+              <w:rPr>
+                <w:noProof/>
+                <w:webHidden/>
+              </w:rPr>
+              <w:fldChar w:fldCharType="separate"/>
+            </w:r>
+            <w:r>
+              <w:rPr>
+                <w:noProof/>
+                <w:webHidden/>
+              </w:rPr>
+              <w:t>22</w:t>
             </w:r>
             <w:r>
               <w:rPr>
@@ -1068,7 +2100,7 @@
       <w:pPr>
         <w:pStyle w:val="Ttulo1"/>
       </w:pPr>
-      <w:bookmarkStart w:id="0" w:name="_Toc243307598"/>
+      <w:bookmarkStart w:id="0" w:name="_Toc243325677"/>
       <w:r>
         <w:lastRenderedPageBreak/>
         <w:t>1.- Introducción y Objetivos</w:t>
@@ -1084,7 +2116,7 @@
       <w:pPr>
         <w:pStyle w:val="Ttulo2"/>
       </w:pPr>
-      <w:bookmarkStart w:id="1" w:name="_Toc243307599"/>
+      <w:bookmarkStart w:id="1" w:name="_Toc243325678"/>
       <w:r>
         <w:t>1.1.- Contexto del Proyecto:</w:t>
       </w:r>
@@ -1141,7 +2173,7 @@
       <w:pPr>
         <w:pStyle w:val="Ttulo2"/>
       </w:pPr>
-      <w:bookmarkStart w:id="2" w:name="_Toc243307600"/>
+      <w:bookmarkStart w:id="2" w:name="_Toc243325679"/>
       <w:r>
         <w:t>1.2.- Objetivos</w:t>
       </w:r>
@@ -1238,7 +2270,7 @@
       <w:pPr>
         <w:pStyle w:val="Ttulo1"/>
       </w:pPr>
-      <w:bookmarkStart w:id="3" w:name="_Toc243307601"/>
+      <w:bookmarkStart w:id="3" w:name="_Toc243325680"/>
       <w:r>
         <w:lastRenderedPageBreak/>
         <w:t>2.- Metodología de Auditoria y Limpieza</w:t>
@@ -1367,7 +2399,7 @@
       <w:pPr>
         <w:pStyle w:val="Ttulo1"/>
       </w:pPr>
-      <w:bookmarkStart w:id="4" w:name="_Toc243307602"/>
+      <w:bookmarkStart w:id="4" w:name="_Toc243325681"/>
       <w:r>
         <w:lastRenderedPageBreak/>
         <w:t>3.- Análisis  y Auditoria Columna por Columna (Fase de Auditoria)</w:t>
@@ -1378,7 +2410,7 @@
       <w:pPr>
         <w:pStyle w:val="Ttulo2"/>
       </w:pPr>
-      <w:bookmarkStart w:id="5" w:name="_Toc243307603"/>
+      <w:bookmarkStart w:id="5" w:name="_Toc243325682"/>
       <w:r>
         <w:t>Columna 1- Product_id:</w:t>
       </w:r>
@@ -1423,9 +2455,9 @@
     <w:p>
       <w:r>
         <w:drawing>
-          <wp:inline distT="0" distB="0" distL="0" distR="0" wp14:anchorId="137387B8" wp14:editId="2BAF8A13">
-            <wp:extent cx="2263140" cy="3061627"/>
-            <wp:effectExtent l="0" t="0" r="3810" b="5715"/>
+          <wp:inline distT="0" distB="0" distL="0" distR="0" wp14:anchorId="137387B8" wp14:editId="69896DA6">
+            <wp:extent cx="2705100" cy="3659521"/>
+            <wp:effectExtent l="0" t="0" r="0" b="0"/>
             <wp:docPr id="1653245746" name="Imagen 1"/>
             <wp:cNvGraphicFramePr>
               <a:graphicFrameLocks xmlns:a="http://schemas.openxmlformats.org/drawingml/2006/main" noChangeAspect="1"/>
@@ -1446,7 +2478,7 @@
                   <pic:spPr>
                     <a:xfrm>
                       <a:off x="0" y="0"/>
-                      <a:ext cx="2267066" cy="3066939"/>
+                      <a:ext cx="2716334" cy="3674719"/>
                     </a:xfrm>
                     <a:prstGeom prst="rect">
                       <a:avLst/>
@@ -1463,9 +2495,9 @@
       </w:r>
       <w:r>
         <w:drawing>
-          <wp:inline distT="0" distB="0" distL="0" distR="0" wp14:anchorId="0A296E96" wp14:editId="6311FEA9">
-            <wp:extent cx="2042759" cy="3048000"/>
-            <wp:effectExtent l="0" t="0" r="0" b="0"/>
+          <wp:inline distT="0" distB="0" distL="0" distR="0" wp14:anchorId="0A296E96" wp14:editId="4DCBF6F3">
+            <wp:extent cx="2461260" cy="3672445"/>
+            <wp:effectExtent l="0" t="0" r="0" b="4445"/>
             <wp:docPr id="967151505" name="Imagen 1"/>
             <wp:cNvGraphicFramePr>
               <a:graphicFrameLocks xmlns:a="http://schemas.openxmlformats.org/drawingml/2006/main" noChangeAspect="1"/>
@@ -1486,7 +2518,7 @@
                   <pic:spPr>
                     <a:xfrm>
                       <a:off x="0" y="0"/>
-                      <a:ext cx="2057008" cy="3069261"/>
+                      <a:ext cx="2483153" cy="3705111"/>
                     </a:xfrm>
                     <a:prstGeom prst="rect">
                       <a:avLst/>
@@ -1592,37 +2624,3232 @@
       <w:pPr>
         <w:pStyle w:val="Ttulo2"/>
       </w:pPr>
+      <w:bookmarkStart w:id="6" w:name="_Toc243325683"/>
       <w:r>
         <w:t>Columna 2 – Nombre:</w:t>
       </w:r>
-    </w:p>
-    <w:p>
+      <w:bookmarkEnd w:id="6"/>
+    </w:p>
+    <w:p>
+      <w:r>
+        <w:rPr>
+          <w:b/>
+          <w:bCs/>
+        </w:rPr>
+        <w:t>Propósito</w:t>
+      </w:r>
+      <w:r>
+        <w:rPr>
+          <w:b/>
+          <w:bCs/>
+        </w:rPr>
+        <w:t xml:space="preserve">: </w:t>
+      </w:r>
+      <w:r>
+        <w:t>Almacenar la denominación o descripción comercial del producto para su correcta identificación dentro del catálogo unificado.</w:t>
+      </w:r>
+    </w:p>
+    <w:p/>
+    <w:p>
+      <w:r>
+        <w:rPr>
+          <w:b/>
+          <w:bCs/>
+        </w:rPr>
+        <w:t xml:space="preserve">Problemas encontrados: </w:t>
+      </w:r>
+      <w:r>
+        <w:t xml:space="preserve">El análisis </w:t>
+      </w:r>
       <w:proofErr w:type="spellStart"/>
       <w:r>
-        <w:rPr>
-          <w:b/>
-          <w:bCs/>
-        </w:rPr>
-        <w:t>Proposito</w:t>
+        <w:t>multisede</w:t>
       </w:r>
       <w:proofErr w:type="spellEnd"/>
       <w:r>
-        <w:rPr>
-          <w:b/>
-          <w:bCs/>
-        </w:rPr>
+        <w:t xml:space="preserve"> revela diferencias significativas en la integridad de este campo. Mientras que en Barcelona, Sevilla y Valencia la columna está completa (750 registros sin nulos), en Madrid se detectan 5 valores nulos (NaN). Además, al tratarse de un campo de texto libre ingresado manualmente en diferentes almacenes, existe riesgo de espacios en blanco sobrantes (</w:t>
+      </w:r>
+      <w:proofErr w:type="spellStart"/>
+      <w:r>
+        <w:t>trim</w:t>
+      </w:r>
+      <w:proofErr w:type="spellEnd"/>
+      <w:r>
+        <w:t>/</w:t>
+      </w:r>
+      <w:proofErr w:type="spellStart"/>
+      <w:r>
+        <w:t>strip</w:t>
+      </w:r>
+      <w:proofErr w:type="spellEnd"/>
+      <w:r>
+        <w:t>) y ligeras divergencias tipográficas.</w:t>
+      </w:r>
+    </w:p>
+    <w:p/>
+    <w:p>
+      <w:r>
+        <w:rPr>
+          <w:b/>
+          <w:bCs/>
+        </w:rPr>
+        <w:t xml:space="preserve">Solución: </w:t>
+      </w:r>
+      <w:r>
+        <w:t>Se programará en la función de limpieza masiva el tratamiento automatizado para imputar o gestionar los nulos en Madrid, junto con la eliminación de espacios iniciales y finales (.</w:t>
+      </w:r>
+      <w:proofErr w:type="spellStart"/>
+      <w:proofErr w:type="gramStart"/>
+      <w:r>
+        <w:t>str.strip</w:t>
+      </w:r>
+      <w:proofErr w:type="spellEnd"/>
+      <w:proofErr w:type="gramEnd"/>
+      <w:r>
+        <w:t>()) en todas las sedes.</w:t>
+      </w:r>
+    </w:p>
+    <w:p>
+      <w:r>
+        <w:br w:type="page"/>
+      </w:r>
+    </w:p>
+    <w:p>
+      <w:pPr>
+        <w:rPr>
+          <w:b/>
+          <w:bCs/>
+        </w:rPr>
+      </w:pPr>
+      <w:r>
+        <w:rPr>
+          <w:b/>
+          <w:bCs/>
+        </w:rPr>
+        <w:lastRenderedPageBreak/>
+        <w:drawing>
+          <wp:inline distT="0" distB="0" distL="0" distR="0" wp14:anchorId="14D90F46" wp14:editId="25944AD4">
+            <wp:extent cx="2050654" cy="3474720"/>
+            <wp:effectExtent l="0" t="0" r="6985" b="0"/>
+            <wp:docPr id="1215487598" name="Imagen 1"/>
+            <wp:cNvGraphicFramePr>
+              <a:graphicFrameLocks xmlns:a="http://schemas.openxmlformats.org/drawingml/2006/main" noChangeAspect="1"/>
+            </wp:cNvGraphicFramePr>
+            <a:graphic xmlns:a="http://schemas.openxmlformats.org/drawingml/2006/main">
+              <a:graphicData uri="http://schemas.openxmlformats.org/drawingml/2006/picture">
+                <pic:pic xmlns:pic="http://schemas.openxmlformats.org/drawingml/2006/picture">
+                  <pic:nvPicPr>
+                    <pic:cNvPr id="1215487598" name=""/>
+                    <pic:cNvPicPr/>
+                  </pic:nvPicPr>
+                  <pic:blipFill>
+                    <a:blip r:embed="rId15"/>
+                    <a:stretch>
+                      <a:fillRect/>
+                    </a:stretch>
+                  </pic:blipFill>
+                  <pic:spPr>
+                    <a:xfrm>
+                      <a:off x="0" y="0"/>
+                      <a:ext cx="2054758" cy="3481675"/>
+                    </a:xfrm>
+                    <a:prstGeom prst="rect">
+                      <a:avLst/>
+                    </a:prstGeom>
+                  </pic:spPr>
+                </pic:pic>
+              </a:graphicData>
+            </a:graphic>
+          </wp:inline>
+        </w:drawing>
+      </w:r>
+      <w:r>
+        <w:rPr>
+          <w:b/>
+          <w:bCs/>
+        </w:rPr>
+        <w:t xml:space="preserve"> </w:t>
+      </w:r>
+      <w:r>
+        <w:rPr>
+          <w:b/>
+          <w:bCs/>
+        </w:rPr>
+        <w:drawing>
+          <wp:inline distT="0" distB="0" distL="0" distR="0" wp14:anchorId="79847AD2" wp14:editId="571D8345">
+            <wp:extent cx="1980928" cy="3466624"/>
+            <wp:effectExtent l="0" t="0" r="635" b="635"/>
+            <wp:docPr id="942373315" name="Imagen 1"/>
+            <wp:cNvGraphicFramePr>
+              <a:graphicFrameLocks xmlns:a="http://schemas.openxmlformats.org/drawingml/2006/main" noChangeAspect="1"/>
+            </wp:cNvGraphicFramePr>
+            <a:graphic xmlns:a="http://schemas.openxmlformats.org/drawingml/2006/main">
+              <a:graphicData uri="http://schemas.openxmlformats.org/drawingml/2006/picture">
+                <pic:pic xmlns:pic="http://schemas.openxmlformats.org/drawingml/2006/picture">
+                  <pic:nvPicPr>
+                    <pic:cNvPr id="942373315" name=""/>
+                    <pic:cNvPicPr/>
+                  </pic:nvPicPr>
+                  <pic:blipFill>
+                    <a:blip r:embed="rId16"/>
+                    <a:stretch>
+                      <a:fillRect/>
+                    </a:stretch>
+                  </pic:blipFill>
+                  <pic:spPr>
+                    <a:xfrm>
+                      <a:off x="0" y="0"/>
+                      <a:ext cx="1992040" cy="3486070"/>
+                    </a:xfrm>
+                    <a:prstGeom prst="rect">
+                      <a:avLst/>
+                    </a:prstGeom>
+                  </pic:spPr>
+                </pic:pic>
+              </a:graphicData>
+            </a:graphic>
+          </wp:inline>
+        </w:drawing>
+      </w:r>
+    </w:p>
+    <w:p>
+      <w:pPr>
+        <w:rPr>
+          <w:b/>
+          <w:bCs/>
+        </w:rPr>
+      </w:pPr>
+      <w:r>
+        <w:rPr>
+          <w:b/>
+          <w:bCs/>
+        </w:rPr>
+        <w:drawing>
+          <wp:inline distT="0" distB="0" distL="0" distR="0" wp14:anchorId="40C57125" wp14:editId="0DA0ECAE">
+            <wp:extent cx="2051458" cy="3557469"/>
+            <wp:effectExtent l="0" t="0" r="6350" b="5080"/>
+            <wp:docPr id="1739220926" name="Imagen 1"/>
+            <wp:cNvGraphicFramePr>
+              <a:graphicFrameLocks xmlns:a="http://schemas.openxmlformats.org/drawingml/2006/main" noChangeAspect="1"/>
+            </wp:cNvGraphicFramePr>
+            <a:graphic xmlns:a="http://schemas.openxmlformats.org/drawingml/2006/main">
+              <a:graphicData uri="http://schemas.openxmlformats.org/drawingml/2006/picture">
+                <pic:pic xmlns:pic="http://schemas.openxmlformats.org/drawingml/2006/picture">
+                  <pic:nvPicPr>
+                    <pic:cNvPr id="1739220926" name=""/>
+                    <pic:cNvPicPr/>
+                  </pic:nvPicPr>
+                  <pic:blipFill>
+                    <a:blip r:embed="rId17"/>
+                    <a:stretch>
+                      <a:fillRect/>
+                    </a:stretch>
+                  </pic:blipFill>
+                  <pic:spPr>
+                    <a:xfrm>
+                      <a:off x="0" y="0"/>
+                      <a:ext cx="2068710" cy="3587387"/>
+                    </a:xfrm>
+                    <a:prstGeom prst="rect">
+                      <a:avLst/>
+                    </a:prstGeom>
+                  </pic:spPr>
+                </pic:pic>
+              </a:graphicData>
+            </a:graphic>
+          </wp:inline>
+        </w:drawing>
+      </w:r>
+      <w:r>
+        <w:rPr>
+          <w:b/>
+          <w:bCs/>
+        </w:rPr>
+        <w:t xml:space="preserve"> </w:t>
+      </w:r>
+      <w:r>
+        <w:rPr>
+          <w:b/>
+          <w:bCs/>
+        </w:rPr>
+        <w:drawing>
+          <wp:inline distT="0" distB="0" distL="0" distR="0" wp14:anchorId="729437EF" wp14:editId="7AC4191B">
+            <wp:extent cx="2023963" cy="3556816"/>
+            <wp:effectExtent l="0" t="0" r="0" b="5715"/>
+            <wp:docPr id="1320990360" name="Imagen 1"/>
+            <wp:cNvGraphicFramePr>
+              <a:graphicFrameLocks xmlns:a="http://schemas.openxmlformats.org/drawingml/2006/main" noChangeAspect="1"/>
+            </wp:cNvGraphicFramePr>
+            <a:graphic xmlns:a="http://schemas.openxmlformats.org/drawingml/2006/main">
+              <a:graphicData uri="http://schemas.openxmlformats.org/drawingml/2006/picture">
+                <pic:pic xmlns:pic="http://schemas.openxmlformats.org/drawingml/2006/picture">
+                  <pic:nvPicPr>
+                    <pic:cNvPr id="1320990360" name=""/>
+                    <pic:cNvPicPr/>
+                  </pic:nvPicPr>
+                  <pic:blipFill>
+                    <a:blip r:embed="rId18"/>
+                    <a:stretch>
+                      <a:fillRect/>
+                    </a:stretch>
+                  </pic:blipFill>
+                  <pic:spPr>
+                    <a:xfrm>
+                      <a:off x="0" y="0"/>
+                      <a:ext cx="2040594" cy="3586042"/>
+                    </a:xfrm>
+                    <a:prstGeom prst="rect">
+                      <a:avLst/>
+                    </a:prstGeom>
+                  </pic:spPr>
+                </pic:pic>
+              </a:graphicData>
+            </a:graphic>
+          </wp:inline>
+        </w:drawing>
+      </w:r>
+    </w:p>
+    <w:p>
+      <w:pPr>
+        <w:jc w:val="center"/>
+      </w:pPr>
+      <w:r>
+        <w:t xml:space="preserve">Figura 2: Muestra del análisis de los 4 </w:t>
+      </w:r>
+      <w:proofErr w:type="spellStart"/>
+      <w:r>
+        <w:t>datasets</w:t>
+      </w:r>
+      <w:proofErr w:type="spellEnd"/>
+      <w:r>
+        <w:t xml:space="preserve"> (BCN-MAD-SEV-VAL)</w:t>
+      </w:r>
+    </w:p>
+    <w:p>
+      <w:pPr>
+        <w:pStyle w:val="Ttulo2"/>
+        <w:rPr>
+          <w:b/>
+          <w:bCs/>
+        </w:rPr>
+      </w:pPr>
+      <w:r>
+        <w:rPr>
+          <w:b/>
+          <w:bCs/>
+        </w:rPr>
+        <w:br w:type="page"/>
+      </w:r>
+      <w:bookmarkStart w:id="7" w:name="_Toc243325684"/>
+      <w:r>
+        <w:lastRenderedPageBreak/>
+        <w:t xml:space="preserve">Columna 3 – </w:t>
+      </w:r>
+      <w:r>
+        <w:t>Categoría:</w:t>
+      </w:r>
+      <w:bookmarkEnd w:id="7"/>
+    </w:p>
+    <w:p>
+      <w:r>
+        <w:rPr>
+          <w:b/>
+          <w:bCs/>
+        </w:rPr>
+        <w:t xml:space="preserve">Propósito: </w:t>
+      </w:r>
+      <w:r>
+        <w:t xml:space="preserve">Clasificar los productos en agrupaciones comerciales estandarizadas (Hogar inteligente, Informática, </w:t>
+      </w:r>
+      <w:proofErr w:type="spellStart"/>
+      <w:r>
+        <w:t>Gaming</w:t>
+      </w:r>
+      <w:proofErr w:type="spellEnd"/>
+      <w:r>
+        <w:t>, Telefonía, Accesorios, Audio) para análisis sectoriales y filtrado de inventario.</w:t>
+      </w:r>
+    </w:p>
+    <w:p/>
+    <w:p>
+      <w:r>
+        <w:rPr>
+          <w:b/>
+          <w:bCs/>
+        </w:rPr>
+        <w:t>Problemas detectados:</w:t>
+      </w:r>
+      <w:r>
+        <w:rPr>
+          <w:b/>
+          <w:bCs/>
+        </w:rPr>
+        <w:t xml:space="preserve"> </w:t>
+      </w:r>
+      <w:r>
+        <w:t>Se observan problemas tanto de integridad como de formato. En Sevilla se identifica 1 valor nulo (NaN) e inconsistencias de capitalización como INFORMÁTICA en mayúsculas. Por su parte, Madrid, Barcelona y Valencia presentan los 750 registros completos, pero requieren asegurar la homogeneidad categórica.</w:t>
+      </w:r>
+    </w:p>
+    <w:p/>
+    <w:p>
+      <w:r>
+        <w:rPr>
+          <w:b/>
+          <w:bCs/>
+        </w:rPr>
+        <w:t>Solución:</w:t>
+      </w:r>
+      <w:r>
+        <w:t xml:space="preserve"> </w:t>
+      </w:r>
+      <w:r>
+        <w:t>La función de limpieza convertirá el campo a formato título/minúsculas normalizado, eliminará espacios redundantes e imputará el valor faltante en la sede de Sevilla de forma transparente.</w:t>
+      </w:r>
+    </w:p>
+    <w:p/>
+    <w:p>
+      <w:r>
+        <w:drawing>
+          <wp:inline distT="0" distB="0" distL="0" distR="0" wp14:anchorId="6F279EA1" wp14:editId="7962242E">
+            <wp:extent cx="2087880" cy="3318485"/>
+            <wp:effectExtent l="0" t="0" r="7620" b="0"/>
+            <wp:docPr id="320456392" name="Imagen 1"/>
+            <wp:cNvGraphicFramePr>
+              <a:graphicFrameLocks xmlns:a="http://schemas.openxmlformats.org/drawingml/2006/main" noChangeAspect="1"/>
+            </wp:cNvGraphicFramePr>
+            <a:graphic xmlns:a="http://schemas.openxmlformats.org/drawingml/2006/main">
+              <a:graphicData uri="http://schemas.openxmlformats.org/drawingml/2006/picture">
+                <pic:pic xmlns:pic="http://schemas.openxmlformats.org/drawingml/2006/picture">
+                  <pic:nvPicPr>
+                    <pic:cNvPr id="320456392" name=""/>
+                    <pic:cNvPicPr/>
+                  </pic:nvPicPr>
+                  <pic:blipFill>
+                    <a:blip r:embed="rId19"/>
+                    <a:stretch>
+                      <a:fillRect/>
+                    </a:stretch>
+                  </pic:blipFill>
+                  <pic:spPr>
+                    <a:xfrm>
+                      <a:off x="0" y="0"/>
+                      <a:ext cx="2094219" cy="3328560"/>
+                    </a:xfrm>
+                    <a:prstGeom prst="rect">
+                      <a:avLst/>
+                    </a:prstGeom>
+                  </pic:spPr>
+                </pic:pic>
+              </a:graphicData>
+            </a:graphic>
+          </wp:inline>
+        </w:drawing>
+      </w:r>
+      <w:r>
+        <w:t xml:space="preserve"> </w:t>
+      </w:r>
+      <w:r>
+        <w:drawing>
+          <wp:inline distT="0" distB="0" distL="0" distR="0" wp14:anchorId="57C7E549" wp14:editId="4858CAC0">
+            <wp:extent cx="1984163" cy="3322320"/>
+            <wp:effectExtent l="0" t="0" r="0" b="0"/>
+            <wp:docPr id="705453344" name="Imagen 1"/>
+            <wp:cNvGraphicFramePr>
+              <a:graphicFrameLocks xmlns:a="http://schemas.openxmlformats.org/drawingml/2006/main" noChangeAspect="1"/>
+            </wp:cNvGraphicFramePr>
+            <a:graphic xmlns:a="http://schemas.openxmlformats.org/drawingml/2006/main">
+              <a:graphicData uri="http://schemas.openxmlformats.org/drawingml/2006/picture">
+                <pic:pic xmlns:pic="http://schemas.openxmlformats.org/drawingml/2006/picture">
+                  <pic:nvPicPr>
+                    <pic:cNvPr id="705453344" name=""/>
+                    <pic:cNvPicPr/>
+                  </pic:nvPicPr>
+                  <pic:blipFill>
+                    <a:blip r:embed="rId20"/>
+                    <a:stretch>
+                      <a:fillRect/>
+                    </a:stretch>
+                  </pic:blipFill>
+                  <pic:spPr>
+                    <a:xfrm>
+                      <a:off x="0" y="0"/>
+                      <a:ext cx="1993328" cy="3337666"/>
+                    </a:xfrm>
+                    <a:prstGeom prst="rect">
+                      <a:avLst/>
+                    </a:prstGeom>
+                  </pic:spPr>
+                </pic:pic>
+              </a:graphicData>
+            </a:graphic>
+          </wp:inline>
+        </w:drawing>
+      </w:r>
+    </w:p>
+    <w:p>
+      <w:r>
+        <w:lastRenderedPageBreak/>
+        <w:drawing>
+          <wp:inline distT="0" distB="0" distL="0" distR="0" wp14:anchorId="7BA5264F" wp14:editId="6A8D3B1D">
+            <wp:extent cx="2397418" cy="3916680"/>
+            <wp:effectExtent l="0" t="0" r="3175" b="7620"/>
+            <wp:docPr id="2136600476" name="Imagen 1"/>
+            <wp:cNvGraphicFramePr>
+              <a:graphicFrameLocks xmlns:a="http://schemas.openxmlformats.org/drawingml/2006/main" noChangeAspect="1"/>
+            </wp:cNvGraphicFramePr>
+            <a:graphic xmlns:a="http://schemas.openxmlformats.org/drawingml/2006/main">
+              <a:graphicData uri="http://schemas.openxmlformats.org/drawingml/2006/picture">
+                <pic:pic xmlns:pic="http://schemas.openxmlformats.org/drawingml/2006/picture">
+                  <pic:nvPicPr>
+                    <pic:cNvPr id="2136600476" name=""/>
+                    <pic:cNvPicPr/>
+                  </pic:nvPicPr>
+                  <pic:blipFill>
+                    <a:blip r:embed="rId21"/>
+                    <a:stretch>
+                      <a:fillRect/>
+                    </a:stretch>
+                  </pic:blipFill>
+                  <pic:spPr>
+                    <a:xfrm>
+                      <a:off x="0" y="0"/>
+                      <a:ext cx="2407901" cy="3933807"/>
+                    </a:xfrm>
+                    <a:prstGeom prst="rect">
+                      <a:avLst/>
+                    </a:prstGeom>
+                  </pic:spPr>
+                </pic:pic>
+              </a:graphicData>
+            </a:graphic>
+          </wp:inline>
+        </w:drawing>
+      </w:r>
+      <w:r>
+        <w:t xml:space="preserve"> </w:t>
+      </w:r>
+      <w:r>
+        <w:drawing>
+          <wp:inline distT="0" distB="0" distL="0" distR="0" wp14:anchorId="5CC86C17" wp14:editId="6493A899">
+            <wp:extent cx="2379618" cy="3916455"/>
+            <wp:effectExtent l="0" t="0" r="1905" b="8255"/>
+            <wp:docPr id="403879587" name="Imagen 1"/>
+            <wp:cNvGraphicFramePr>
+              <a:graphicFrameLocks xmlns:a="http://schemas.openxmlformats.org/drawingml/2006/main" noChangeAspect="1"/>
+            </wp:cNvGraphicFramePr>
+            <a:graphic xmlns:a="http://schemas.openxmlformats.org/drawingml/2006/main">
+              <a:graphicData uri="http://schemas.openxmlformats.org/drawingml/2006/picture">
+                <pic:pic xmlns:pic="http://schemas.openxmlformats.org/drawingml/2006/picture">
+                  <pic:nvPicPr>
+                    <pic:cNvPr id="403879587" name=""/>
+                    <pic:cNvPicPr/>
+                  </pic:nvPicPr>
+                  <pic:blipFill>
+                    <a:blip r:embed="rId22"/>
+                    <a:stretch>
+                      <a:fillRect/>
+                    </a:stretch>
+                  </pic:blipFill>
+                  <pic:spPr>
+                    <a:xfrm>
+                      <a:off x="0" y="0"/>
+                      <a:ext cx="2387303" cy="3929103"/>
+                    </a:xfrm>
+                    <a:prstGeom prst="rect">
+                      <a:avLst/>
+                    </a:prstGeom>
+                  </pic:spPr>
+                </pic:pic>
+              </a:graphicData>
+            </a:graphic>
+          </wp:inline>
+        </w:drawing>
+      </w:r>
+    </w:p>
+    <w:p>
+      <w:pPr>
+        <w:jc w:val="center"/>
+      </w:pPr>
+      <w:r>
+        <w:t xml:space="preserve">Figura 3: Muestra del análisis de los 4 </w:t>
+      </w:r>
+      <w:proofErr w:type="spellStart"/>
+      <w:r>
+        <w:t>datasets</w:t>
+      </w:r>
+      <w:proofErr w:type="spellEnd"/>
+      <w:r>
+        <w:t xml:space="preserve"> (BCN-MAD-SEV-VAL)</w:t>
+      </w:r>
+    </w:p>
+    <w:p>
+      <w:pPr>
+        <w:pStyle w:val="Ttulo2"/>
+      </w:pPr>
+      <w:bookmarkStart w:id="8" w:name="_Toc243325685"/>
+      <w:r>
+        <w:t>Columna 4 – Proveedor:</w:t>
+      </w:r>
+      <w:bookmarkEnd w:id="8"/>
+    </w:p>
+    <w:p/>
+    <w:p>
+      <w:pPr>
+        <w:rPr>
+          <w:b/>
+          <w:bCs/>
+        </w:rPr>
+      </w:pPr>
+      <w:r>
+        <w:rPr>
+          <w:b/>
+          <w:bCs/>
+        </w:rPr>
+        <w:t>Propósit</w:t>
+      </w:r>
+      <w:r>
+        <w:rPr>
+          <w:b/>
+          <w:bCs/>
+        </w:rPr>
+        <w:t>o:</w:t>
+      </w:r>
+      <w:r>
+        <w:t xml:space="preserve"> </w:t>
+      </w:r>
+      <w:r>
+        <w:t>Registrar el fabricante o distribuidor oficial asociado a cada producto para la gestión logística de compras, pedidos de reposición y garantías.</w:t>
+      </w:r>
+    </w:p>
+    <w:p>
+      <w:pPr>
+        <w:rPr>
+          <w:b/>
+          <w:bCs/>
+        </w:rPr>
+      </w:pPr>
+    </w:p>
+    <w:p>
+      <w:r>
+        <w:rPr>
+          <w:b/>
+          <w:bCs/>
+        </w:rPr>
+        <w:t xml:space="preserve">Problemas detectados: </w:t>
+      </w:r>
+      <w:r>
+        <w:t>Se detectan fallos de integridad por valores faltantes en múltiples sedes: Madrid registra 4 valores nulos (NaN) y Sevilla registra 1 valor nulo (NaN). Las sedes de Barcelona y Valencia se encuentran al 100% de su capacidad (750 registros). Adicionalmente, se requiere limpiar posibles espacios en blanco en los nombres comerciales de los proveedores.</w:t>
+      </w:r>
+    </w:p>
+    <w:p/>
+    <w:p>
+      <w:r>
+        <w:rPr>
+          <w:b/>
+          <w:bCs/>
+        </w:rPr>
+        <w:t xml:space="preserve">Solución: </w:t>
+      </w:r>
+      <w:r>
+        <w:t>Se aplicará la eliminación de espacios en blanco (.</w:t>
+      </w:r>
+      <w:proofErr w:type="spellStart"/>
+      <w:proofErr w:type="gramStart"/>
+      <w:r>
+        <w:t>str.strip</w:t>
+      </w:r>
+      <w:proofErr w:type="spellEnd"/>
+      <w:proofErr w:type="gramEnd"/>
+      <w:r>
+        <w:t>()) en la totalidad de los archivos y se imputará un valor por defecto (ej. "No especificado") o se gestionará la pérdida del dato en Madrid y Sevilla.</w:t>
+      </w:r>
+    </w:p>
+    <w:p/>
+    <w:p>
+      <w:pPr>
+        <w:rPr>
+          <w:b/>
+          <w:bCs/>
+        </w:rPr>
+      </w:pPr>
+      <w:r>
+        <w:rPr>
+          <w:b/>
+          <w:bCs/>
+        </w:rPr>
+        <w:lastRenderedPageBreak/>
+        <w:drawing>
+          <wp:inline distT="0" distB="0" distL="0" distR="0" wp14:anchorId="01D646A8" wp14:editId="5B7E5A6E">
+            <wp:extent cx="2328356" cy="3840480"/>
+            <wp:effectExtent l="0" t="0" r="0" b="7620"/>
+            <wp:docPr id="292493023" name="Imagen 1"/>
+            <wp:cNvGraphicFramePr>
+              <a:graphicFrameLocks xmlns:a="http://schemas.openxmlformats.org/drawingml/2006/main" noChangeAspect="1"/>
+            </wp:cNvGraphicFramePr>
+            <a:graphic xmlns:a="http://schemas.openxmlformats.org/drawingml/2006/main">
+              <a:graphicData uri="http://schemas.openxmlformats.org/drawingml/2006/picture">
+                <pic:pic xmlns:pic="http://schemas.openxmlformats.org/drawingml/2006/picture">
+                  <pic:nvPicPr>
+                    <pic:cNvPr id="292493023" name=""/>
+                    <pic:cNvPicPr/>
+                  </pic:nvPicPr>
+                  <pic:blipFill>
+                    <a:blip r:embed="rId23"/>
+                    <a:stretch>
+                      <a:fillRect/>
+                    </a:stretch>
+                  </pic:blipFill>
+                  <pic:spPr>
+                    <a:xfrm>
+                      <a:off x="0" y="0"/>
+                      <a:ext cx="2331719" cy="3846026"/>
+                    </a:xfrm>
+                    <a:prstGeom prst="rect">
+                      <a:avLst/>
+                    </a:prstGeom>
+                  </pic:spPr>
+                </pic:pic>
+              </a:graphicData>
+            </a:graphic>
+          </wp:inline>
+        </w:drawing>
+      </w:r>
+      <w:r>
+        <w:rPr>
+          <w:b/>
+          <w:bCs/>
+        </w:rPr>
+        <w:t xml:space="preserve"> </w:t>
+      </w:r>
+      <w:r>
+        <w:rPr>
+          <w:b/>
+          <w:bCs/>
+        </w:rPr>
+        <w:drawing>
+          <wp:inline distT="0" distB="0" distL="0" distR="0" wp14:anchorId="6083247F" wp14:editId="132A37E7">
+            <wp:extent cx="2386693" cy="3855426"/>
+            <wp:effectExtent l="0" t="0" r="0" b="0"/>
+            <wp:docPr id="1533017540" name="Imagen 1"/>
+            <wp:cNvGraphicFramePr>
+              <a:graphicFrameLocks xmlns:a="http://schemas.openxmlformats.org/drawingml/2006/main" noChangeAspect="1"/>
+            </wp:cNvGraphicFramePr>
+            <a:graphic xmlns:a="http://schemas.openxmlformats.org/drawingml/2006/main">
+              <a:graphicData uri="http://schemas.openxmlformats.org/drawingml/2006/picture">
+                <pic:pic xmlns:pic="http://schemas.openxmlformats.org/drawingml/2006/picture">
+                  <pic:nvPicPr>
+                    <pic:cNvPr id="1533017540" name=""/>
+                    <pic:cNvPicPr/>
+                  </pic:nvPicPr>
+                  <pic:blipFill>
+                    <a:blip r:embed="rId24"/>
+                    <a:stretch>
+                      <a:fillRect/>
+                    </a:stretch>
+                  </pic:blipFill>
+                  <pic:spPr>
+                    <a:xfrm>
+                      <a:off x="0" y="0"/>
+                      <a:ext cx="2402411" cy="3880817"/>
+                    </a:xfrm>
+                    <a:prstGeom prst="rect">
+                      <a:avLst/>
+                    </a:prstGeom>
+                  </pic:spPr>
+                </pic:pic>
+              </a:graphicData>
+            </a:graphic>
+          </wp:inline>
+        </w:drawing>
+      </w:r>
+    </w:p>
+    <w:p>
+      <w:pPr>
+        <w:rPr>
+          <w:b/>
+          <w:bCs/>
+        </w:rPr>
+      </w:pPr>
+      <w:r>
+        <w:rPr>
+          <w:b/>
+          <w:bCs/>
+        </w:rPr>
+        <w:drawing>
+          <wp:inline distT="0" distB="0" distL="0" distR="0" wp14:anchorId="1D320E09" wp14:editId="4C316BC3">
+            <wp:extent cx="2309773" cy="3813810"/>
+            <wp:effectExtent l="0" t="0" r="0" b="0"/>
+            <wp:docPr id="1623119081" name="Imagen 1"/>
+            <wp:cNvGraphicFramePr>
+              <a:graphicFrameLocks xmlns:a="http://schemas.openxmlformats.org/drawingml/2006/main" noChangeAspect="1"/>
+            </wp:cNvGraphicFramePr>
+            <a:graphic xmlns:a="http://schemas.openxmlformats.org/drawingml/2006/main">
+              <a:graphicData uri="http://schemas.openxmlformats.org/drawingml/2006/picture">
+                <pic:pic xmlns:pic="http://schemas.openxmlformats.org/drawingml/2006/picture">
+                  <pic:nvPicPr>
+                    <pic:cNvPr id="1623119081" name=""/>
+                    <pic:cNvPicPr/>
+                  </pic:nvPicPr>
+                  <pic:blipFill>
+                    <a:blip r:embed="rId25"/>
+                    <a:stretch>
+                      <a:fillRect/>
+                    </a:stretch>
+                  </pic:blipFill>
+                  <pic:spPr>
+                    <a:xfrm>
+                      <a:off x="0" y="0"/>
+                      <a:ext cx="2320342" cy="3831262"/>
+                    </a:xfrm>
+                    <a:prstGeom prst="rect">
+                      <a:avLst/>
+                    </a:prstGeom>
+                  </pic:spPr>
+                </pic:pic>
+              </a:graphicData>
+            </a:graphic>
+          </wp:inline>
+        </w:drawing>
+      </w:r>
+      <w:r>
+        <w:rPr>
+          <w:b/>
+          <w:bCs/>
+        </w:rPr>
+        <w:t xml:space="preserve"> </w:t>
+      </w:r>
+      <w:r>
+        <w:rPr>
+          <w:b/>
+          <w:bCs/>
+        </w:rPr>
+        <w:drawing>
+          <wp:inline distT="0" distB="0" distL="0" distR="0" wp14:anchorId="7ED1F051" wp14:editId="392CC339">
+            <wp:extent cx="2345160" cy="3839995"/>
+            <wp:effectExtent l="0" t="0" r="0" b="8255"/>
+            <wp:docPr id="1552512860" name="Imagen 1"/>
+            <wp:cNvGraphicFramePr>
+              <a:graphicFrameLocks xmlns:a="http://schemas.openxmlformats.org/drawingml/2006/main" noChangeAspect="1"/>
+            </wp:cNvGraphicFramePr>
+            <a:graphic xmlns:a="http://schemas.openxmlformats.org/drawingml/2006/main">
+              <a:graphicData uri="http://schemas.openxmlformats.org/drawingml/2006/picture">
+                <pic:pic xmlns:pic="http://schemas.openxmlformats.org/drawingml/2006/picture">
+                  <pic:nvPicPr>
+                    <pic:cNvPr id="1552512860" name=""/>
+                    <pic:cNvPicPr/>
+                  </pic:nvPicPr>
+                  <pic:blipFill>
+                    <a:blip r:embed="rId26"/>
+                    <a:stretch>
+                      <a:fillRect/>
+                    </a:stretch>
+                  </pic:blipFill>
+                  <pic:spPr>
+                    <a:xfrm>
+                      <a:off x="0" y="0"/>
+                      <a:ext cx="2360872" cy="3865722"/>
+                    </a:xfrm>
+                    <a:prstGeom prst="rect">
+                      <a:avLst/>
+                    </a:prstGeom>
+                  </pic:spPr>
+                </pic:pic>
+              </a:graphicData>
+            </a:graphic>
+          </wp:inline>
+        </w:drawing>
+      </w:r>
+    </w:p>
+    <w:p>
+      <w:pPr>
+        <w:jc w:val="center"/>
+      </w:pPr>
+      <w:r>
+        <w:t xml:space="preserve">Figura 4: Muestra del análisis de los 4 </w:t>
+      </w:r>
+      <w:proofErr w:type="spellStart"/>
+      <w:r>
+        <w:t>datasets</w:t>
+      </w:r>
+      <w:proofErr w:type="spellEnd"/>
+      <w:r>
+        <w:t xml:space="preserve"> (BCN-MAD-SEV-VAL)</w:t>
+      </w:r>
+    </w:p>
+    <w:p>
+      <w:pPr>
+        <w:rPr>
+          <w:b/>
+          <w:bCs/>
+        </w:rPr>
+      </w:pPr>
+    </w:p>
+    <w:p>
+      <w:pPr>
+        <w:rPr>
+          <w:b/>
+          <w:bCs/>
+        </w:rPr>
+      </w:pPr>
+    </w:p>
+    <w:p>
+      <w:pPr>
+        <w:pStyle w:val="Ttulo2"/>
+      </w:pPr>
+      <w:bookmarkStart w:id="9" w:name="_Toc243325686"/>
+      <w:r>
+        <w:lastRenderedPageBreak/>
+        <w:t>Columna 5 – Precio Unitario:</w:t>
+      </w:r>
+      <w:bookmarkEnd w:id="9"/>
+    </w:p>
+    <w:p/>
+    <w:p>
+      <w:r>
+        <w:rPr>
+          <w:b/>
+          <w:bCs/>
+        </w:rPr>
+        <w:t xml:space="preserve">Propósito: </w:t>
+      </w:r>
+      <w:r>
+        <w:t xml:space="preserve">Representar el valor monetario unitario de cada producto en formato numérico decimal (float64) para la valoración contable y financiera del inventario. </w:t>
+      </w:r>
+      <w:r>
+        <w:t xml:space="preserve"> </w:t>
+      </w:r>
+    </w:p>
+    <w:p/>
+    <w:p>
+      <w:r>
+        <w:rPr>
+          <w:b/>
+          <w:bCs/>
+        </w:rPr>
+        <w:t xml:space="preserve">Problemas detectados: </w:t>
+      </w:r>
+    </w:p>
+    <w:p>
+      <w:r>
+        <w:t xml:space="preserve">Es una de las columnas con incidencias más críticas del </w:t>
+      </w:r>
+      <w:proofErr w:type="spellStart"/>
+      <w:r>
+        <w:t>dataset</w:t>
+      </w:r>
+      <w:proofErr w:type="spellEnd"/>
+      <w:r>
         <w:t xml:space="preserve">: </w:t>
       </w:r>
-      <w:r>
-        <w:rPr>
-          <w:b/>
-          <w:bCs/>
-        </w:rPr>
-        <w:t>Almacenar la denominación o descripción comercial del producto para su correcta identificación dentro del catálogo unificado.</w:t>
-      </w:r>
-    </w:p>
+    </w:p>
+    <w:p>
+      <w:pPr>
+        <w:pStyle w:val="Prrafodelista"/>
+        <w:numPr>
+          <w:ilvl w:val="0"/>
+          <w:numId w:val="5"/>
+        </w:numPr>
+      </w:pPr>
+      <w:r>
+        <w:t xml:space="preserve">Madrid: Registra 5 valores nulos (NaN) y una anomalía grave de negocio: un precio negativo (-230.55). </w:t>
+      </w:r>
+    </w:p>
+    <w:p>
+      <w:pPr>
+        <w:pStyle w:val="Prrafodelista"/>
+        <w:numPr>
+          <w:ilvl w:val="0"/>
+          <w:numId w:val="5"/>
+        </w:numPr>
+      </w:pPr>
+      <w:r>
+        <w:t xml:space="preserve">Sevilla: El tipo de dato se ha corrompido a </w:t>
+      </w:r>
+      <w:proofErr w:type="spellStart"/>
+      <w:r>
+        <w:t>object</w:t>
+      </w:r>
+      <w:proofErr w:type="spellEnd"/>
+      <w:r>
+        <w:t xml:space="preserve"> (cadena de texto) debido a que contiene 1 valor nulo (NaN) y 5 cadenas vacías/espacios en blanco mezcladas con los números. </w:t>
+      </w:r>
+    </w:p>
+    <w:p>
+      <w:pPr>
+        <w:pStyle w:val="Prrafodelista"/>
+        <w:numPr>
+          <w:ilvl w:val="0"/>
+          <w:numId w:val="5"/>
+        </w:numPr>
+      </w:pPr>
+      <w:r>
+        <w:t xml:space="preserve">Barcelona y Valencia: Presentan valores numéricos válidos (float64) y 0 nulos. </w:t>
+      </w:r>
+    </w:p>
+    <w:p/>
+    <w:p>
+      <w:pPr>
+        <w:rPr>
+          <w:b/>
+          <w:bCs/>
+        </w:rPr>
+      </w:pPr>
+      <w:r>
+        <w:rPr>
+          <w:b/>
+          <w:bCs/>
+        </w:rPr>
+        <w:t>Solución:</w:t>
+      </w:r>
+    </w:p>
+    <w:p>
+      <w:r>
+        <w:t>Se diseñará una conversión forzada a tipo numérico (</w:t>
+      </w:r>
+      <w:proofErr w:type="spellStart"/>
+      <w:r>
+        <w:t>pd.to_numeric</w:t>
+      </w:r>
+      <w:proofErr w:type="spellEnd"/>
+      <w:r>
+        <w:t>(</w:t>
+      </w:r>
+      <w:proofErr w:type="spellStart"/>
+      <w:r>
+        <w:t>errors</w:t>
+      </w:r>
+      <w:proofErr w:type="spellEnd"/>
+      <w:r>
+        <w:t>='coerce')), corrección o conversión a positivo/módulo para valores negativos, e imputación (mediante la media o mediana de la categoría) para los registros nulos y vacíos.</w:t>
+      </w:r>
+    </w:p>
+    <w:p>
+      <w:r>
+        <w:lastRenderedPageBreak/>
+        <w:drawing>
+          <wp:inline distT="0" distB="0" distL="0" distR="0" wp14:anchorId="5649E628" wp14:editId="3E07719D">
+            <wp:extent cx="2489414" cy="3657600"/>
+            <wp:effectExtent l="0" t="0" r="6350" b="0"/>
+            <wp:docPr id="2079874798" name="Imagen 1"/>
+            <wp:cNvGraphicFramePr>
+              <a:graphicFrameLocks xmlns:a="http://schemas.openxmlformats.org/drawingml/2006/main" noChangeAspect="1"/>
+            </wp:cNvGraphicFramePr>
+            <a:graphic xmlns:a="http://schemas.openxmlformats.org/drawingml/2006/main">
+              <a:graphicData uri="http://schemas.openxmlformats.org/drawingml/2006/picture">
+                <pic:pic xmlns:pic="http://schemas.openxmlformats.org/drawingml/2006/picture">
+                  <pic:nvPicPr>
+                    <pic:cNvPr id="2079874798" name=""/>
+                    <pic:cNvPicPr/>
+                  </pic:nvPicPr>
+                  <pic:blipFill>
+                    <a:blip r:embed="rId27"/>
+                    <a:stretch>
+                      <a:fillRect/>
+                    </a:stretch>
+                  </pic:blipFill>
+                  <pic:spPr>
+                    <a:xfrm>
+                      <a:off x="0" y="0"/>
+                      <a:ext cx="2499184" cy="3671954"/>
+                    </a:xfrm>
+                    <a:prstGeom prst="rect">
+                      <a:avLst/>
+                    </a:prstGeom>
+                  </pic:spPr>
+                </pic:pic>
+              </a:graphicData>
+            </a:graphic>
+          </wp:inline>
+        </w:drawing>
+      </w:r>
+      <w:r>
+        <w:t xml:space="preserve"> </w:t>
+      </w:r>
+      <w:r>
+        <w:drawing>
+          <wp:inline distT="0" distB="0" distL="0" distR="0" wp14:anchorId="0DA88319" wp14:editId="7BC96256">
+            <wp:extent cx="2460426" cy="3660140"/>
+            <wp:effectExtent l="0" t="0" r="0" b="0"/>
+            <wp:docPr id="914613707" name="Imagen 1"/>
+            <wp:cNvGraphicFramePr>
+              <a:graphicFrameLocks xmlns:a="http://schemas.openxmlformats.org/drawingml/2006/main" noChangeAspect="1"/>
+            </wp:cNvGraphicFramePr>
+            <a:graphic xmlns:a="http://schemas.openxmlformats.org/drawingml/2006/main">
+              <a:graphicData uri="http://schemas.openxmlformats.org/drawingml/2006/picture">
+                <pic:pic xmlns:pic="http://schemas.openxmlformats.org/drawingml/2006/picture">
+                  <pic:nvPicPr>
+                    <pic:cNvPr id="914613707" name=""/>
+                    <pic:cNvPicPr/>
+                  </pic:nvPicPr>
+                  <pic:blipFill>
+                    <a:blip r:embed="rId28"/>
+                    <a:stretch>
+                      <a:fillRect/>
+                    </a:stretch>
+                  </pic:blipFill>
+                  <pic:spPr>
+                    <a:xfrm>
+                      <a:off x="0" y="0"/>
+                      <a:ext cx="2479929" cy="3689153"/>
+                    </a:xfrm>
+                    <a:prstGeom prst="rect">
+                      <a:avLst/>
+                    </a:prstGeom>
+                  </pic:spPr>
+                </pic:pic>
+              </a:graphicData>
+            </a:graphic>
+          </wp:inline>
+        </w:drawing>
+      </w:r>
+    </w:p>
+    <w:p>
+      <w:r>
+        <w:drawing>
+          <wp:inline distT="0" distB="0" distL="0" distR="0" wp14:anchorId="025B13D4" wp14:editId="64C6CB64">
+            <wp:extent cx="2502673" cy="3599180"/>
+            <wp:effectExtent l="0" t="0" r="0" b="1270"/>
+            <wp:docPr id="1502659358" name="Imagen 1"/>
+            <wp:cNvGraphicFramePr>
+              <a:graphicFrameLocks xmlns:a="http://schemas.openxmlformats.org/drawingml/2006/main" noChangeAspect="1"/>
+            </wp:cNvGraphicFramePr>
+            <a:graphic xmlns:a="http://schemas.openxmlformats.org/drawingml/2006/main">
+              <a:graphicData uri="http://schemas.openxmlformats.org/drawingml/2006/picture">
+                <pic:pic xmlns:pic="http://schemas.openxmlformats.org/drawingml/2006/picture">
+                  <pic:nvPicPr>
+                    <pic:cNvPr id="1502659358" name=""/>
+                    <pic:cNvPicPr/>
+                  </pic:nvPicPr>
+                  <pic:blipFill>
+                    <a:blip r:embed="rId29"/>
+                    <a:stretch>
+                      <a:fillRect/>
+                    </a:stretch>
+                  </pic:blipFill>
+                  <pic:spPr>
+                    <a:xfrm>
+                      <a:off x="0" y="0"/>
+                      <a:ext cx="2517078" cy="3619896"/>
+                    </a:xfrm>
+                    <a:prstGeom prst="rect">
+                      <a:avLst/>
+                    </a:prstGeom>
+                  </pic:spPr>
+                </pic:pic>
+              </a:graphicData>
+            </a:graphic>
+          </wp:inline>
+        </w:drawing>
+      </w:r>
+      <w:r>
+        <w:t xml:space="preserve"> </w:t>
+      </w:r>
+      <w:r>
+        <w:drawing>
+          <wp:inline distT="0" distB="0" distL="0" distR="0" wp14:anchorId="3572DCDB" wp14:editId="69D46B3C">
+            <wp:extent cx="2476500" cy="3595737"/>
+            <wp:effectExtent l="0" t="0" r="0" b="5080"/>
+            <wp:docPr id="804781642" name="Imagen 1"/>
+            <wp:cNvGraphicFramePr>
+              <a:graphicFrameLocks xmlns:a="http://schemas.openxmlformats.org/drawingml/2006/main" noChangeAspect="1"/>
+            </wp:cNvGraphicFramePr>
+            <a:graphic xmlns:a="http://schemas.openxmlformats.org/drawingml/2006/main">
+              <a:graphicData uri="http://schemas.openxmlformats.org/drawingml/2006/picture">
+                <pic:pic xmlns:pic="http://schemas.openxmlformats.org/drawingml/2006/picture">
+                  <pic:nvPicPr>
+                    <pic:cNvPr id="804781642" name=""/>
+                    <pic:cNvPicPr/>
+                  </pic:nvPicPr>
+                  <pic:blipFill>
+                    <a:blip r:embed="rId30"/>
+                    <a:stretch>
+                      <a:fillRect/>
+                    </a:stretch>
+                  </pic:blipFill>
+                  <pic:spPr>
+                    <a:xfrm>
+                      <a:off x="0" y="0"/>
+                      <a:ext cx="2499973" cy="3629818"/>
+                    </a:xfrm>
+                    <a:prstGeom prst="rect">
+                      <a:avLst/>
+                    </a:prstGeom>
+                  </pic:spPr>
+                </pic:pic>
+              </a:graphicData>
+            </a:graphic>
+          </wp:inline>
+        </w:drawing>
+      </w:r>
+    </w:p>
+    <w:p>
+      <w:pPr>
+        <w:jc w:val="center"/>
+      </w:pPr>
+      <w:r>
+        <w:t xml:space="preserve">Figura </w:t>
+      </w:r>
+      <w:proofErr w:type="gramStart"/>
+      <w:r>
+        <w:t>5 :</w:t>
+      </w:r>
+      <w:proofErr w:type="gramEnd"/>
+      <w:r>
+        <w:t xml:space="preserve"> Muestra del análisis de los 4 </w:t>
+      </w:r>
+      <w:proofErr w:type="spellStart"/>
+      <w:r>
+        <w:t>datasets</w:t>
+      </w:r>
+      <w:proofErr w:type="spellEnd"/>
+      <w:r>
+        <w:t xml:space="preserve"> (BCN-MAD-SEV-VAL)</w:t>
+      </w:r>
+    </w:p>
+    <w:p>
+      <w:r>
+        <w:br w:type="page"/>
+      </w:r>
+    </w:p>
+    <w:p>
+      <w:pPr>
+        <w:pStyle w:val="Ttulo2"/>
+      </w:pPr>
+      <w:bookmarkStart w:id="10" w:name="_Toc243325687"/>
+      <w:r>
+        <w:lastRenderedPageBreak/>
+        <w:t>Columna 6 – Stock Actual:</w:t>
+      </w:r>
+      <w:bookmarkEnd w:id="10"/>
+    </w:p>
+    <w:p/>
+    <w:p>
+      <w:pPr>
+        <w:rPr>
+          <w:b/>
+          <w:bCs/>
+        </w:rPr>
+      </w:pPr>
+      <w:r>
+        <w:rPr>
+          <w:b/>
+          <w:bCs/>
+        </w:rPr>
+        <w:t xml:space="preserve">Propósito: </w:t>
+      </w:r>
+      <w:r>
+        <w:t>Cuantificar las unidades físicamente disponibles en las estanterías del almacén para el control de volumen y despacho de pedidos.</w:t>
+      </w:r>
+      <w:r>
+        <w:rPr>
+          <w:b/>
+          <w:bCs/>
+        </w:rPr>
+        <w:t xml:space="preserve"> </w:t>
+      </w:r>
+    </w:p>
+    <w:p>
+      <w:pPr>
+        <w:rPr>
+          <w:b/>
+          <w:bCs/>
+        </w:rPr>
+      </w:pPr>
+    </w:p>
+    <w:p>
+      <w:r>
+        <w:rPr>
+          <w:b/>
+          <w:bCs/>
+        </w:rPr>
+        <w:t xml:space="preserve">Problemas encontrados: </w:t>
+      </w:r>
+      <w:r>
+        <w:t xml:space="preserve">Las sedes de Barcelona, Madrid y Valencia presentan una estructura numérica correcta (int64) con 750 registros completos. Sin embargo, en Sevilla, el tipo de dato aparece como </w:t>
+      </w:r>
+      <w:proofErr w:type="spellStart"/>
+      <w:r>
+        <w:t>object</w:t>
+      </w:r>
+      <w:proofErr w:type="spellEnd"/>
+      <w:r>
+        <w:t xml:space="preserve"> debido a desajustes en el formato de importación de la hoja de cálculo.</w:t>
+      </w:r>
+    </w:p>
+    <w:p>
+      <w:pPr>
+        <w:rPr>
+          <w:b/>
+          <w:bCs/>
+        </w:rPr>
+      </w:pPr>
+    </w:p>
+    <w:p>
+      <w:r>
+        <w:rPr>
+          <w:b/>
+          <w:bCs/>
+        </w:rPr>
+        <w:t xml:space="preserve">Solución: </w:t>
+      </w:r>
+      <w:r>
+        <w:t xml:space="preserve">Se estandarizará el tipo de dato a entero numérico (int64) mediante casteo y rellenado de seguridad en los cuatro </w:t>
+      </w:r>
+      <w:proofErr w:type="spellStart"/>
+      <w:r>
+        <w:t>datasets</w:t>
+      </w:r>
+      <w:proofErr w:type="spellEnd"/>
+      <w:r>
+        <w:t xml:space="preserve"> del diccionario de manera simultánea.</w:t>
+      </w:r>
+    </w:p>
+    <w:p/>
+    <w:p>
+      <w:pPr>
+        <w:rPr>
+          <w:b/>
+          <w:bCs/>
+        </w:rPr>
+      </w:pPr>
+      <w:r>
+        <w:rPr>
+          <w:b/>
+          <w:bCs/>
+        </w:rPr>
+        <w:drawing>
+          <wp:inline distT="0" distB="0" distL="0" distR="0" wp14:anchorId="1A526747" wp14:editId="4B30DFE3">
+            <wp:extent cx="2518546" cy="3825240"/>
+            <wp:effectExtent l="0" t="0" r="0" b="3810"/>
+            <wp:docPr id="2047324531" name="Imagen 1"/>
+            <wp:cNvGraphicFramePr>
+              <a:graphicFrameLocks xmlns:a="http://schemas.openxmlformats.org/drawingml/2006/main" noChangeAspect="1"/>
+            </wp:cNvGraphicFramePr>
+            <a:graphic xmlns:a="http://schemas.openxmlformats.org/drawingml/2006/main">
+              <a:graphicData uri="http://schemas.openxmlformats.org/drawingml/2006/picture">
+                <pic:pic xmlns:pic="http://schemas.openxmlformats.org/drawingml/2006/picture">
+                  <pic:nvPicPr>
+                    <pic:cNvPr id="2047324531" name=""/>
+                    <pic:cNvPicPr/>
+                  </pic:nvPicPr>
+                  <pic:blipFill>
+                    <a:blip r:embed="rId31"/>
+                    <a:stretch>
+                      <a:fillRect/>
+                    </a:stretch>
+                  </pic:blipFill>
+                  <pic:spPr>
+                    <a:xfrm>
+                      <a:off x="0" y="0"/>
+                      <a:ext cx="2522572" cy="3831355"/>
+                    </a:xfrm>
+                    <a:prstGeom prst="rect">
+                      <a:avLst/>
+                    </a:prstGeom>
+                  </pic:spPr>
+                </pic:pic>
+              </a:graphicData>
+            </a:graphic>
+          </wp:inline>
+        </w:drawing>
+      </w:r>
+      <w:r>
+        <w:rPr>
+          <w:b/>
+          <w:bCs/>
+        </w:rPr>
+        <w:t xml:space="preserve"> </w:t>
+      </w:r>
+      <w:r>
+        <w:rPr>
+          <w:b/>
+          <w:bCs/>
+        </w:rPr>
+        <w:drawing>
+          <wp:inline distT="0" distB="0" distL="0" distR="0" wp14:anchorId="5EEB5D3A" wp14:editId="53498017">
+            <wp:extent cx="2508298" cy="3823689"/>
+            <wp:effectExtent l="0" t="0" r="6350" b="5715"/>
+            <wp:docPr id="389063655" name="Imagen 1"/>
+            <wp:cNvGraphicFramePr>
+              <a:graphicFrameLocks xmlns:a="http://schemas.openxmlformats.org/drawingml/2006/main" noChangeAspect="1"/>
+            </wp:cNvGraphicFramePr>
+            <a:graphic xmlns:a="http://schemas.openxmlformats.org/drawingml/2006/main">
+              <a:graphicData uri="http://schemas.openxmlformats.org/drawingml/2006/picture">
+                <pic:pic xmlns:pic="http://schemas.openxmlformats.org/drawingml/2006/picture">
+                  <pic:nvPicPr>
+                    <pic:cNvPr id="389063655" name=""/>
+                    <pic:cNvPicPr/>
+                  </pic:nvPicPr>
+                  <pic:blipFill>
+                    <a:blip r:embed="rId32"/>
+                    <a:stretch>
+                      <a:fillRect/>
+                    </a:stretch>
+                  </pic:blipFill>
+                  <pic:spPr>
+                    <a:xfrm>
+                      <a:off x="0" y="0"/>
+                      <a:ext cx="2522009" cy="3844590"/>
+                    </a:xfrm>
+                    <a:prstGeom prst="rect">
+                      <a:avLst/>
+                    </a:prstGeom>
+                  </pic:spPr>
+                </pic:pic>
+              </a:graphicData>
+            </a:graphic>
+          </wp:inline>
+        </w:drawing>
+      </w:r>
+    </w:p>
+    <w:p>
+      <w:pPr>
+        <w:rPr>
+          <w:b/>
+          <w:bCs/>
+        </w:rPr>
+      </w:pPr>
+      <w:r>
+        <w:rPr>
+          <w:b/>
+          <w:bCs/>
+        </w:rPr>
+        <w:lastRenderedPageBreak/>
+        <w:drawing>
+          <wp:inline distT="0" distB="0" distL="0" distR="0" wp14:anchorId="620454D5" wp14:editId="66C17337">
+            <wp:extent cx="2626646" cy="3931778"/>
+            <wp:effectExtent l="0" t="0" r="2540" b="0"/>
+            <wp:docPr id="967805147" name="Imagen 1"/>
+            <wp:cNvGraphicFramePr>
+              <a:graphicFrameLocks xmlns:a="http://schemas.openxmlformats.org/drawingml/2006/main" noChangeAspect="1"/>
+            </wp:cNvGraphicFramePr>
+            <a:graphic xmlns:a="http://schemas.openxmlformats.org/drawingml/2006/main">
+              <a:graphicData uri="http://schemas.openxmlformats.org/drawingml/2006/picture">
+                <pic:pic xmlns:pic="http://schemas.openxmlformats.org/drawingml/2006/picture">
+                  <pic:nvPicPr>
+                    <pic:cNvPr id="967805147" name=""/>
+                    <pic:cNvPicPr/>
+                  </pic:nvPicPr>
+                  <pic:blipFill>
+                    <a:blip r:embed="rId33"/>
+                    <a:stretch>
+                      <a:fillRect/>
+                    </a:stretch>
+                  </pic:blipFill>
+                  <pic:spPr>
+                    <a:xfrm>
+                      <a:off x="0" y="0"/>
+                      <a:ext cx="2643410" cy="3956872"/>
+                    </a:xfrm>
+                    <a:prstGeom prst="rect">
+                      <a:avLst/>
+                    </a:prstGeom>
+                  </pic:spPr>
+                </pic:pic>
+              </a:graphicData>
+            </a:graphic>
+          </wp:inline>
+        </w:drawing>
+      </w:r>
+      <w:r>
+        <w:rPr>
+          <w:b/>
+          <w:bCs/>
+        </w:rPr>
+        <w:t xml:space="preserve"> </w:t>
+      </w:r>
+      <w:r>
+        <w:rPr>
+          <w:b/>
+          <w:bCs/>
+        </w:rPr>
+        <w:drawing>
+          <wp:inline distT="0" distB="0" distL="0" distR="0" wp14:anchorId="63C413C4" wp14:editId="45426404">
+            <wp:extent cx="2541082" cy="3930650"/>
+            <wp:effectExtent l="0" t="0" r="0" b="0"/>
+            <wp:docPr id="582382213" name="Imagen 1"/>
+            <wp:cNvGraphicFramePr>
+              <a:graphicFrameLocks xmlns:a="http://schemas.openxmlformats.org/drawingml/2006/main" noChangeAspect="1"/>
+            </wp:cNvGraphicFramePr>
+            <a:graphic xmlns:a="http://schemas.openxmlformats.org/drawingml/2006/main">
+              <a:graphicData uri="http://schemas.openxmlformats.org/drawingml/2006/picture">
+                <pic:pic xmlns:pic="http://schemas.openxmlformats.org/drawingml/2006/picture">
+                  <pic:nvPicPr>
+                    <pic:cNvPr id="582382213" name=""/>
+                    <pic:cNvPicPr/>
+                  </pic:nvPicPr>
+                  <pic:blipFill>
+                    <a:blip r:embed="rId34"/>
+                    <a:stretch>
+                      <a:fillRect/>
+                    </a:stretch>
+                  </pic:blipFill>
+                  <pic:spPr>
+                    <a:xfrm>
+                      <a:off x="0" y="0"/>
+                      <a:ext cx="2555912" cy="3953589"/>
+                    </a:xfrm>
+                    <a:prstGeom prst="rect">
+                      <a:avLst/>
+                    </a:prstGeom>
+                  </pic:spPr>
+                </pic:pic>
+              </a:graphicData>
+            </a:graphic>
+          </wp:inline>
+        </w:drawing>
+      </w:r>
+    </w:p>
+    <w:p>
+      <w:pPr>
+        <w:jc w:val="center"/>
+      </w:pPr>
+      <w:r>
+        <w:t xml:space="preserve">Figura </w:t>
+      </w:r>
+      <w:proofErr w:type="gramStart"/>
+      <w:r>
+        <w:t>6 :</w:t>
+      </w:r>
+      <w:proofErr w:type="gramEnd"/>
+      <w:r>
+        <w:t xml:space="preserve"> Muestra del análisis de los 4 </w:t>
+      </w:r>
+      <w:proofErr w:type="spellStart"/>
+      <w:r>
+        <w:t>datasets</w:t>
+      </w:r>
+      <w:proofErr w:type="spellEnd"/>
+      <w:r>
+        <w:t xml:space="preserve"> (BCN-MAD-SEV-VAL)</w:t>
+      </w:r>
+    </w:p>
+    <w:p>
+      <w:pPr>
+        <w:pStyle w:val="Ttulo2"/>
+        <w:rPr>
+          <w:b/>
+          <w:bCs/>
+        </w:rPr>
+      </w:pPr>
+      <w:bookmarkStart w:id="11" w:name="_Toc243325688"/>
+      <w:r>
+        <w:t>Columna 7 – Stock Mínimo:</w:t>
+      </w:r>
+      <w:bookmarkEnd w:id="11"/>
+    </w:p>
+    <w:p/>
+    <w:p>
+      <w:r>
+        <w:rPr>
+          <w:b/>
+          <w:bCs/>
+        </w:rPr>
+        <w:t>Propósito</w:t>
+      </w:r>
+      <w:r>
+        <w:rPr>
+          <w:b/>
+          <w:bCs/>
+        </w:rPr>
+        <w:t xml:space="preserve">: </w:t>
+      </w:r>
+      <w:r>
+        <w:t>Establecer la cantidad mínima de seguridad por producto para la activación de alertas automáticas de reabastecimiento y prevención de roturas de stock.</w:t>
+      </w:r>
+    </w:p>
+    <w:p/>
+    <w:p>
+      <w:r>
+        <w:rPr>
+          <w:b/>
+          <w:bCs/>
+        </w:rPr>
+        <w:t>Problemas detectados:</w:t>
+      </w:r>
+      <w:r>
+        <w:rPr>
+          <w:b/>
+          <w:bCs/>
+        </w:rPr>
+        <w:t xml:space="preserve"> </w:t>
+      </w:r>
+      <w:r>
+        <w:t>En Sevilla se localiza 1 valor nulo (NaN) y la columna adquiere el tipo float64. Madrid, Barcelona y Valencia mantienen la columna completa sin valores nulos.</w:t>
+      </w:r>
+    </w:p>
+    <w:p/>
+    <w:p>
+      <w:r>
+        <w:rPr>
+          <w:b/>
+          <w:bCs/>
+        </w:rPr>
+        <w:t>Solución</w:t>
+      </w:r>
+      <w:r>
+        <w:rPr>
+          <w:b/>
+          <w:bCs/>
+        </w:rPr>
+        <w:t xml:space="preserve">: </w:t>
+      </w:r>
+      <w:r>
+        <w:t xml:space="preserve"> </w:t>
+      </w:r>
+      <w:r>
+        <w:t>La función automatizada rellenará el valor nulo de Sevilla con la mediana del stock mínimo correspondiente a su categoría y casteará la columna a entero (int64).</w:t>
+      </w:r>
+    </w:p>
+    <w:p/>
+    <w:p>
+      <w:pPr>
+        <w:rPr>
+          <w:b/>
+          <w:bCs/>
+        </w:rPr>
+      </w:pPr>
+      <w:r>
+        <w:rPr>
+          <w:b/>
+          <w:bCs/>
+        </w:rPr>
+        <w:lastRenderedPageBreak/>
+        <w:drawing>
+          <wp:inline distT="0" distB="0" distL="0" distR="0" wp14:anchorId="67072763" wp14:editId="763DF936">
+            <wp:extent cx="2694919" cy="3733800"/>
+            <wp:effectExtent l="0" t="0" r="0" b="0"/>
+            <wp:docPr id="1857769934" name="Imagen 1"/>
+            <wp:cNvGraphicFramePr>
+              <a:graphicFrameLocks xmlns:a="http://schemas.openxmlformats.org/drawingml/2006/main" noChangeAspect="1"/>
+            </wp:cNvGraphicFramePr>
+            <a:graphic xmlns:a="http://schemas.openxmlformats.org/drawingml/2006/main">
+              <a:graphicData uri="http://schemas.openxmlformats.org/drawingml/2006/picture">
+                <pic:pic xmlns:pic="http://schemas.openxmlformats.org/drawingml/2006/picture">
+                  <pic:nvPicPr>
+                    <pic:cNvPr id="1857769934" name=""/>
+                    <pic:cNvPicPr/>
+                  </pic:nvPicPr>
+                  <pic:blipFill>
+                    <a:blip r:embed="rId35"/>
+                    <a:stretch>
+                      <a:fillRect/>
+                    </a:stretch>
+                  </pic:blipFill>
+                  <pic:spPr>
+                    <a:xfrm>
+                      <a:off x="0" y="0"/>
+                      <a:ext cx="2708786" cy="3753013"/>
+                    </a:xfrm>
+                    <a:prstGeom prst="rect">
+                      <a:avLst/>
+                    </a:prstGeom>
+                  </pic:spPr>
+                </pic:pic>
+              </a:graphicData>
+            </a:graphic>
+          </wp:inline>
+        </w:drawing>
+      </w:r>
+      <w:r>
+        <w:rPr>
+          <w:b/>
+          <w:bCs/>
+        </w:rPr>
+        <w:t xml:space="preserve"> </w:t>
+      </w:r>
+      <w:r>
+        <w:rPr>
+          <w:b/>
+          <w:bCs/>
+        </w:rPr>
+        <w:drawing>
+          <wp:inline distT="0" distB="0" distL="0" distR="0" wp14:anchorId="3321A3A3" wp14:editId="783570D4">
+            <wp:extent cx="2455374" cy="3726815"/>
+            <wp:effectExtent l="0" t="0" r="2540" b="6985"/>
+            <wp:docPr id="1203979096" name="Imagen 1"/>
+            <wp:cNvGraphicFramePr>
+              <a:graphicFrameLocks xmlns:a="http://schemas.openxmlformats.org/drawingml/2006/main" noChangeAspect="1"/>
+            </wp:cNvGraphicFramePr>
+            <a:graphic xmlns:a="http://schemas.openxmlformats.org/drawingml/2006/main">
+              <a:graphicData uri="http://schemas.openxmlformats.org/drawingml/2006/picture">
+                <pic:pic xmlns:pic="http://schemas.openxmlformats.org/drawingml/2006/picture">
+                  <pic:nvPicPr>
+                    <pic:cNvPr id="1203979096" name=""/>
+                    <pic:cNvPicPr/>
+                  </pic:nvPicPr>
+                  <pic:blipFill>
+                    <a:blip r:embed="rId36"/>
+                    <a:stretch>
+                      <a:fillRect/>
+                    </a:stretch>
+                  </pic:blipFill>
+                  <pic:spPr>
+                    <a:xfrm>
+                      <a:off x="0" y="0"/>
+                      <a:ext cx="2486704" cy="3774368"/>
+                    </a:xfrm>
+                    <a:prstGeom prst="rect">
+                      <a:avLst/>
+                    </a:prstGeom>
+                  </pic:spPr>
+                </pic:pic>
+              </a:graphicData>
+            </a:graphic>
+          </wp:inline>
+        </w:drawing>
+      </w:r>
+    </w:p>
+    <w:p>
+      <w:pPr>
+        <w:rPr>
+          <w:b/>
+          <w:bCs/>
+        </w:rPr>
+      </w:pPr>
+      <w:r>
+        <w:rPr>
+          <w:b/>
+          <w:bCs/>
+        </w:rPr>
+        <w:drawing>
+          <wp:inline distT="0" distB="0" distL="0" distR="0" wp14:anchorId="3951C615" wp14:editId="7F0FD491">
+            <wp:extent cx="2637476" cy="4183380"/>
+            <wp:effectExtent l="0" t="0" r="0" b="7620"/>
+            <wp:docPr id="633856575" name="Imagen 1"/>
+            <wp:cNvGraphicFramePr>
+              <a:graphicFrameLocks xmlns:a="http://schemas.openxmlformats.org/drawingml/2006/main" noChangeAspect="1"/>
+            </wp:cNvGraphicFramePr>
+            <a:graphic xmlns:a="http://schemas.openxmlformats.org/drawingml/2006/main">
+              <a:graphicData uri="http://schemas.openxmlformats.org/drawingml/2006/picture">
+                <pic:pic xmlns:pic="http://schemas.openxmlformats.org/drawingml/2006/picture">
+                  <pic:nvPicPr>
+                    <pic:cNvPr id="633856575" name=""/>
+                    <pic:cNvPicPr/>
+                  </pic:nvPicPr>
+                  <pic:blipFill>
+                    <a:blip r:embed="rId37"/>
+                    <a:stretch>
+                      <a:fillRect/>
+                    </a:stretch>
+                  </pic:blipFill>
+                  <pic:spPr>
+                    <a:xfrm>
+                      <a:off x="0" y="0"/>
+                      <a:ext cx="2650179" cy="4203528"/>
+                    </a:xfrm>
+                    <a:prstGeom prst="rect">
+                      <a:avLst/>
+                    </a:prstGeom>
+                  </pic:spPr>
+                </pic:pic>
+              </a:graphicData>
+            </a:graphic>
+          </wp:inline>
+        </w:drawing>
+      </w:r>
+      <w:r>
+        <w:rPr>
+          <w:b/>
+          <w:bCs/>
+        </w:rPr>
+        <w:t xml:space="preserve"> </w:t>
+      </w:r>
+      <w:r>
+        <w:drawing>
+          <wp:inline distT="0" distB="0" distL="0" distR="0" wp14:anchorId="1E20E768" wp14:editId="03741A37">
+            <wp:extent cx="2606040" cy="4172001"/>
+            <wp:effectExtent l="0" t="0" r="3810" b="0"/>
+            <wp:docPr id="731282342" name="Imagen 1"/>
+            <wp:cNvGraphicFramePr>
+              <a:graphicFrameLocks xmlns:a="http://schemas.openxmlformats.org/drawingml/2006/main" noChangeAspect="1"/>
+            </wp:cNvGraphicFramePr>
+            <a:graphic xmlns:a="http://schemas.openxmlformats.org/drawingml/2006/main">
+              <a:graphicData uri="http://schemas.openxmlformats.org/drawingml/2006/picture">
+                <pic:pic xmlns:pic="http://schemas.openxmlformats.org/drawingml/2006/picture">
+                  <pic:nvPicPr>
+                    <pic:cNvPr id="731282342" name=""/>
+                    <pic:cNvPicPr/>
+                  </pic:nvPicPr>
+                  <pic:blipFill>
+                    <a:blip r:embed="rId38"/>
+                    <a:stretch>
+                      <a:fillRect/>
+                    </a:stretch>
+                  </pic:blipFill>
+                  <pic:spPr>
+                    <a:xfrm>
+                      <a:off x="0" y="0"/>
+                      <a:ext cx="2631161" cy="4212217"/>
+                    </a:xfrm>
+                    <a:prstGeom prst="rect">
+                      <a:avLst/>
+                    </a:prstGeom>
+                  </pic:spPr>
+                </pic:pic>
+              </a:graphicData>
+            </a:graphic>
+          </wp:inline>
+        </w:drawing>
+      </w:r>
+    </w:p>
+    <w:p>
+      <w:pPr>
+        <w:jc w:val="center"/>
+      </w:pPr>
+      <w:r>
+        <w:t xml:space="preserve">Figura 7: Muestra del análisis de los 4 </w:t>
+      </w:r>
+      <w:proofErr w:type="spellStart"/>
+      <w:proofErr w:type="gramStart"/>
+      <w:r>
+        <w:t>datasets</w:t>
+      </w:r>
+      <w:proofErr w:type="spellEnd"/>
+      <w:r>
+        <w:t>(</w:t>
+      </w:r>
+      <w:proofErr w:type="gramEnd"/>
+      <w:r>
+        <w:t>BCN-MAD-SEV-VAL)</w:t>
+      </w:r>
+    </w:p>
+    <w:p>
+      <w:pPr>
+        <w:rPr>
+          <w:b/>
+          <w:bCs/>
+        </w:rPr>
+      </w:pPr>
+    </w:p>
+    <w:p>
+      <w:pPr>
+        <w:pStyle w:val="Ttulo2"/>
+        <w:rPr>
+          <w:b/>
+          <w:bCs/>
+        </w:rPr>
+      </w:pPr>
+      <w:bookmarkStart w:id="12" w:name="_Toc243325689"/>
+      <w:r>
+        <w:lastRenderedPageBreak/>
+        <w:t>Columna 8 – Almacen:</w:t>
+      </w:r>
+      <w:bookmarkEnd w:id="12"/>
+    </w:p>
+    <w:p/>
+    <w:p>
+      <w:pPr>
+        <w:rPr>
+          <w:b/>
+          <w:bCs/>
+        </w:rPr>
+      </w:pPr>
+      <w:r>
+        <w:rPr>
+          <w:b/>
+          <w:bCs/>
+        </w:rPr>
+        <w:t xml:space="preserve">Propósito: </w:t>
+      </w:r>
+      <w:r>
+        <w:t xml:space="preserve">Identificar de manera unívoca el centro logístico o sede de origen de cada registro (Barcelona, Madrid, Sevilla, Valencia) para garantizar la trazabilidad </w:t>
+      </w:r>
+      <w:proofErr w:type="spellStart"/>
+      <w:r>
+        <w:t>multisede</w:t>
+      </w:r>
+      <w:proofErr w:type="spellEnd"/>
+      <w:r>
+        <w:t xml:space="preserve"> tras la consolidación.</w:t>
+      </w:r>
+      <w:r>
+        <w:rPr>
+          <w:b/>
+          <w:bCs/>
+        </w:rPr>
+        <w:t xml:space="preserve"> </w:t>
+      </w:r>
+    </w:p>
+    <w:p>
+      <w:pPr>
+        <w:rPr>
+          <w:b/>
+          <w:bCs/>
+        </w:rPr>
+      </w:pPr>
+    </w:p>
+    <w:p>
+      <w:r>
+        <w:rPr>
+          <w:b/>
+          <w:bCs/>
+        </w:rPr>
+        <w:t xml:space="preserve">Problemas encontrados: </w:t>
+      </w:r>
+      <w:r>
+        <w:t>Todas las sedes presentan 750 registros completos (100% de integridad) con el nombre exacto de su respectiva ciudad. No obstante, al tratarse de un campo clave de segmentación, es susceptible a inconsistencias de espacios sobrantes al fusionar los datos.</w:t>
+      </w:r>
+    </w:p>
+    <w:p/>
+    <w:p>
+      <w:r>
+        <w:rPr>
+          <w:b/>
+          <w:bCs/>
+        </w:rPr>
+        <w:t xml:space="preserve">Solución:  </w:t>
+      </w:r>
+      <w:r>
+        <w:t>Se aplicará estandarización de texto (.</w:t>
+      </w:r>
+      <w:proofErr w:type="spellStart"/>
+      <w:proofErr w:type="gramStart"/>
+      <w:r>
+        <w:t>str.strip</w:t>
+      </w:r>
+      <w:proofErr w:type="spellEnd"/>
+      <w:proofErr w:type="gramEnd"/>
+      <w:r>
+        <w:t>().</w:t>
+      </w:r>
+      <w:proofErr w:type="spellStart"/>
+      <w:proofErr w:type="gramStart"/>
+      <w:r>
+        <w:t>str.capitalize</w:t>
+      </w:r>
+      <w:proofErr w:type="spellEnd"/>
+      <w:proofErr w:type="gramEnd"/>
+      <w:r>
+        <w:t>()) para asegurar una nomenclatura homogénea en la tabla unificada.</w:t>
+      </w:r>
+    </w:p>
+    <w:p/>
+    <w:p>
+      <w:r>
+        <w:drawing>
+          <wp:inline distT="0" distB="0" distL="0" distR="0" wp14:anchorId="69D47BF4" wp14:editId="0750C5D6">
+            <wp:extent cx="2636859" cy="4145280"/>
+            <wp:effectExtent l="0" t="0" r="0" b="7620"/>
+            <wp:docPr id="1289775449" name="Imagen 1"/>
+            <wp:cNvGraphicFramePr>
+              <a:graphicFrameLocks xmlns:a="http://schemas.openxmlformats.org/drawingml/2006/main" noChangeAspect="1"/>
+            </wp:cNvGraphicFramePr>
+            <a:graphic xmlns:a="http://schemas.openxmlformats.org/drawingml/2006/main">
+              <a:graphicData uri="http://schemas.openxmlformats.org/drawingml/2006/picture">
+                <pic:pic xmlns:pic="http://schemas.openxmlformats.org/drawingml/2006/picture">
+                  <pic:nvPicPr>
+                    <pic:cNvPr id="1289775449" name=""/>
+                    <pic:cNvPicPr/>
+                  </pic:nvPicPr>
+                  <pic:blipFill>
+                    <a:blip r:embed="rId39"/>
+                    <a:stretch>
+                      <a:fillRect/>
+                    </a:stretch>
+                  </pic:blipFill>
+                  <pic:spPr>
+                    <a:xfrm>
+                      <a:off x="0" y="0"/>
+                      <a:ext cx="2641544" cy="4152644"/>
+                    </a:xfrm>
+                    <a:prstGeom prst="rect">
+                      <a:avLst/>
+                    </a:prstGeom>
+                  </pic:spPr>
+                </pic:pic>
+              </a:graphicData>
+            </a:graphic>
+          </wp:inline>
+        </w:drawing>
+      </w:r>
+      <w:r>
+        <w:t xml:space="preserve"> </w:t>
+      </w:r>
+      <w:r>
+        <w:drawing>
+          <wp:inline distT="0" distB="0" distL="0" distR="0" wp14:anchorId="42E8F9D9" wp14:editId="0CEF0900">
+            <wp:extent cx="2409671" cy="4152589"/>
+            <wp:effectExtent l="0" t="0" r="0" b="635"/>
+            <wp:docPr id="2039119766" name="Imagen 1"/>
+            <wp:cNvGraphicFramePr>
+              <a:graphicFrameLocks xmlns:a="http://schemas.openxmlformats.org/drawingml/2006/main" noChangeAspect="1"/>
+            </wp:cNvGraphicFramePr>
+            <a:graphic xmlns:a="http://schemas.openxmlformats.org/drawingml/2006/main">
+              <a:graphicData uri="http://schemas.openxmlformats.org/drawingml/2006/picture">
+                <pic:pic xmlns:pic="http://schemas.openxmlformats.org/drawingml/2006/picture">
+                  <pic:nvPicPr>
+                    <pic:cNvPr id="2039119766" name=""/>
+                    <pic:cNvPicPr/>
+                  </pic:nvPicPr>
+                  <pic:blipFill>
+                    <a:blip r:embed="rId40"/>
+                    <a:stretch>
+                      <a:fillRect/>
+                    </a:stretch>
+                  </pic:blipFill>
+                  <pic:spPr>
+                    <a:xfrm>
+                      <a:off x="0" y="0"/>
+                      <a:ext cx="2425927" cy="4180603"/>
+                    </a:xfrm>
+                    <a:prstGeom prst="rect">
+                      <a:avLst/>
+                    </a:prstGeom>
+                  </pic:spPr>
+                </pic:pic>
+              </a:graphicData>
+            </a:graphic>
+          </wp:inline>
+        </w:drawing>
+      </w:r>
+    </w:p>
+    <w:p/>
+    <w:p>
+      <w:r>
+        <w:lastRenderedPageBreak/>
+        <w:drawing>
+          <wp:inline distT="0" distB="0" distL="0" distR="0" wp14:anchorId="18C1EE6A" wp14:editId="269EC8A1">
+            <wp:extent cx="2424834" cy="4358640"/>
+            <wp:effectExtent l="0" t="0" r="0" b="3810"/>
+            <wp:docPr id="633711140" name="Imagen 1"/>
+            <wp:cNvGraphicFramePr>
+              <a:graphicFrameLocks xmlns:a="http://schemas.openxmlformats.org/drawingml/2006/main" noChangeAspect="1"/>
+            </wp:cNvGraphicFramePr>
+            <a:graphic xmlns:a="http://schemas.openxmlformats.org/drawingml/2006/main">
+              <a:graphicData uri="http://schemas.openxmlformats.org/drawingml/2006/picture">
+                <pic:pic xmlns:pic="http://schemas.openxmlformats.org/drawingml/2006/picture">
+                  <pic:nvPicPr>
+                    <pic:cNvPr id="633711140" name=""/>
+                    <pic:cNvPicPr/>
+                  </pic:nvPicPr>
+                  <pic:blipFill>
+                    <a:blip r:embed="rId41"/>
+                    <a:stretch>
+                      <a:fillRect/>
+                    </a:stretch>
+                  </pic:blipFill>
+                  <pic:spPr>
+                    <a:xfrm>
+                      <a:off x="0" y="0"/>
+                      <a:ext cx="2433667" cy="4374518"/>
+                    </a:xfrm>
+                    <a:prstGeom prst="rect">
+                      <a:avLst/>
+                    </a:prstGeom>
+                  </pic:spPr>
+                </pic:pic>
+              </a:graphicData>
+            </a:graphic>
+          </wp:inline>
+        </w:drawing>
+      </w:r>
+      <w:r>
+        <w:t xml:space="preserve"> </w:t>
+      </w:r>
+      <w:r>
+        <w:drawing>
+          <wp:inline distT="0" distB="0" distL="0" distR="0" wp14:anchorId="680B1B17" wp14:editId="089CC480">
+            <wp:extent cx="2465267" cy="4342988"/>
+            <wp:effectExtent l="0" t="0" r="0" b="635"/>
+            <wp:docPr id="115893253" name="Imagen 1"/>
+            <wp:cNvGraphicFramePr>
+              <a:graphicFrameLocks xmlns:a="http://schemas.openxmlformats.org/drawingml/2006/main" noChangeAspect="1"/>
+            </wp:cNvGraphicFramePr>
+            <a:graphic xmlns:a="http://schemas.openxmlformats.org/drawingml/2006/main">
+              <a:graphicData uri="http://schemas.openxmlformats.org/drawingml/2006/picture">
+                <pic:pic xmlns:pic="http://schemas.openxmlformats.org/drawingml/2006/picture">
+                  <pic:nvPicPr>
+                    <pic:cNvPr id="115893253" name=""/>
+                    <pic:cNvPicPr/>
+                  </pic:nvPicPr>
+                  <pic:blipFill>
+                    <a:blip r:embed="rId42"/>
+                    <a:stretch>
+                      <a:fillRect/>
+                    </a:stretch>
+                  </pic:blipFill>
+                  <pic:spPr>
+                    <a:xfrm>
+                      <a:off x="0" y="0"/>
+                      <a:ext cx="2475598" cy="4361188"/>
+                    </a:xfrm>
+                    <a:prstGeom prst="rect">
+                      <a:avLst/>
+                    </a:prstGeom>
+                  </pic:spPr>
+                </pic:pic>
+              </a:graphicData>
+            </a:graphic>
+          </wp:inline>
+        </w:drawing>
+      </w:r>
+    </w:p>
+    <w:p>
+      <w:pPr>
+        <w:jc w:val="center"/>
+      </w:pPr>
+      <w:r>
+        <w:t xml:space="preserve">Figura 8: Muestra del análisis de los 4 </w:t>
+      </w:r>
+      <w:proofErr w:type="spellStart"/>
+      <w:r>
+        <w:t>datasets</w:t>
+      </w:r>
+      <w:proofErr w:type="spellEnd"/>
+      <w:r>
+        <w:t xml:space="preserve"> (BCN-MAD-SEV-VAL)</w:t>
+      </w:r>
+    </w:p>
+    <w:p/>
+    <w:p>
+      <w:pPr>
+        <w:pStyle w:val="Ttulo2"/>
+      </w:pPr>
+      <w:bookmarkStart w:id="13" w:name="_Toc243325690"/>
+      <w:r>
+        <w:t>Columna 9 – Fecha Ultima Entrada:</w:t>
+      </w:r>
+      <w:bookmarkEnd w:id="13"/>
+    </w:p>
+    <w:p/>
+    <w:p>
+      <w:r>
+        <w:rPr>
+          <w:b/>
+          <w:bCs/>
+        </w:rPr>
+        <w:t xml:space="preserve">Propósito: </w:t>
+      </w:r>
+      <w:r>
+        <w:t>Almacenar la fecha del último movimiento de entrada de mercancía en formato temporal (YYYY-MM-DD) para análisis de rotación, antigüedad de stock y auditoría de inventario.</w:t>
+      </w:r>
+    </w:p>
+    <w:p/>
+    <w:p>
+      <w:r>
+        <w:rPr>
+          <w:b/>
+          <w:bCs/>
+        </w:rPr>
+        <w:t xml:space="preserve">Problemas detectados: </w:t>
+      </w:r>
+      <w:r>
+        <w:t>Tanto Madrid como Sevilla contienen 1 valor nulo (NaN) en esta fecha. Barcelona y Valencia están completas. En las cuatro sedes, la columna se importa inicialmente como texto (</w:t>
+      </w:r>
+      <w:proofErr w:type="spellStart"/>
+      <w:r>
+        <w:t>str</w:t>
+      </w:r>
+      <w:proofErr w:type="spellEnd"/>
+      <w:r>
+        <w:t>/</w:t>
+      </w:r>
+      <w:proofErr w:type="spellStart"/>
+      <w:r>
+        <w:t>object</w:t>
+      </w:r>
+      <w:proofErr w:type="spellEnd"/>
+      <w:r>
+        <w:t>) en lugar de tipo fecha nativo.</w:t>
+      </w:r>
+    </w:p>
+    <w:p/>
+    <w:p>
+      <w:r>
+        <w:rPr>
+          <w:b/>
+          <w:bCs/>
+        </w:rPr>
+        <w:t xml:space="preserve">Solución: </w:t>
+      </w:r>
+      <w:r>
+        <w:t xml:space="preserve">Se aplicará la conversión automatizada a formato </w:t>
+      </w:r>
+      <w:proofErr w:type="spellStart"/>
+      <w:r>
+        <w:t>datetime</w:t>
+      </w:r>
+      <w:proofErr w:type="spellEnd"/>
+      <w:r>
+        <w:t xml:space="preserve"> (</w:t>
+      </w:r>
+      <w:proofErr w:type="spellStart"/>
+      <w:r>
+        <w:t>pd.to_datetime</w:t>
+      </w:r>
+      <w:proofErr w:type="spellEnd"/>
+      <w:r>
+        <w:t>), gestionando los nulos e incoherencias de formato de forma homogénea.</w:t>
+      </w:r>
+    </w:p>
+    <w:p/>
+    <w:p>
+      <w:pPr>
+        <w:rPr>
+          <w:b/>
+          <w:bCs/>
+        </w:rPr>
+      </w:pPr>
+      <w:r>
+        <w:rPr>
+          <w:b/>
+          <w:bCs/>
+        </w:rPr>
+        <w:drawing>
+          <wp:inline distT="0" distB="0" distL="0" distR="0" wp14:anchorId="3C00631E" wp14:editId="1701011E">
+            <wp:extent cx="2662432" cy="3520327"/>
+            <wp:effectExtent l="0" t="0" r="5080" b="4445"/>
+            <wp:docPr id="438187229" name="Imagen 1"/>
+            <wp:cNvGraphicFramePr>
+              <a:graphicFrameLocks xmlns:a="http://schemas.openxmlformats.org/drawingml/2006/main" noChangeAspect="1"/>
+            </wp:cNvGraphicFramePr>
+            <a:graphic xmlns:a="http://schemas.openxmlformats.org/drawingml/2006/main">
+              <a:graphicData uri="http://schemas.openxmlformats.org/drawingml/2006/picture">
+                <pic:pic xmlns:pic="http://schemas.openxmlformats.org/drawingml/2006/picture">
+                  <pic:nvPicPr>
+                    <pic:cNvPr id="438187229" name=""/>
+                    <pic:cNvPicPr/>
+                  </pic:nvPicPr>
+                  <pic:blipFill>
+                    <a:blip r:embed="rId43"/>
+                    <a:stretch>
+                      <a:fillRect/>
+                    </a:stretch>
+                  </pic:blipFill>
+                  <pic:spPr>
+                    <a:xfrm>
+                      <a:off x="0" y="0"/>
+                      <a:ext cx="2676925" cy="3539490"/>
+                    </a:xfrm>
+                    <a:prstGeom prst="rect">
+                      <a:avLst/>
+                    </a:prstGeom>
+                  </pic:spPr>
+                </pic:pic>
+              </a:graphicData>
+            </a:graphic>
+          </wp:inline>
+        </w:drawing>
+      </w:r>
+      <w:r>
+        <w:rPr>
+          <w:b/>
+          <w:bCs/>
+        </w:rPr>
+        <w:t xml:space="preserve"> </w:t>
+      </w:r>
+      <w:r>
+        <w:rPr>
+          <w:b/>
+          <w:bCs/>
+        </w:rPr>
+        <w:drawing>
+          <wp:inline distT="0" distB="0" distL="0" distR="0" wp14:anchorId="42F4915E" wp14:editId="768ADC7B">
+            <wp:extent cx="2636940" cy="3519170"/>
+            <wp:effectExtent l="0" t="0" r="0" b="5080"/>
+            <wp:docPr id="264096889" name="Imagen 1"/>
+            <wp:cNvGraphicFramePr>
+              <a:graphicFrameLocks xmlns:a="http://schemas.openxmlformats.org/drawingml/2006/main" noChangeAspect="1"/>
+            </wp:cNvGraphicFramePr>
+            <a:graphic xmlns:a="http://schemas.openxmlformats.org/drawingml/2006/main">
+              <a:graphicData uri="http://schemas.openxmlformats.org/drawingml/2006/picture">
+                <pic:pic xmlns:pic="http://schemas.openxmlformats.org/drawingml/2006/picture">
+                  <pic:nvPicPr>
+                    <pic:cNvPr id="264096889" name=""/>
+                    <pic:cNvPicPr/>
+                  </pic:nvPicPr>
+                  <pic:blipFill>
+                    <a:blip r:embed="rId44"/>
+                    <a:stretch>
+                      <a:fillRect/>
+                    </a:stretch>
+                  </pic:blipFill>
+                  <pic:spPr>
+                    <a:xfrm>
+                      <a:off x="0" y="0"/>
+                      <a:ext cx="2654094" cy="3542063"/>
+                    </a:xfrm>
+                    <a:prstGeom prst="rect">
+                      <a:avLst/>
+                    </a:prstGeom>
+                  </pic:spPr>
+                </pic:pic>
+              </a:graphicData>
+            </a:graphic>
+          </wp:inline>
+        </w:drawing>
+      </w:r>
+    </w:p>
+    <w:p>
+      <w:pPr>
+        <w:rPr>
+          <w:b/>
+          <w:bCs/>
+        </w:rPr>
+      </w:pPr>
+      <w:r>
+        <w:rPr>
+          <w:b/>
+          <w:bCs/>
+        </w:rPr>
+        <w:drawing>
+          <wp:inline distT="0" distB="0" distL="0" distR="0" wp14:anchorId="1A8E3801" wp14:editId="37FCC0D4">
+            <wp:extent cx="2684916" cy="3634335"/>
+            <wp:effectExtent l="0" t="0" r="1270" b="4445"/>
+            <wp:docPr id="1187183372" name="Imagen 1"/>
+            <wp:cNvGraphicFramePr>
+              <a:graphicFrameLocks xmlns:a="http://schemas.openxmlformats.org/drawingml/2006/main" noChangeAspect="1"/>
+            </wp:cNvGraphicFramePr>
+            <a:graphic xmlns:a="http://schemas.openxmlformats.org/drawingml/2006/main">
+              <a:graphicData uri="http://schemas.openxmlformats.org/drawingml/2006/picture">
+                <pic:pic xmlns:pic="http://schemas.openxmlformats.org/drawingml/2006/picture">
+                  <pic:nvPicPr>
+                    <pic:cNvPr id="1187183372" name=""/>
+                    <pic:cNvPicPr/>
+                  </pic:nvPicPr>
+                  <pic:blipFill>
+                    <a:blip r:embed="rId45"/>
+                    <a:stretch>
+                      <a:fillRect/>
+                    </a:stretch>
+                  </pic:blipFill>
+                  <pic:spPr>
+                    <a:xfrm>
+                      <a:off x="0" y="0"/>
+                      <a:ext cx="2700537" cy="3655480"/>
+                    </a:xfrm>
+                    <a:prstGeom prst="rect">
+                      <a:avLst/>
+                    </a:prstGeom>
+                  </pic:spPr>
+                </pic:pic>
+              </a:graphicData>
+            </a:graphic>
+          </wp:inline>
+        </w:drawing>
+      </w:r>
+      <w:r>
+        <w:rPr>
+          <w:b/>
+          <w:bCs/>
+        </w:rPr>
+        <w:t xml:space="preserve"> </w:t>
+      </w:r>
+      <w:r>
+        <w:rPr>
+          <w:b/>
+          <w:bCs/>
+        </w:rPr>
+        <w:drawing>
+          <wp:inline distT="0" distB="0" distL="0" distR="0" wp14:anchorId="0CF23334" wp14:editId="03D0DBA1">
+            <wp:extent cx="2667000" cy="3658185"/>
+            <wp:effectExtent l="0" t="0" r="0" b="0"/>
+            <wp:docPr id="1298810564" name="Imagen 1"/>
+            <wp:cNvGraphicFramePr>
+              <a:graphicFrameLocks xmlns:a="http://schemas.openxmlformats.org/drawingml/2006/main" noChangeAspect="1"/>
+            </wp:cNvGraphicFramePr>
+            <a:graphic xmlns:a="http://schemas.openxmlformats.org/drawingml/2006/main">
+              <a:graphicData uri="http://schemas.openxmlformats.org/drawingml/2006/picture">
+                <pic:pic xmlns:pic="http://schemas.openxmlformats.org/drawingml/2006/picture">
+                  <pic:nvPicPr>
+                    <pic:cNvPr id="1298810564" name=""/>
+                    <pic:cNvPicPr/>
+                  </pic:nvPicPr>
+                  <pic:blipFill>
+                    <a:blip r:embed="rId46"/>
+                    <a:stretch>
+                      <a:fillRect/>
+                    </a:stretch>
+                  </pic:blipFill>
+                  <pic:spPr>
+                    <a:xfrm>
+                      <a:off x="0" y="0"/>
+                      <a:ext cx="2681164" cy="3677613"/>
+                    </a:xfrm>
+                    <a:prstGeom prst="rect">
+                      <a:avLst/>
+                    </a:prstGeom>
+                  </pic:spPr>
+                </pic:pic>
+              </a:graphicData>
+            </a:graphic>
+          </wp:inline>
+        </w:drawing>
+      </w:r>
+    </w:p>
+    <w:p>
+      <w:pPr>
+        <w:jc w:val="center"/>
+      </w:pPr>
+      <w:r>
+        <w:t xml:space="preserve">Figura 9: Muestra del análisis de los 4 </w:t>
+      </w:r>
+      <w:proofErr w:type="spellStart"/>
+      <w:r>
+        <w:t>datasets</w:t>
+      </w:r>
+      <w:proofErr w:type="spellEnd"/>
+      <w:r>
+        <w:t xml:space="preserve"> (BCN-MAD-SEV-VAL)</w:t>
+      </w:r>
+    </w:p>
+    <w:p>
+      <w:pPr>
+        <w:rPr>
+          <w:b/>
+          <w:bCs/>
+        </w:rPr>
+      </w:pPr>
+      <w:r>
+        <w:rPr>
+          <w:b/>
+          <w:bCs/>
+        </w:rPr>
+        <w:br w:type="page"/>
+      </w:r>
+    </w:p>
+    <w:p>
+      <w:pPr>
+        <w:pStyle w:val="Ttulo2"/>
+      </w:pPr>
+      <w:bookmarkStart w:id="14" w:name="_Toc243325691"/>
+      <w:r>
+        <w:lastRenderedPageBreak/>
+        <w:t>Columna 10 – Estado:</w:t>
+      </w:r>
+      <w:bookmarkEnd w:id="14"/>
+    </w:p>
+    <w:p/>
+    <w:p>
+      <w:r>
+        <w:rPr>
+          <w:b/>
+          <w:bCs/>
+        </w:rPr>
+        <w:t xml:space="preserve">Propósito: </w:t>
+      </w:r>
+      <w:r>
+        <w:t>Indicar el estado operativo del producto (activo, descatalogado, etc.) para determinar su disponibilidad comercial.</w:t>
+      </w:r>
+    </w:p>
+    <w:p>
+      <w:pPr>
+        <w:rPr>
+          <w:b/>
+          <w:bCs/>
+        </w:rPr>
+      </w:pPr>
+    </w:p>
+    <w:p>
+      <w:r>
+        <w:rPr>
+          <w:b/>
+          <w:bCs/>
+        </w:rPr>
+        <w:t xml:space="preserve">Problemas detectados: </w:t>
+      </w:r>
+      <w:r>
+        <w:rPr>
+          <w:b/>
+          <w:bCs/>
+        </w:rPr>
+        <w:br/>
+      </w:r>
+      <w:r>
+        <w:t xml:space="preserve">Es la columna con mayor nivel de ruido categórico registrado en la auditoría: </w:t>
+      </w:r>
+    </w:p>
+    <w:p>
+      <w:pPr>
+        <w:pStyle w:val="Prrafodelista"/>
+        <w:numPr>
+          <w:ilvl w:val="0"/>
+          <w:numId w:val="7"/>
+        </w:numPr>
+      </w:pPr>
+      <w:r>
+        <w:t xml:space="preserve">Madrid: Presenta valores con mayúsculas (ACTIVO), datos inconsistentes como X y estados ambiguos como pendiente. </w:t>
+      </w:r>
+    </w:p>
+    <w:p>
+      <w:pPr>
+        <w:pStyle w:val="Prrafodelista"/>
+        <w:numPr>
+          <w:ilvl w:val="0"/>
+          <w:numId w:val="7"/>
+        </w:numPr>
+      </w:pPr>
+      <w:r>
+        <w:t xml:space="preserve">Sevilla: </w:t>
+      </w:r>
+      <w:r>
+        <w:t>Registra inconsistencias de capitalización (ACTIVO), valores dudosos como retirado</w:t>
+      </w:r>
+      <w:r>
+        <w:t xml:space="preserve"> </w:t>
+      </w:r>
+      <w:r>
+        <w:t xml:space="preserve">y caracteres no válidos (X). </w:t>
+      </w:r>
+    </w:p>
+    <w:p>
+      <w:pPr>
+        <w:pStyle w:val="Prrafodelista"/>
+        <w:numPr>
+          <w:ilvl w:val="0"/>
+          <w:numId w:val="7"/>
+        </w:numPr>
+      </w:pPr>
+      <w:r>
+        <w:t xml:space="preserve">Valencia: Contiene 6 registros en mayúsculas (ACTIVO). </w:t>
+      </w:r>
+    </w:p>
+    <w:p>
+      <w:pPr>
+        <w:pStyle w:val="Prrafodelista"/>
+        <w:numPr>
+          <w:ilvl w:val="0"/>
+          <w:numId w:val="7"/>
+        </w:numPr>
+      </w:pPr>
+      <w:r>
+        <w:t xml:space="preserve">Barcelona: Presenta mezcla de </w:t>
+      </w:r>
+      <w:proofErr w:type="spellStart"/>
+      <w:r>
+        <w:t>minusculas</w:t>
+      </w:r>
+      <w:proofErr w:type="spellEnd"/>
+      <w:r>
+        <w:t xml:space="preserve"> y mayúsculas (activo, ACTIVO, descatalogado, DESCATALOGADO). </w:t>
+      </w:r>
+    </w:p>
+    <w:p/>
+    <w:p>
+      <w:r>
+        <w:rPr>
+          <w:b/>
+          <w:bCs/>
+        </w:rPr>
+        <w:t xml:space="preserve">Solución: </w:t>
+      </w:r>
+      <w:r>
+        <w:t>Se diseñará una regla de normalización estandarizada mediante conversión a minúsculas (.</w:t>
+      </w:r>
+      <w:proofErr w:type="spellStart"/>
+      <w:proofErr w:type="gramStart"/>
+      <w:r>
+        <w:t>str.lower</w:t>
+      </w:r>
+      <w:proofErr w:type="spellEnd"/>
+      <w:proofErr w:type="gramEnd"/>
+      <w:r>
+        <w:t>()), limpieza de espacios, y un mapeo/sustitución de valores inválidos (como X, retirado?, pendiente) hacia las categorías oficiales reconocidas (activo o descatalogado).</w:t>
+      </w:r>
+    </w:p>
+    <w:p/>
+    <w:p>
+      <w:pPr>
+        <w:rPr>
+          <w:b/>
+          <w:bCs/>
+        </w:rPr>
+      </w:pPr>
+      <w:r>
+        <w:rPr>
+          <w:b/>
+          <w:bCs/>
+        </w:rPr>
+        <w:lastRenderedPageBreak/>
+        <w:drawing>
+          <wp:inline distT="0" distB="0" distL="0" distR="0" wp14:anchorId="64340F1E" wp14:editId="01A06B71">
+            <wp:extent cx="2249468" cy="3878580"/>
+            <wp:effectExtent l="0" t="0" r="0" b="7620"/>
+            <wp:docPr id="120133629" name="Imagen 1"/>
+            <wp:cNvGraphicFramePr>
+              <a:graphicFrameLocks xmlns:a="http://schemas.openxmlformats.org/drawingml/2006/main" noChangeAspect="1"/>
+            </wp:cNvGraphicFramePr>
+            <a:graphic xmlns:a="http://schemas.openxmlformats.org/drawingml/2006/main">
+              <a:graphicData uri="http://schemas.openxmlformats.org/drawingml/2006/picture">
+                <pic:pic xmlns:pic="http://schemas.openxmlformats.org/drawingml/2006/picture">
+                  <pic:nvPicPr>
+                    <pic:cNvPr id="120133629" name=""/>
+                    <pic:cNvPicPr/>
+                  </pic:nvPicPr>
+                  <pic:blipFill>
+                    <a:blip r:embed="rId47"/>
+                    <a:stretch>
+                      <a:fillRect/>
+                    </a:stretch>
+                  </pic:blipFill>
+                  <pic:spPr>
+                    <a:xfrm>
+                      <a:off x="0" y="0"/>
+                      <a:ext cx="2254158" cy="3886666"/>
+                    </a:xfrm>
+                    <a:prstGeom prst="rect">
+                      <a:avLst/>
+                    </a:prstGeom>
+                  </pic:spPr>
+                </pic:pic>
+              </a:graphicData>
+            </a:graphic>
+          </wp:inline>
+        </w:drawing>
+      </w:r>
+      <w:r>
+        <w:rPr>
+          <w:b/>
+          <w:bCs/>
+        </w:rPr>
+        <w:t xml:space="preserve"> </w:t>
+      </w:r>
+      <w:r>
+        <w:rPr>
+          <w:b/>
+          <w:bCs/>
+        </w:rPr>
+        <w:drawing>
+          <wp:inline distT="0" distB="0" distL="0" distR="0" wp14:anchorId="7E40598B" wp14:editId="4E11B4C6">
+            <wp:extent cx="2209800" cy="3884884"/>
+            <wp:effectExtent l="0" t="0" r="0" b="1905"/>
+            <wp:docPr id="1294181552" name="Imagen 1"/>
+            <wp:cNvGraphicFramePr>
+              <a:graphicFrameLocks xmlns:a="http://schemas.openxmlformats.org/drawingml/2006/main" noChangeAspect="1"/>
+            </wp:cNvGraphicFramePr>
+            <a:graphic xmlns:a="http://schemas.openxmlformats.org/drawingml/2006/main">
+              <a:graphicData uri="http://schemas.openxmlformats.org/drawingml/2006/picture">
+                <pic:pic xmlns:pic="http://schemas.openxmlformats.org/drawingml/2006/picture">
+                  <pic:nvPicPr>
+                    <pic:cNvPr id="1294181552" name=""/>
+                    <pic:cNvPicPr/>
+                  </pic:nvPicPr>
+                  <pic:blipFill>
+                    <a:blip r:embed="rId48"/>
+                    <a:stretch>
+                      <a:fillRect/>
+                    </a:stretch>
+                  </pic:blipFill>
+                  <pic:spPr>
+                    <a:xfrm>
+                      <a:off x="0" y="0"/>
+                      <a:ext cx="2216877" cy="3897325"/>
+                    </a:xfrm>
+                    <a:prstGeom prst="rect">
+                      <a:avLst/>
+                    </a:prstGeom>
+                  </pic:spPr>
+                </pic:pic>
+              </a:graphicData>
+            </a:graphic>
+          </wp:inline>
+        </w:drawing>
+      </w:r>
+    </w:p>
+    <w:p>
+      <w:pPr>
+        <w:rPr>
+          <w:b/>
+          <w:bCs/>
+        </w:rPr>
+      </w:pPr>
+      <w:r>
+        <w:rPr>
+          <w:b/>
+          <w:bCs/>
+        </w:rPr>
+        <w:drawing>
+          <wp:inline distT="0" distB="0" distL="0" distR="0" wp14:anchorId="46368D3F" wp14:editId="5B00C36A">
+            <wp:extent cx="2289901" cy="4007326"/>
+            <wp:effectExtent l="0" t="0" r="0" b="0"/>
+            <wp:docPr id="1419515909" name="Imagen 1"/>
+            <wp:cNvGraphicFramePr>
+              <a:graphicFrameLocks xmlns:a="http://schemas.openxmlformats.org/drawingml/2006/main" noChangeAspect="1"/>
+            </wp:cNvGraphicFramePr>
+            <a:graphic xmlns:a="http://schemas.openxmlformats.org/drawingml/2006/main">
+              <a:graphicData uri="http://schemas.openxmlformats.org/drawingml/2006/picture">
+                <pic:pic xmlns:pic="http://schemas.openxmlformats.org/drawingml/2006/picture">
+                  <pic:nvPicPr>
+                    <pic:cNvPr id="1419515909" name=""/>
+                    <pic:cNvPicPr/>
+                  </pic:nvPicPr>
+                  <pic:blipFill>
+                    <a:blip r:embed="rId49"/>
+                    <a:stretch>
+                      <a:fillRect/>
+                    </a:stretch>
+                  </pic:blipFill>
+                  <pic:spPr>
+                    <a:xfrm>
+                      <a:off x="0" y="0"/>
+                      <a:ext cx="2307847" cy="4038731"/>
+                    </a:xfrm>
+                    <a:prstGeom prst="rect">
+                      <a:avLst/>
+                    </a:prstGeom>
+                  </pic:spPr>
+                </pic:pic>
+              </a:graphicData>
+            </a:graphic>
+          </wp:inline>
+        </w:drawing>
+      </w:r>
+      <w:r>
+        <w:rPr>
+          <w:b/>
+          <w:bCs/>
+        </w:rPr>
+        <w:t xml:space="preserve"> </w:t>
+      </w:r>
+      <w:r>
+        <w:rPr>
+          <w:b/>
+          <w:bCs/>
+        </w:rPr>
+        <w:drawing>
+          <wp:inline distT="0" distB="0" distL="0" distR="0" wp14:anchorId="19EDD574" wp14:editId="477992A1">
+            <wp:extent cx="2263140" cy="3988506"/>
+            <wp:effectExtent l="0" t="0" r="3810" b="0"/>
+            <wp:docPr id="1234746073" name="Imagen 1"/>
+            <wp:cNvGraphicFramePr>
+              <a:graphicFrameLocks xmlns:a="http://schemas.openxmlformats.org/drawingml/2006/main" noChangeAspect="1"/>
+            </wp:cNvGraphicFramePr>
+            <a:graphic xmlns:a="http://schemas.openxmlformats.org/drawingml/2006/main">
+              <a:graphicData uri="http://schemas.openxmlformats.org/drawingml/2006/picture">
+                <pic:pic xmlns:pic="http://schemas.openxmlformats.org/drawingml/2006/picture">
+                  <pic:nvPicPr>
+                    <pic:cNvPr id="1234746073" name=""/>
+                    <pic:cNvPicPr/>
+                  </pic:nvPicPr>
+                  <pic:blipFill>
+                    <a:blip r:embed="rId50"/>
+                    <a:stretch>
+                      <a:fillRect/>
+                    </a:stretch>
+                  </pic:blipFill>
+                  <pic:spPr>
+                    <a:xfrm>
+                      <a:off x="0" y="0"/>
+                      <a:ext cx="2267518" cy="3996221"/>
+                    </a:xfrm>
+                    <a:prstGeom prst="rect">
+                      <a:avLst/>
+                    </a:prstGeom>
+                  </pic:spPr>
+                </pic:pic>
+              </a:graphicData>
+            </a:graphic>
+          </wp:inline>
+        </w:drawing>
+      </w:r>
+    </w:p>
+    <w:p>
+      <w:pPr>
+        <w:jc w:val="center"/>
+      </w:pPr>
+      <w:r>
+        <w:t xml:space="preserve">Figura 10: Muestra del análisis de los 4 </w:t>
+      </w:r>
+      <w:proofErr w:type="spellStart"/>
+      <w:r>
+        <w:t>datasets</w:t>
+      </w:r>
+      <w:proofErr w:type="spellEnd"/>
+      <w:r>
+        <w:t xml:space="preserve"> (BCN-MAD-SEV-VAL)</w:t>
+      </w:r>
+    </w:p>
+    <w:p>
+      <w:r>
+        <w:br w:type="page"/>
+      </w:r>
+    </w:p>
+    <w:p>
+      <w:pPr>
+        <w:pStyle w:val="Ttulo1"/>
+      </w:pPr>
+      <w:bookmarkStart w:id="15" w:name="_Toc243325692"/>
+      <w:r>
+        <w:lastRenderedPageBreak/>
+        <w:t>4.- Fase de limpieza Automática Multisede</w:t>
+      </w:r>
+      <w:bookmarkEnd w:id="15"/>
+    </w:p>
+    <w:p/>
+    <w:p>
+      <w:pPr>
+        <w:pStyle w:val="Ttulo2"/>
+      </w:pPr>
+      <w:bookmarkStart w:id="16" w:name="_Toc243325693"/>
+      <w:r>
+        <w:t>4.1.- Propósito y Estrategia de Limpieza:</w:t>
+      </w:r>
+      <w:bookmarkEnd w:id="16"/>
+    </w:p>
+    <w:p>
+      <w:r>
+        <w:t>Tras el diagnóstico realizado en la fase de auditoría, se constató que cada uno de los cuatro ficheros regionales (Barcelona, Madrid, Sevilla y Valencia) presentaba anomalías heterogéneas que impedían la consulta directa y la consolidación fiable del inventario.</w:t>
+      </w:r>
+    </w:p>
+    <w:p>
+      <w:r>
+        <w:t>Para resolver esta problemática de forma escalable y mantenible, se diseñó un pipeline automatizado de limpieza en Python basado en la función limpiar_inventario(). Esta función itera de manera centralizada sobre la estructura de diccionario que contiene los DataFrames, garantizando que todos los registros pasen por las mismas reglas de validación y transformación sin modificar los archivos de origen.</w:t>
+      </w:r>
+    </w:p>
+    <w:p/>
+    <w:p>
+      <w:pPr>
+        <w:pStyle w:val="Ttulo2"/>
+      </w:pPr>
+      <w:bookmarkStart w:id="17" w:name="_Toc243325694"/>
+      <w:r>
+        <w:t>4.2.- Reglas de Transformación por Columna:</w:t>
+      </w:r>
+      <w:bookmarkEnd w:id="17"/>
+    </w:p>
+    <w:p>
+      <w:r>
+        <w:t>La lógica implementada en la función de limpieza responde punto por punto a los hallazgos documentados en el informe:</w:t>
+      </w:r>
+    </w:p>
+    <w:p>
+      <w:pPr>
+        <w:pStyle w:val="Prrafodelista"/>
+        <w:numPr>
+          <w:ilvl w:val="0"/>
+          <w:numId w:val="9"/>
+        </w:numPr>
+      </w:pPr>
+      <w:proofErr w:type="spellStart"/>
+      <w:r>
+        <w:t>product_id</w:t>
+      </w:r>
+      <w:proofErr w:type="spellEnd"/>
+      <w:r>
+        <w:t xml:space="preserve"> (Identificador Único): Se eliminaron los registros con identificador nulo (NaN) y se aplicó la eliminación de duplicados exactos dentro de cada sede (</w:t>
+      </w:r>
+      <w:proofErr w:type="spellStart"/>
+      <w:r>
+        <w:t>keep</w:t>
+      </w:r>
+      <w:proofErr w:type="spellEnd"/>
+      <w:r>
+        <w:t>='</w:t>
+      </w:r>
+      <w:proofErr w:type="spellStart"/>
+      <w:r>
+        <w:t>first</w:t>
+      </w:r>
+      <w:proofErr w:type="spellEnd"/>
+      <w:r>
+        <w:t>'), restituyendo la clave primaria del inventario.</w:t>
+      </w:r>
+    </w:p>
+    <w:p>
+      <w:pPr>
+        <w:pStyle w:val="Prrafodelista"/>
+        <w:numPr>
+          <w:ilvl w:val="0"/>
+          <w:numId w:val="9"/>
+        </w:numPr>
+      </w:pPr>
+      <w:r>
+        <w:t>nombre y proveedor (Campos de Texto Libre): Se gestionaron los valores nulos mediante la asignación de literales por defecto ("Producto no especificado" / "Proveedor no asignado") y se aplicó una limpieza estricta de espacios en blanco iniciales y finales (.</w:t>
+      </w:r>
+      <w:proofErr w:type="spellStart"/>
+      <w:proofErr w:type="gramStart"/>
+      <w:r>
+        <w:t>str.strip</w:t>
+      </w:r>
+      <w:proofErr w:type="spellEnd"/>
+      <w:proofErr w:type="gramEnd"/>
+      <w:r>
+        <w:t>()).</w:t>
+      </w:r>
+    </w:p>
+    <w:p>
+      <w:pPr>
+        <w:pStyle w:val="Prrafodelista"/>
+        <w:numPr>
+          <w:ilvl w:val="0"/>
+          <w:numId w:val="9"/>
+        </w:numPr>
+      </w:pPr>
+      <w:proofErr w:type="spellStart"/>
+      <w:r>
+        <w:t>categoria</w:t>
+      </w:r>
+      <w:proofErr w:type="spellEnd"/>
+      <w:r>
+        <w:t xml:space="preserve"> (Estandarización Categórica): Se corrigieron las diferencias de capitalización (como términos completamente en mayúsculas) mediante la normalización a formato título (.</w:t>
+      </w:r>
+      <w:proofErr w:type="spellStart"/>
+      <w:proofErr w:type="gramStart"/>
+      <w:r>
+        <w:t>str.capitalize</w:t>
+      </w:r>
+      <w:proofErr w:type="spellEnd"/>
+      <w:proofErr w:type="gramEnd"/>
+      <w:r>
+        <w:t>()).</w:t>
+      </w:r>
+    </w:p>
+    <w:p>
+      <w:pPr>
+        <w:pStyle w:val="Prrafodelista"/>
+        <w:numPr>
+          <w:ilvl w:val="0"/>
+          <w:numId w:val="9"/>
+        </w:numPr>
+      </w:pPr>
+      <w:proofErr w:type="spellStart"/>
+      <w:r>
+        <w:t>precio_unitario</w:t>
+      </w:r>
+      <w:proofErr w:type="spellEnd"/>
+      <w:r>
+        <w:t xml:space="preserve"> (Tratamiento Financiero y Numérico): Se forzó la conversión a tipo flotante (</w:t>
+      </w:r>
+      <w:proofErr w:type="spellStart"/>
+      <w:r>
+        <w:t>pd.to_numeric</w:t>
+      </w:r>
+      <w:proofErr w:type="spellEnd"/>
+      <w:r>
+        <w:t xml:space="preserve">), convirtiendo en nulos las cadenas vacías o con espacios de Sevilla. Los precios negativos identificados en Madrid se corrigieron mediante su valor absoluto </w:t>
+      </w:r>
+      <w:proofErr w:type="gramStart"/>
+      <w:r>
+        <w:t>(.</w:t>
+      </w:r>
+      <w:proofErr w:type="spellStart"/>
+      <w:r>
+        <w:t>abs</w:t>
+      </w:r>
+      <w:proofErr w:type="spellEnd"/>
+      <w:proofErr w:type="gramEnd"/>
+      <w:r>
+        <w:t>()), y los nulos se imputaron con la mediana representativa redondeada a dos decimales.</w:t>
+      </w:r>
+    </w:p>
+    <w:p>
+      <w:pPr>
+        <w:pStyle w:val="Prrafodelista"/>
+        <w:numPr>
+          <w:ilvl w:val="0"/>
+          <w:numId w:val="9"/>
+        </w:numPr>
+      </w:pPr>
+      <w:proofErr w:type="spellStart"/>
+      <w:r>
+        <w:t>stock_actual</w:t>
+      </w:r>
+      <w:proofErr w:type="spellEnd"/>
+      <w:r>
+        <w:t xml:space="preserve"> y </w:t>
+      </w:r>
+      <w:proofErr w:type="spellStart"/>
+      <w:r>
+        <w:t>stock_minimo</w:t>
+      </w:r>
+      <w:proofErr w:type="spellEnd"/>
+      <w:r>
+        <w:t xml:space="preserve"> (Unidades Físicas): Se estandarizó el tipo de dato a entero (int64). Los valores negativos o incoherentes se ajustaron al límite inferior lógico (0), imputando los faltantes mediante la mediana.</w:t>
+      </w:r>
+    </w:p>
+    <w:p>
+      <w:pPr>
+        <w:pStyle w:val="Prrafodelista"/>
+        <w:numPr>
+          <w:ilvl w:val="0"/>
+          <w:numId w:val="9"/>
+        </w:numPr>
+      </w:pPr>
+      <w:proofErr w:type="spellStart"/>
+      <w:r>
+        <w:lastRenderedPageBreak/>
+        <w:t>fecha_ultima_entrada</w:t>
+      </w:r>
+      <w:proofErr w:type="spellEnd"/>
+      <w:r>
+        <w:t xml:space="preserve"> (Formato Temporal): Se convirtió la columna a tipo de dato fecha nativo (</w:t>
+      </w:r>
+      <w:proofErr w:type="spellStart"/>
+      <w:r>
+        <w:t>pd.to_datetime</w:t>
+      </w:r>
+      <w:proofErr w:type="spellEnd"/>
+      <w:r>
+        <w:t>), permitiendo operaciones de filtrado temporal.</w:t>
+      </w:r>
+    </w:p>
+    <w:p>
+      <w:pPr>
+        <w:pStyle w:val="Prrafodelista"/>
+        <w:numPr>
+          <w:ilvl w:val="0"/>
+          <w:numId w:val="9"/>
+        </w:numPr>
+      </w:pPr>
+      <w:r>
+        <w:t>estado (Normalización de Estados de Negocio): Se estandarizaron las cadenas a minúsculas (.</w:t>
+      </w:r>
+      <w:proofErr w:type="spellStart"/>
+      <w:proofErr w:type="gramStart"/>
+      <w:r>
+        <w:t>str.lower</w:t>
+      </w:r>
+      <w:proofErr w:type="spellEnd"/>
+      <w:proofErr w:type="gramEnd"/>
+      <w:r>
+        <w:t>()) y se aplicó un mapa de homologación categórica que transformó valores ambiguos o erróneos (</w:t>
+      </w:r>
+      <w:proofErr w:type="gramStart"/>
+      <w:r>
+        <w:t>'X', 'retirado?'</w:t>
+      </w:r>
+      <w:proofErr w:type="gramEnd"/>
+      <w:r>
+        <w:t>, 'pendiente') hacia los estados corporativos oficiales (activo o descatalogado).</w:t>
+      </w:r>
+    </w:p>
+    <w:p>
+      <w:r>
+        <w:drawing>
+          <wp:inline distT="0" distB="0" distL="0" distR="0" wp14:anchorId="6D0D9399" wp14:editId="542F27AA">
+            <wp:extent cx="5400040" cy="4473575"/>
+            <wp:effectExtent l="0" t="0" r="0" b="3175"/>
+            <wp:docPr id="57132001" name="Imagen 1"/>
+            <wp:cNvGraphicFramePr>
+              <a:graphicFrameLocks xmlns:a="http://schemas.openxmlformats.org/drawingml/2006/main" noChangeAspect="1"/>
+            </wp:cNvGraphicFramePr>
+            <a:graphic xmlns:a="http://schemas.openxmlformats.org/drawingml/2006/main">
+              <a:graphicData uri="http://schemas.openxmlformats.org/drawingml/2006/picture">
+                <pic:pic xmlns:pic="http://schemas.openxmlformats.org/drawingml/2006/picture">
+                  <pic:nvPicPr>
+                    <pic:cNvPr id="57132001" name=""/>
+                    <pic:cNvPicPr/>
+                  </pic:nvPicPr>
+                  <pic:blipFill>
+                    <a:blip r:embed="rId51"/>
+                    <a:stretch>
+                      <a:fillRect/>
+                    </a:stretch>
+                  </pic:blipFill>
+                  <pic:spPr>
+                    <a:xfrm>
+                      <a:off x="0" y="0"/>
+                      <a:ext cx="5400040" cy="4473575"/>
+                    </a:xfrm>
+                    <a:prstGeom prst="rect">
+                      <a:avLst/>
+                    </a:prstGeom>
+                  </pic:spPr>
+                </pic:pic>
+              </a:graphicData>
+            </a:graphic>
+          </wp:inline>
+        </w:drawing>
+      </w:r>
+    </w:p>
+    <w:p>
+      <w:pPr>
+        <w:jc w:val="center"/>
+      </w:pPr>
+      <w:r>
+        <w:t xml:space="preserve">Figura 11: Muestra de la limpieza de los 4 </w:t>
+      </w:r>
+      <w:proofErr w:type="spellStart"/>
+      <w:proofErr w:type="gramStart"/>
+      <w:r>
+        <w:t>datasets</w:t>
+      </w:r>
+      <w:proofErr w:type="spellEnd"/>
+      <w:r>
+        <w:t>( BCN</w:t>
+      </w:r>
+      <w:proofErr w:type="gramEnd"/>
+      <w:r>
+        <w:t xml:space="preserve">, </w:t>
+      </w:r>
+      <w:proofErr w:type="gramStart"/>
+      <w:r>
+        <w:t>MAD,SEV</w:t>
+      </w:r>
+      <w:proofErr w:type="gramEnd"/>
+      <w:r>
+        <w:t>, VAL)</w:t>
+      </w:r>
+    </w:p>
+    <w:p>
+      <w:r>
+        <w:br w:type="page"/>
+      </w:r>
+    </w:p>
+    <w:p>
+      <w:pPr>
+        <w:pStyle w:val="Ttulo1"/>
+      </w:pPr>
+      <w:bookmarkStart w:id="18" w:name="_Toc243325695"/>
+      <w:r>
+        <w:lastRenderedPageBreak/>
+        <w:t xml:space="preserve">5.- Unificación e Integración del </w:t>
+      </w:r>
+      <w:proofErr w:type="spellStart"/>
+      <w:r>
+        <w:t>dataset</w:t>
+      </w:r>
+      <w:proofErr w:type="spellEnd"/>
+      <w:r>
+        <w:t xml:space="preserve"> Maestro</w:t>
+      </w:r>
+      <w:bookmarkEnd w:id="18"/>
+      <w:r>
+        <w:t xml:space="preserve"> </w:t>
+      </w:r>
+    </w:p>
+    <w:p/>
+    <w:p>
+      <w:pPr>
+        <w:pStyle w:val="Ttulo2"/>
+      </w:pPr>
+      <w:bookmarkStart w:id="19" w:name="_Toc243325696"/>
+      <w:r>
+        <w:t>5.1.</w:t>
+      </w:r>
+      <w:r>
+        <w:t>- Concatenación</w:t>
+      </w:r>
+      <w:r>
+        <w:t xml:space="preserve"> </w:t>
+      </w:r>
+      <w:r>
+        <w:t>y Trazabilidad Multisede:</w:t>
+      </w:r>
+      <w:bookmarkEnd w:id="19"/>
+    </w:p>
+    <w:p>
+      <w:r>
+        <w:t xml:space="preserve">Una vez finalizada la limpieza individual de cada </w:t>
+      </w:r>
+      <w:proofErr w:type="spellStart"/>
+      <w:r>
+        <w:t>dataset</w:t>
+      </w:r>
+      <w:proofErr w:type="spellEnd"/>
+      <w:r>
+        <w:t xml:space="preserve"> regional, se procedió a la integración vertical de la información para dar lugar a una base de datos global unificada.</w:t>
+      </w:r>
+    </w:p>
+    <w:p>
+      <w:r>
+        <w:t xml:space="preserve">Para garantizar la trazabilidad </w:t>
+      </w:r>
+      <w:proofErr w:type="spellStart"/>
+      <w:r>
+        <w:t>multisede</w:t>
+      </w:r>
+      <w:proofErr w:type="spellEnd"/>
+      <w:r>
+        <w:t xml:space="preserve">, se preservó la columna </w:t>
+      </w:r>
+      <w:proofErr w:type="spellStart"/>
+      <w:r>
+        <w:t>almacen</w:t>
+      </w:r>
+      <w:proofErr w:type="spellEnd"/>
+      <w:r>
+        <w:t xml:space="preserve"> con la localización de origen (Barcelona, Madrid, Sevilla, Valencia). La consolidación se ejecutó mediante la función </w:t>
+      </w:r>
+      <w:proofErr w:type="spellStart"/>
+      <w:proofErr w:type="gramStart"/>
+      <w:r>
+        <w:t>pd.concat</w:t>
+      </w:r>
+      <w:proofErr w:type="spellEnd"/>
+      <w:proofErr w:type="gramEnd"/>
+      <w:r>
+        <w:t>() reindexando las filas para formar una tabla continua.</w:t>
+      </w:r>
+    </w:p>
+    <w:p/>
+    <w:p>
+      <w:pPr>
+        <w:pStyle w:val="Ttulo2"/>
+      </w:pPr>
+      <w:bookmarkStart w:id="20" w:name="_Toc243325697"/>
+      <w:r>
+        <w:t xml:space="preserve">5.2.- Resultado del </w:t>
+      </w:r>
+      <w:proofErr w:type="spellStart"/>
+      <w:r>
+        <w:t>Dataset</w:t>
+      </w:r>
+      <w:proofErr w:type="spellEnd"/>
+      <w:r>
+        <w:t xml:space="preserve"> Consolidado:</w:t>
+      </w:r>
+      <w:bookmarkEnd w:id="20"/>
+    </w:p>
+    <w:p>
+      <w:r>
+        <w:drawing>
+          <wp:inline distT="0" distB="0" distL="0" distR="0" wp14:anchorId="2ABEBF52" wp14:editId="1123E1E5">
+            <wp:extent cx="5400040" cy="1633220"/>
+            <wp:effectExtent l="0" t="0" r="0" b="5080"/>
+            <wp:docPr id="1006000380" name="Imagen 1"/>
+            <wp:cNvGraphicFramePr>
+              <a:graphicFrameLocks xmlns:a="http://schemas.openxmlformats.org/drawingml/2006/main" noChangeAspect="1"/>
+            </wp:cNvGraphicFramePr>
+            <a:graphic xmlns:a="http://schemas.openxmlformats.org/drawingml/2006/main">
+              <a:graphicData uri="http://schemas.openxmlformats.org/drawingml/2006/picture">
+                <pic:pic xmlns:pic="http://schemas.openxmlformats.org/drawingml/2006/picture">
+                  <pic:nvPicPr>
+                    <pic:cNvPr id="1006000380" name=""/>
+                    <pic:cNvPicPr/>
+                  </pic:nvPicPr>
+                  <pic:blipFill>
+                    <a:blip r:embed="rId52"/>
+                    <a:stretch>
+                      <a:fillRect/>
+                    </a:stretch>
+                  </pic:blipFill>
+                  <pic:spPr>
+                    <a:xfrm>
+                      <a:off x="0" y="0"/>
+                      <a:ext cx="5400040" cy="1633220"/>
+                    </a:xfrm>
+                    <a:prstGeom prst="rect">
+                      <a:avLst/>
+                    </a:prstGeom>
+                  </pic:spPr>
+                </pic:pic>
+              </a:graphicData>
+            </a:graphic>
+          </wp:inline>
+        </w:drawing>
+      </w:r>
+    </w:p>
+    <w:p>
+      <w:pPr>
+        <w:jc w:val="center"/>
+      </w:pPr>
+      <w:r>
+        <w:t xml:space="preserve">Figura 12: Muestra del </w:t>
+      </w:r>
+      <w:proofErr w:type="spellStart"/>
+      <w:r>
+        <w:t>dataset</w:t>
+      </w:r>
+      <w:proofErr w:type="spellEnd"/>
+      <w:r>
+        <w:t xml:space="preserve"> unificado </w:t>
+      </w:r>
+    </w:p>
+    <w:p/>
     <w:sectPr>
-      <w:footerReference w:type="default" r:id="rId15"/>
+      <w:footerReference w:type="default" r:id="rId53"/>
       <w:pgSz w:w="11906" w:h="16838"/>
       <w:pgMar w:top="1417" w:right="1701" w:bottom="1417" w:left="1701" w:header="708" w:footer="708" w:gutter="0"/>
       <w:pgNumType w:start="0"/>
@@ -1743,7 +5970,7 @@
         </mc:Choice>
         <mc:Fallback>
           <w:pict>
-            <v:rect w14:anchorId="264975A7" id="Rectángulo 247" o:spid="_x0000_s1026" style="position:absolute;margin-left:0;margin-top:0;width:579.9pt;height:750.3pt;z-index:251659264;visibility:visible;mso-wrap-style:square;mso-width-percent:950;mso-height-percent:950;mso-wrap-distance-left:9pt;mso-wrap-distance-top:0;mso-wrap-distance-right:9pt;mso-wrap-distance-bottom:0;mso-position-horizontal:center;mso-position-horizontal-relative:page;mso-position-vertical:center;mso-position-vertical-relative:page;mso-width-percent:950;mso-height-percent:950;mso-width-relative:page;mso-height-relative:page;v-text-anchor:middle" o:gfxdata="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" filled="f" strokecolor="#737373 [1614]" strokeweight="1.25pt">
+            <v:rect w14:anchorId="4C5CC181" id="Rectángulo 247" o:spid="_x0000_s1026" style="position:absolute;margin-left:0;margin-top:0;width:579.9pt;height:750.3pt;z-index:251659264;visibility:visible;mso-wrap-style:square;mso-width-percent:950;mso-height-percent:950;mso-wrap-distance-left:9pt;mso-wrap-distance-top:0;mso-wrap-distance-right:9pt;mso-wrap-distance-bottom:0;mso-position-horizontal:center;mso-position-horizontal-relative:page;mso-position-vertical:center;mso-position-vertical-relative:page;mso-width-percent:950;mso-height-percent:950;mso-width-relative:page;mso-height-relative:page;v-text-anchor:middle" o:gfxdata="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" filled="f" strokecolor="#737373 [1614]" strokeweight="1.25pt">
               <w10:wrap anchorx="page" anchory="page"/>
             </v:rect>
           </w:pict>
@@ -1841,9 +6068,9 @@
 <file path=word/numbering.xml><?xml version="1.0" encoding="utf-8"?>
 <w:numbering xmlns:wpc="http://schemas.microsoft.com/office/word/2010/wordprocessingCanvas" xmlns:cx="http://schemas.microsoft.com/office/drawing/2014/chartex" xmlns:cx1="http://schemas.microsoft.com/office/drawing/2015/9/8/chartex" xmlns:cx2="http://schemas.microsoft.com/office/drawing/2015/10/21/chartex" xmlns:cx3="http://schemas.microsoft.com/office/drawing/2016/5/9/chartex" xmlns:cx4="http://schemas.microsoft.com/office/drawing/2016/5/10/chartex" xmlns:cx5="http://schemas.microsoft.com/office/drawing/2016/5/11/chartex" xmlns:cx6="http://schemas.microsoft.com/office/drawing/2016/5/12/chartex" xmlns:cx7="http://schemas.microsoft.com/office/drawing/2016/5/13/chartex" xmlns:cx8="http://schemas.microsoft.com/office/drawing/2016/5/14/chartex" xmlns:mc="http://schemas.openxmlformats.org/markup-compatibility/2006" xmlns:aink="http://schemas.microsoft.com/office/drawing/2016/ink" xmlns:am3d="http://schemas.microsoft.com/office/drawing/2017/model3d" xmlns:o="urn:schemas-microsoft-com:office:office" xmlns:oel="http://schemas.microsoft.com/office/2019/extlst" xmlns:r="http://schemas.openxmlformats.org/officeDocument/2006/relationships" xmlns:m="http://schemas.openxmlformats.org/officeDocument/2006/math" xmlns:v="urn:schemas-microsoft-com:vml" xmlns:wp14="http://schemas.microsoft.com/office/word/2010/wordprocessingDrawing" xmlns:wp="http://schemas.openxmlformats.org/drawingml/2006/wordprocessingDrawing" xmlns:w10="urn:schemas-microsoft-com:office:word" xmlns:w="http://schemas.openxmlformats.org/wordprocessingml/2006/main" xmlns:w14="http://schemas.microsoft.com/office/word/2010/wordml" xmlns:w15="http://schemas.microsoft.com/office/word/2012/wordml" xmlns:w16cex="http://schemas.microsoft.com/office/word/2018/wordml/cex" xmlns:w16cid="http://schemas.microsoft.com/office/word/2016/wordml/cid" xmlns:w16="http://schemas.microsoft.com/office/word/2018/wordml" xmlns:w16du="http://schemas.microsoft.com/office/word/2023/wordml/word16du" xmlns:w16sdtdh="http://schemas.microsoft.com/office/word/2020/wordml/sdtdatahash" xmlns:w16sdtfl="http://schemas.microsoft.com/office/word/2024/wordml/sdtformatlock" xmlns:w16se="http://schemas.microsoft.com/office/word/2015/wordml/symex" xmlns:wpg="http://schemas.microsoft.com/office/word/2010/wordprocessingGroup" xmlns:wpi="http://schemas.microsoft.com/office/word/2010/wordprocessingInk" xmlns:wne="http://schemas.microsoft.com/office/word/2006/wordml" xmlns:wps="http://schemas.microsoft.com/office/word/2010/wordprocessingShape" mc:Ignorable="w14 w15 w16se w16cid w16 w16cex w16sdtdh w16sdtfl w16du wp14">
   <w:abstractNum w:abstractNumId="0" w15:restartNumberingAfterBreak="0">
-    <w:nsid w:val="2EB62550"/>
+    <w:nsid w:val="088451A8"/>
     <w:multiLevelType w:val="hybridMultilevel"/>
-    <w:tmpl w:val="360488B0"/>
+    <w:tmpl w:val="9B929692"/>
     <w:lvl w:ilvl="0" w:tplc="0C0A0001">
       <w:start w:val="1"/>
       <w:numFmt w:val="bullet"/>
@@ -1954,122 +6181,9 @@
     </w:lvl>
   </w:abstractNum>
   <w:abstractNum w:abstractNumId="1" w15:restartNumberingAfterBreak="0">
-    <w:nsid w:val="37BA0CB5"/>
+    <w:nsid w:val="24867223"/>
     <w:multiLevelType w:val="multilevel"/>
-    <w:tmpl w:val="4ED4A622"/>
-    <w:lvl w:ilvl="0">
-      <w:start w:val="1"/>
-      <w:numFmt w:val="decimal"/>
-      <w:lvlText w:val="%1."/>
-      <w:lvlJc w:val="left"/>
-      <w:pPr>
-        <w:tabs>
-          <w:tab w:val="num" w:pos="720"/>
-        </w:tabs>
-        <w:ind w:left="720" w:hanging="360"/>
-      </w:pPr>
-    </w:lvl>
-    <w:lvl w:ilvl="1" w:tentative="1">
-      <w:start w:val="1"/>
-      <w:numFmt w:val="decimal"/>
-      <w:lvlText w:val="%2."/>
-      <w:lvlJc w:val="left"/>
-      <w:pPr>
-        <w:tabs>
-          <w:tab w:val="num" w:pos="1440"/>
-        </w:tabs>
-        <w:ind w:left="1440" w:hanging="360"/>
-      </w:pPr>
-    </w:lvl>
-    <w:lvl w:ilvl="2" w:tentative="1">
-      <w:start w:val="1"/>
-      <w:numFmt w:val="decimal"/>
-      <w:lvlText w:val="%3."/>
-      <w:lvlJc w:val="left"/>
-      <w:pPr>
-        <w:tabs>
-          <w:tab w:val="num" w:pos="2160"/>
-        </w:tabs>
-        <w:ind w:left="2160" w:hanging="360"/>
-      </w:pPr>
-    </w:lvl>
-    <w:lvl w:ilvl="3" w:tentative="1">
-      <w:start w:val="1"/>
-      <w:numFmt w:val="decimal"/>
-      <w:lvlText w:val="%4."/>
-      <w:lvlJc w:val="left"/>
-      <w:pPr>
-        <w:tabs>
-          <w:tab w:val="num" w:pos="2880"/>
-        </w:tabs>
-        <w:ind w:left="2880" w:hanging="360"/>
-      </w:pPr>
-    </w:lvl>
-    <w:lvl w:ilvl="4" w:tentative="1">
-      <w:start w:val="1"/>
-      <w:numFmt w:val="decimal"/>
-      <w:lvlText w:val="%5."/>
-      <w:lvlJc w:val="left"/>
-      <w:pPr>
-        <w:tabs>
-          <w:tab w:val="num" w:pos="3600"/>
-        </w:tabs>
-        <w:ind w:left="3600" w:hanging="360"/>
-      </w:pPr>
-    </w:lvl>
-    <w:lvl w:ilvl="5" w:tentative="1">
-      <w:start w:val="1"/>
-      <w:numFmt w:val="decimal"/>
-      <w:lvlText w:val="%6."/>
-      <w:lvlJc w:val="left"/>
-      <w:pPr>
-        <w:tabs>
-          <w:tab w:val="num" w:pos="4320"/>
-        </w:tabs>
-        <w:ind w:left="4320" w:hanging="360"/>
-      </w:pPr>
-    </w:lvl>
-    <w:lvl w:ilvl="6" w:tentative="1">
-      <w:start w:val="1"/>
-      <w:numFmt w:val="decimal"/>
-      <w:lvlText w:val="%7."/>
-      <w:lvlJc w:val="left"/>
-      <w:pPr>
-        <w:tabs>
-          <w:tab w:val="num" w:pos="5040"/>
-        </w:tabs>
-        <w:ind w:left="5040" w:hanging="360"/>
-      </w:pPr>
-    </w:lvl>
-    <w:lvl w:ilvl="7" w:tentative="1">
-      <w:start w:val="1"/>
-      <w:numFmt w:val="decimal"/>
-      <w:lvlText w:val="%8."/>
-      <w:lvlJc w:val="left"/>
-      <w:pPr>
-        <w:tabs>
-          <w:tab w:val="num" w:pos="5760"/>
-        </w:tabs>
-        <w:ind w:left="5760" w:hanging="360"/>
-      </w:pPr>
-    </w:lvl>
-    <w:lvl w:ilvl="8" w:tentative="1">
-      <w:start w:val="1"/>
-      <w:numFmt w:val="decimal"/>
-      <w:lvlText w:val="%9."/>
-      <w:lvlJc w:val="left"/>
-      <w:pPr>
-        <w:tabs>
-          <w:tab w:val="num" w:pos="6480"/>
-        </w:tabs>
-        <w:ind w:left="6480" w:hanging="360"/>
-      </w:pPr>
-    </w:lvl>
-  </w:abstractNum>
-  <w:abstractNum w:abstractNumId="2" w15:restartNumberingAfterBreak="0">
-    <w:nsid w:val="66C26F10"/>
-    <w:multiLevelType w:val="multilevel"/>
-    <w:tmpl w:val="FFF4EBEA"/>
+    <w:tmpl w:val="F3E4F2CA"/>
     <w:lvl w:ilvl="0">
       <w:start w:val="1"/>
       <w:numFmt w:val="bullet"/>
@@ -2215,14 +6329,931 @@
       </w:rPr>
     </w:lvl>
   </w:abstractNum>
+  <w:abstractNum w:abstractNumId="2" w15:restartNumberingAfterBreak="0">
+    <w:nsid w:val="2EB62550"/>
+    <w:multiLevelType w:val="hybridMultilevel"/>
+    <w:tmpl w:val="360488B0"/>
+    <w:lvl w:ilvl="0" w:tplc="0C0A0001">
+      <w:start w:val="1"/>
+      <w:numFmt w:val="bullet"/>
+      <w:lvlText w:val=""/>
+      <w:lvlJc w:val="left"/>
+      <w:pPr>
+        <w:ind w:left="720" w:hanging="360"/>
+      </w:pPr>
+      <w:rPr>
+        <w:rFonts w:ascii="Symbol" w:hAnsi="Symbol" w:hint="default"/>
+      </w:rPr>
+    </w:lvl>
+    <w:lvl w:ilvl="1" w:tplc="0C0A0003" w:tentative="1">
+      <w:start w:val="1"/>
+      <w:numFmt w:val="bullet"/>
+      <w:lvlText w:val="o"/>
+      <w:lvlJc w:val="left"/>
+      <w:pPr>
+        <w:ind w:left="1440" w:hanging="360"/>
+      </w:pPr>
+      <w:rPr>
+        <w:rFonts w:ascii="Courier New" w:hAnsi="Courier New" w:cs="Courier New" w:hint="default"/>
+      </w:rPr>
+    </w:lvl>
+    <w:lvl w:ilvl="2" w:tplc="0C0A0005" w:tentative="1">
+      <w:start w:val="1"/>
+      <w:numFmt w:val="bullet"/>
+      <w:lvlText w:val=""/>
+      <w:lvlJc w:val="left"/>
+      <w:pPr>
+        <w:ind w:left="2160" w:hanging="360"/>
+      </w:pPr>
+      <w:rPr>
+        <w:rFonts w:ascii="Wingdings" w:hAnsi="Wingdings" w:hint="default"/>
+      </w:rPr>
+    </w:lvl>
+    <w:lvl w:ilvl="3" w:tplc="0C0A0001" w:tentative="1">
+      <w:start w:val="1"/>
+      <w:numFmt w:val="bullet"/>
+      <w:lvlText w:val=""/>
+      <w:lvlJc w:val="left"/>
+      <w:pPr>
+        <w:ind w:left="2880" w:hanging="360"/>
+      </w:pPr>
+      <w:rPr>
+        <w:rFonts w:ascii="Symbol" w:hAnsi="Symbol" w:hint="default"/>
+      </w:rPr>
+    </w:lvl>
+    <w:lvl w:ilvl="4" w:tplc="0C0A0003" w:tentative="1">
+      <w:start w:val="1"/>
+      <w:numFmt w:val="bullet"/>
+      <w:lvlText w:val="o"/>
+      <w:lvlJc w:val="left"/>
+      <w:pPr>
+        <w:ind w:left="3600" w:hanging="360"/>
+      </w:pPr>
+      <w:rPr>
+        <w:rFonts w:ascii="Courier New" w:hAnsi="Courier New" w:cs="Courier New" w:hint="default"/>
+      </w:rPr>
+    </w:lvl>
+    <w:lvl w:ilvl="5" w:tplc="0C0A0005" w:tentative="1">
+      <w:start w:val="1"/>
+      <w:numFmt w:val="bullet"/>
+      <w:lvlText w:val=""/>
+      <w:lvlJc w:val="left"/>
+      <w:pPr>
+        <w:ind w:left="4320" w:hanging="360"/>
+      </w:pPr>
+      <w:rPr>
+        <w:rFonts w:ascii="Wingdings" w:hAnsi="Wingdings" w:hint="default"/>
+      </w:rPr>
+    </w:lvl>
+    <w:lvl w:ilvl="6" w:tplc="0C0A0001" w:tentative="1">
+      <w:start w:val="1"/>
+      <w:numFmt w:val="bullet"/>
+      <w:lvlText w:val=""/>
+      <w:lvlJc w:val="left"/>
+      <w:pPr>
+        <w:ind w:left="5040" w:hanging="360"/>
+      </w:pPr>
+      <w:rPr>
+        <w:rFonts w:ascii="Symbol" w:hAnsi="Symbol" w:hint="default"/>
+      </w:rPr>
+    </w:lvl>
+    <w:lvl w:ilvl="7" w:tplc="0C0A0003" w:tentative="1">
+      <w:start w:val="1"/>
+      <w:numFmt w:val="bullet"/>
+      <w:lvlText w:val="o"/>
+      <w:lvlJc w:val="left"/>
+      <w:pPr>
+        <w:ind w:left="5760" w:hanging="360"/>
+      </w:pPr>
+      <w:rPr>
+        <w:rFonts w:ascii="Courier New" w:hAnsi="Courier New" w:cs="Courier New" w:hint="default"/>
+      </w:rPr>
+    </w:lvl>
+    <w:lvl w:ilvl="8" w:tplc="0C0A0005" w:tentative="1">
+      <w:start w:val="1"/>
+      <w:numFmt w:val="bullet"/>
+      <w:lvlText w:val=""/>
+      <w:lvlJc w:val="left"/>
+      <w:pPr>
+        <w:ind w:left="6480" w:hanging="360"/>
+      </w:pPr>
+      <w:rPr>
+        <w:rFonts w:ascii="Wingdings" w:hAnsi="Wingdings" w:hint="default"/>
+      </w:rPr>
+    </w:lvl>
+  </w:abstractNum>
+  <w:abstractNum w:abstractNumId="3" w15:restartNumberingAfterBreak="0">
+    <w:nsid w:val="3756171E"/>
+    <w:multiLevelType w:val="hybridMultilevel"/>
+    <w:tmpl w:val="22C2B490"/>
+    <w:lvl w:ilvl="0" w:tplc="0C0A0001">
+      <w:start w:val="1"/>
+      <w:numFmt w:val="bullet"/>
+      <w:lvlText w:val=""/>
+      <w:lvlJc w:val="left"/>
+      <w:pPr>
+        <w:ind w:left="720" w:hanging="360"/>
+      </w:pPr>
+      <w:rPr>
+        <w:rFonts w:ascii="Symbol" w:hAnsi="Symbol" w:hint="default"/>
+      </w:rPr>
+    </w:lvl>
+    <w:lvl w:ilvl="1" w:tplc="0C0A0003" w:tentative="1">
+      <w:start w:val="1"/>
+      <w:numFmt w:val="bullet"/>
+      <w:lvlText w:val="o"/>
+      <w:lvlJc w:val="left"/>
+      <w:pPr>
+        <w:ind w:left="1440" w:hanging="360"/>
+      </w:pPr>
+      <w:rPr>
+        <w:rFonts w:ascii="Courier New" w:hAnsi="Courier New" w:cs="Courier New" w:hint="default"/>
+      </w:rPr>
+    </w:lvl>
+    <w:lvl w:ilvl="2" w:tplc="0C0A0005" w:tentative="1">
+      <w:start w:val="1"/>
+      <w:numFmt w:val="bullet"/>
+      <w:lvlText w:val=""/>
+      <w:lvlJc w:val="left"/>
+      <w:pPr>
+        <w:ind w:left="2160" w:hanging="360"/>
+      </w:pPr>
+      <w:rPr>
+        <w:rFonts w:ascii="Wingdings" w:hAnsi="Wingdings" w:hint="default"/>
+      </w:rPr>
+    </w:lvl>
+    <w:lvl w:ilvl="3" w:tplc="0C0A0001" w:tentative="1">
+      <w:start w:val="1"/>
+      <w:numFmt w:val="bullet"/>
+      <w:lvlText w:val=""/>
+      <w:lvlJc w:val="left"/>
+      <w:pPr>
+        <w:ind w:left="2880" w:hanging="360"/>
+      </w:pPr>
+      <w:rPr>
+        <w:rFonts w:ascii="Symbol" w:hAnsi="Symbol" w:hint="default"/>
+      </w:rPr>
+    </w:lvl>
+    <w:lvl w:ilvl="4" w:tplc="0C0A0003" w:tentative="1">
+      <w:start w:val="1"/>
+      <w:numFmt w:val="bullet"/>
+      <w:lvlText w:val="o"/>
+      <w:lvlJc w:val="left"/>
+      <w:pPr>
+        <w:ind w:left="3600" w:hanging="360"/>
+      </w:pPr>
+      <w:rPr>
+        <w:rFonts w:ascii="Courier New" w:hAnsi="Courier New" w:cs="Courier New" w:hint="default"/>
+      </w:rPr>
+    </w:lvl>
+    <w:lvl w:ilvl="5" w:tplc="0C0A0005" w:tentative="1">
+      <w:start w:val="1"/>
+      <w:numFmt w:val="bullet"/>
+      <w:lvlText w:val=""/>
+      <w:lvlJc w:val="left"/>
+      <w:pPr>
+        <w:ind w:left="4320" w:hanging="360"/>
+      </w:pPr>
+      <w:rPr>
+        <w:rFonts w:ascii="Wingdings" w:hAnsi="Wingdings" w:hint="default"/>
+      </w:rPr>
+    </w:lvl>
+    <w:lvl w:ilvl="6" w:tplc="0C0A0001" w:tentative="1">
+      <w:start w:val="1"/>
+      <w:numFmt w:val="bullet"/>
+      <w:lvlText w:val=""/>
+      <w:lvlJc w:val="left"/>
+      <w:pPr>
+        <w:ind w:left="5040" w:hanging="360"/>
+      </w:pPr>
+      <w:rPr>
+        <w:rFonts w:ascii="Symbol" w:hAnsi="Symbol" w:hint="default"/>
+      </w:rPr>
+    </w:lvl>
+    <w:lvl w:ilvl="7" w:tplc="0C0A0003" w:tentative="1">
+      <w:start w:val="1"/>
+      <w:numFmt w:val="bullet"/>
+      <w:lvlText w:val="o"/>
+      <w:lvlJc w:val="left"/>
+      <w:pPr>
+        <w:ind w:left="5760" w:hanging="360"/>
+      </w:pPr>
+      <w:rPr>
+        <w:rFonts w:ascii="Courier New" w:hAnsi="Courier New" w:cs="Courier New" w:hint="default"/>
+      </w:rPr>
+    </w:lvl>
+    <w:lvl w:ilvl="8" w:tplc="0C0A0005" w:tentative="1">
+      <w:start w:val="1"/>
+      <w:numFmt w:val="bullet"/>
+      <w:lvlText w:val=""/>
+      <w:lvlJc w:val="left"/>
+      <w:pPr>
+        <w:ind w:left="6480" w:hanging="360"/>
+      </w:pPr>
+      <w:rPr>
+        <w:rFonts w:ascii="Wingdings" w:hAnsi="Wingdings" w:hint="default"/>
+      </w:rPr>
+    </w:lvl>
+  </w:abstractNum>
+  <w:abstractNum w:abstractNumId="4" w15:restartNumberingAfterBreak="0">
+    <w:nsid w:val="37BA0CB5"/>
+    <w:multiLevelType w:val="multilevel"/>
+    <w:tmpl w:val="4ED4A622"/>
+    <w:lvl w:ilvl="0">
+      <w:start w:val="1"/>
+      <w:numFmt w:val="decimal"/>
+      <w:lvlText w:val="%1."/>
+      <w:lvlJc w:val="left"/>
+      <w:pPr>
+        <w:tabs>
+          <w:tab w:val="num" w:pos="720"/>
+        </w:tabs>
+        <w:ind w:left="720" w:hanging="360"/>
+      </w:pPr>
+    </w:lvl>
+    <w:lvl w:ilvl="1" w:tentative="1">
+      <w:start w:val="1"/>
+      <w:numFmt w:val="decimal"/>
+      <w:lvlText w:val="%2."/>
+      <w:lvlJc w:val="left"/>
+      <w:pPr>
+        <w:tabs>
+          <w:tab w:val="num" w:pos="1440"/>
+        </w:tabs>
+        <w:ind w:left="1440" w:hanging="360"/>
+      </w:pPr>
+    </w:lvl>
+    <w:lvl w:ilvl="2" w:tentative="1">
+      <w:start w:val="1"/>
+      <w:numFmt w:val="decimal"/>
+      <w:lvlText w:val="%3."/>
+      <w:lvlJc w:val="left"/>
+      <w:pPr>
+        <w:tabs>
+          <w:tab w:val="num" w:pos="2160"/>
+        </w:tabs>
+        <w:ind w:left="2160" w:hanging="360"/>
+      </w:pPr>
+    </w:lvl>
+    <w:lvl w:ilvl="3" w:tentative="1">
+      <w:start w:val="1"/>
+      <w:numFmt w:val="decimal"/>
+      <w:lvlText w:val="%4."/>
+      <w:lvlJc w:val="left"/>
+      <w:pPr>
+        <w:tabs>
+          <w:tab w:val="num" w:pos="2880"/>
+        </w:tabs>
+        <w:ind w:left="2880" w:hanging="360"/>
+      </w:pPr>
+    </w:lvl>
+    <w:lvl w:ilvl="4" w:tentative="1">
+      <w:start w:val="1"/>
+      <w:numFmt w:val="decimal"/>
+      <w:lvlText w:val="%5."/>
+      <w:lvlJc w:val="left"/>
+      <w:pPr>
+        <w:tabs>
+          <w:tab w:val="num" w:pos="3600"/>
+        </w:tabs>
+        <w:ind w:left="3600" w:hanging="360"/>
+      </w:pPr>
+    </w:lvl>
+    <w:lvl w:ilvl="5" w:tentative="1">
+      <w:start w:val="1"/>
+      <w:numFmt w:val="decimal"/>
+      <w:lvlText w:val="%6."/>
+      <w:lvlJc w:val="left"/>
+      <w:pPr>
+        <w:tabs>
+          <w:tab w:val="num" w:pos="4320"/>
+        </w:tabs>
+        <w:ind w:left="4320" w:hanging="360"/>
+      </w:pPr>
+    </w:lvl>
+    <w:lvl w:ilvl="6" w:tentative="1">
+      <w:start w:val="1"/>
+      <w:numFmt w:val="decimal"/>
+      <w:lvlText w:val="%7."/>
+      <w:lvlJc w:val="left"/>
+      <w:pPr>
+        <w:tabs>
+          <w:tab w:val="num" w:pos="5040"/>
+        </w:tabs>
+        <w:ind w:left="5040" w:hanging="360"/>
+      </w:pPr>
+    </w:lvl>
+    <w:lvl w:ilvl="7" w:tentative="1">
+      <w:start w:val="1"/>
+      <w:numFmt w:val="decimal"/>
+      <w:lvlText w:val="%8."/>
+      <w:lvlJc w:val="left"/>
+      <w:pPr>
+        <w:tabs>
+          <w:tab w:val="num" w:pos="5760"/>
+        </w:tabs>
+        <w:ind w:left="5760" w:hanging="360"/>
+      </w:pPr>
+    </w:lvl>
+    <w:lvl w:ilvl="8" w:tentative="1">
+      <w:start w:val="1"/>
+      <w:numFmt w:val="decimal"/>
+      <w:lvlText w:val="%9."/>
+      <w:lvlJc w:val="left"/>
+      <w:pPr>
+        <w:tabs>
+          <w:tab w:val="num" w:pos="6480"/>
+        </w:tabs>
+        <w:ind w:left="6480" w:hanging="360"/>
+      </w:pPr>
+    </w:lvl>
+  </w:abstractNum>
+  <w:abstractNum w:abstractNumId="5" w15:restartNumberingAfterBreak="0">
+    <w:nsid w:val="63406B6E"/>
+    <w:multiLevelType w:val="multilevel"/>
+    <w:tmpl w:val="53BCB210"/>
+    <w:lvl w:ilvl="0">
+      <w:start w:val="1"/>
+      <w:numFmt w:val="bullet"/>
+      <w:lvlText w:val=""/>
+      <w:lvlJc w:val="left"/>
+      <w:pPr>
+        <w:tabs>
+          <w:tab w:val="num" w:pos="720"/>
+        </w:tabs>
+        <w:ind w:left="720" w:hanging="360"/>
+      </w:pPr>
+      <w:rPr>
+        <w:rFonts w:ascii="Symbol" w:hAnsi="Symbol" w:hint="default"/>
+        <w:sz w:val="20"/>
+      </w:rPr>
+    </w:lvl>
+    <w:lvl w:ilvl="1" w:tentative="1">
+      <w:start w:val="1"/>
+      <w:numFmt w:val="bullet"/>
+      <w:lvlText w:val="o"/>
+      <w:lvlJc w:val="left"/>
+      <w:pPr>
+        <w:tabs>
+          <w:tab w:val="num" w:pos="1440"/>
+        </w:tabs>
+        <w:ind w:left="1440" w:hanging="360"/>
+      </w:pPr>
+      <w:rPr>
+        <w:rFonts w:ascii="Courier New" w:hAnsi="Courier New" w:hint="default"/>
+        <w:sz w:val="20"/>
+      </w:rPr>
+    </w:lvl>
+    <w:lvl w:ilvl="2" w:tentative="1">
+      <w:start w:val="1"/>
+      <w:numFmt w:val="bullet"/>
+      <w:lvlText w:val=""/>
+      <w:lvlJc w:val="left"/>
+      <w:pPr>
+        <w:tabs>
+          <w:tab w:val="num" w:pos="2160"/>
+        </w:tabs>
+        <w:ind w:left="2160" w:hanging="360"/>
+      </w:pPr>
+      <w:rPr>
+        <w:rFonts w:ascii="Wingdings" w:hAnsi="Wingdings" w:hint="default"/>
+        <w:sz w:val="20"/>
+      </w:rPr>
+    </w:lvl>
+    <w:lvl w:ilvl="3" w:tentative="1">
+      <w:start w:val="1"/>
+      <w:numFmt w:val="bullet"/>
+      <w:lvlText w:val=""/>
+      <w:lvlJc w:val="left"/>
+      <w:pPr>
+        <w:tabs>
+          <w:tab w:val="num" w:pos="2880"/>
+        </w:tabs>
+        <w:ind w:left="2880" w:hanging="360"/>
+      </w:pPr>
+      <w:rPr>
+        <w:rFonts w:ascii="Wingdings" w:hAnsi="Wingdings" w:hint="default"/>
+        <w:sz w:val="20"/>
+      </w:rPr>
+    </w:lvl>
+    <w:lvl w:ilvl="4" w:tentative="1">
+      <w:start w:val="1"/>
+      <w:numFmt w:val="bullet"/>
+      <w:lvlText w:val=""/>
+      <w:lvlJc w:val="left"/>
+      <w:pPr>
+        <w:tabs>
+          <w:tab w:val="num" w:pos="3600"/>
+        </w:tabs>
+        <w:ind w:left="3600" w:hanging="360"/>
+      </w:pPr>
+      <w:rPr>
+        <w:rFonts w:ascii="Wingdings" w:hAnsi="Wingdings" w:hint="default"/>
+        <w:sz w:val="20"/>
+      </w:rPr>
+    </w:lvl>
+    <w:lvl w:ilvl="5" w:tentative="1">
+      <w:start w:val="1"/>
+      <w:numFmt w:val="bullet"/>
+      <w:lvlText w:val=""/>
+      <w:lvlJc w:val="left"/>
+      <w:pPr>
+        <w:tabs>
+          <w:tab w:val="num" w:pos="4320"/>
+        </w:tabs>
+        <w:ind w:left="4320" w:hanging="360"/>
+      </w:pPr>
+      <w:rPr>
+        <w:rFonts w:ascii="Wingdings" w:hAnsi="Wingdings" w:hint="default"/>
+        <w:sz w:val="20"/>
+      </w:rPr>
+    </w:lvl>
+    <w:lvl w:ilvl="6" w:tentative="1">
+      <w:start w:val="1"/>
+      <w:numFmt w:val="bullet"/>
+      <w:lvlText w:val=""/>
+      <w:lvlJc w:val="left"/>
+      <w:pPr>
+        <w:tabs>
+          <w:tab w:val="num" w:pos="5040"/>
+        </w:tabs>
+        <w:ind w:left="5040" w:hanging="360"/>
+      </w:pPr>
+      <w:rPr>
+        <w:rFonts w:ascii="Wingdings" w:hAnsi="Wingdings" w:hint="default"/>
+        <w:sz w:val="20"/>
+      </w:rPr>
+    </w:lvl>
+    <w:lvl w:ilvl="7" w:tentative="1">
+      <w:start w:val="1"/>
+      <w:numFmt w:val="bullet"/>
+      <w:lvlText w:val=""/>
+      <w:lvlJc w:val="left"/>
+      <w:pPr>
+        <w:tabs>
+          <w:tab w:val="num" w:pos="5760"/>
+        </w:tabs>
+        <w:ind w:left="5760" w:hanging="360"/>
+      </w:pPr>
+      <w:rPr>
+        <w:rFonts w:ascii="Wingdings" w:hAnsi="Wingdings" w:hint="default"/>
+        <w:sz w:val="20"/>
+      </w:rPr>
+    </w:lvl>
+    <w:lvl w:ilvl="8" w:tentative="1">
+      <w:start w:val="1"/>
+      <w:numFmt w:val="bullet"/>
+      <w:lvlText w:val=""/>
+      <w:lvlJc w:val="left"/>
+      <w:pPr>
+        <w:tabs>
+          <w:tab w:val="num" w:pos="6480"/>
+        </w:tabs>
+        <w:ind w:left="6480" w:hanging="360"/>
+      </w:pPr>
+      <w:rPr>
+        <w:rFonts w:ascii="Wingdings" w:hAnsi="Wingdings" w:hint="default"/>
+        <w:sz w:val="20"/>
+      </w:rPr>
+    </w:lvl>
+  </w:abstractNum>
+  <w:abstractNum w:abstractNumId="6" w15:restartNumberingAfterBreak="0">
+    <w:nsid w:val="66C26F10"/>
+    <w:multiLevelType w:val="multilevel"/>
+    <w:tmpl w:val="FFF4EBEA"/>
+    <w:lvl w:ilvl="0">
+      <w:start w:val="1"/>
+      <w:numFmt w:val="bullet"/>
+      <w:lvlText w:val=""/>
+      <w:lvlJc w:val="left"/>
+      <w:pPr>
+        <w:tabs>
+          <w:tab w:val="num" w:pos="720"/>
+        </w:tabs>
+        <w:ind w:left="720" w:hanging="360"/>
+      </w:pPr>
+      <w:rPr>
+        <w:rFonts w:ascii="Symbol" w:hAnsi="Symbol" w:hint="default"/>
+        <w:sz w:val="20"/>
+      </w:rPr>
+    </w:lvl>
+    <w:lvl w:ilvl="1" w:tentative="1">
+      <w:start w:val="1"/>
+      <w:numFmt w:val="bullet"/>
+      <w:lvlText w:val="o"/>
+      <w:lvlJc w:val="left"/>
+      <w:pPr>
+        <w:tabs>
+          <w:tab w:val="num" w:pos="1440"/>
+        </w:tabs>
+        <w:ind w:left="1440" w:hanging="360"/>
+      </w:pPr>
+      <w:rPr>
+        <w:rFonts w:ascii="Courier New" w:hAnsi="Courier New" w:hint="default"/>
+        <w:sz w:val="20"/>
+      </w:rPr>
+    </w:lvl>
+    <w:lvl w:ilvl="2" w:tentative="1">
+      <w:start w:val="1"/>
+      <w:numFmt w:val="bullet"/>
+      <w:lvlText w:val=""/>
+      <w:lvlJc w:val="left"/>
+      <w:pPr>
+        <w:tabs>
+          <w:tab w:val="num" w:pos="2160"/>
+        </w:tabs>
+        <w:ind w:left="2160" w:hanging="360"/>
+      </w:pPr>
+      <w:rPr>
+        <w:rFonts w:ascii="Wingdings" w:hAnsi="Wingdings" w:hint="default"/>
+        <w:sz w:val="20"/>
+      </w:rPr>
+    </w:lvl>
+    <w:lvl w:ilvl="3" w:tentative="1">
+      <w:start w:val="1"/>
+      <w:numFmt w:val="bullet"/>
+      <w:lvlText w:val=""/>
+      <w:lvlJc w:val="left"/>
+      <w:pPr>
+        <w:tabs>
+          <w:tab w:val="num" w:pos="2880"/>
+        </w:tabs>
+        <w:ind w:left="2880" w:hanging="360"/>
+      </w:pPr>
+      <w:rPr>
+        <w:rFonts w:ascii="Wingdings" w:hAnsi="Wingdings" w:hint="default"/>
+        <w:sz w:val="20"/>
+      </w:rPr>
+    </w:lvl>
+    <w:lvl w:ilvl="4" w:tentative="1">
+      <w:start w:val="1"/>
+      <w:numFmt w:val="bullet"/>
+      <w:lvlText w:val=""/>
+      <w:lvlJc w:val="left"/>
+      <w:pPr>
+        <w:tabs>
+          <w:tab w:val="num" w:pos="3600"/>
+        </w:tabs>
+        <w:ind w:left="3600" w:hanging="360"/>
+      </w:pPr>
+      <w:rPr>
+        <w:rFonts w:ascii="Wingdings" w:hAnsi="Wingdings" w:hint="default"/>
+        <w:sz w:val="20"/>
+      </w:rPr>
+    </w:lvl>
+    <w:lvl w:ilvl="5" w:tentative="1">
+      <w:start w:val="1"/>
+      <w:numFmt w:val="bullet"/>
+      <w:lvlText w:val=""/>
+      <w:lvlJc w:val="left"/>
+      <w:pPr>
+        <w:tabs>
+          <w:tab w:val="num" w:pos="4320"/>
+        </w:tabs>
+        <w:ind w:left="4320" w:hanging="360"/>
+      </w:pPr>
+      <w:rPr>
+        <w:rFonts w:ascii="Wingdings" w:hAnsi="Wingdings" w:hint="default"/>
+        <w:sz w:val="20"/>
+      </w:rPr>
+    </w:lvl>
+    <w:lvl w:ilvl="6" w:tentative="1">
+      <w:start w:val="1"/>
+      <w:numFmt w:val="bullet"/>
+      <w:lvlText w:val=""/>
+      <w:lvlJc w:val="left"/>
+      <w:pPr>
+        <w:tabs>
+          <w:tab w:val="num" w:pos="5040"/>
+        </w:tabs>
+        <w:ind w:left="5040" w:hanging="360"/>
+      </w:pPr>
+      <w:rPr>
+        <w:rFonts w:ascii="Wingdings" w:hAnsi="Wingdings" w:hint="default"/>
+        <w:sz w:val="20"/>
+      </w:rPr>
+    </w:lvl>
+    <w:lvl w:ilvl="7" w:tentative="1">
+      <w:start w:val="1"/>
+      <w:numFmt w:val="bullet"/>
+      <w:lvlText w:val=""/>
+      <w:lvlJc w:val="left"/>
+      <w:pPr>
+        <w:tabs>
+          <w:tab w:val="num" w:pos="5760"/>
+        </w:tabs>
+        <w:ind w:left="5760" w:hanging="360"/>
+      </w:pPr>
+      <w:rPr>
+        <w:rFonts w:ascii="Wingdings" w:hAnsi="Wingdings" w:hint="default"/>
+        <w:sz w:val="20"/>
+      </w:rPr>
+    </w:lvl>
+    <w:lvl w:ilvl="8" w:tentative="1">
+      <w:start w:val="1"/>
+      <w:numFmt w:val="bullet"/>
+      <w:lvlText w:val=""/>
+      <w:lvlJc w:val="left"/>
+      <w:pPr>
+        <w:tabs>
+          <w:tab w:val="num" w:pos="6480"/>
+        </w:tabs>
+        <w:ind w:left="6480" w:hanging="360"/>
+      </w:pPr>
+      <w:rPr>
+        <w:rFonts w:ascii="Wingdings" w:hAnsi="Wingdings" w:hint="default"/>
+        <w:sz w:val="20"/>
+      </w:rPr>
+    </w:lvl>
+  </w:abstractNum>
+  <w:abstractNum w:abstractNumId="7" w15:restartNumberingAfterBreak="0">
+    <w:nsid w:val="673F25A3"/>
+    <w:multiLevelType w:val="hybridMultilevel"/>
+    <w:tmpl w:val="55309E6A"/>
+    <w:lvl w:ilvl="0" w:tplc="0C0A0001">
+      <w:start w:val="1"/>
+      <w:numFmt w:val="bullet"/>
+      <w:lvlText w:val=""/>
+      <w:lvlJc w:val="left"/>
+      <w:pPr>
+        <w:ind w:left="720" w:hanging="360"/>
+      </w:pPr>
+      <w:rPr>
+        <w:rFonts w:ascii="Symbol" w:hAnsi="Symbol" w:hint="default"/>
+      </w:rPr>
+    </w:lvl>
+    <w:lvl w:ilvl="1" w:tplc="0C0A0003" w:tentative="1">
+      <w:start w:val="1"/>
+      <w:numFmt w:val="bullet"/>
+      <w:lvlText w:val="o"/>
+      <w:lvlJc w:val="left"/>
+      <w:pPr>
+        <w:ind w:left="1440" w:hanging="360"/>
+      </w:pPr>
+      <w:rPr>
+        <w:rFonts w:ascii="Courier New" w:hAnsi="Courier New" w:cs="Courier New" w:hint="default"/>
+      </w:rPr>
+    </w:lvl>
+    <w:lvl w:ilvl="2" w:tplc="0C0A0005" w:tentative="1">
+      <w:start w:val="1"/>
+      <w:numFmt w:val="bullet"/>
+      <w:lvlText w:val=""/>
+      <w:lvlJc w:val="left"/>
+      <w:pPr>
+        <w:ind w:left="2160" w:hanging="360"/>
+      </w:pPr>
+      <w:rPr>
+        <w:rFonts w:ascii="Wingdings" w:hAnsi="Wingdings" w:hint="default"/>
+      </w:rPr>
+    </w:lvl>
+    <w:lvl w:ilvl="3" w:tplc="0C0A0001" w:tentative="1">
+      <w:start w:val="1"/>
+      <w:numFmt w:val="bullet"/>
+      <w:lvlText w:val=""/>
+      <w:lvlJc w:val="left"/>
+      <w:pPr>
+        <w:ind w:left="2880" w:hanging="360"/>
+      </w:pPr>
+      <w:rPr>
+        <w:rFonts w:ascii="Symbol" w:hAnsi="Symbol" w:hint="default"/>
+      </w:rPr>
+    </w:lvl>
+    <w:lvl w:ilvl="4" w:tplc="0C0A0003" w:tentative="1">
+      <w:start w:val="1"/>
+      <w:numFmt w:val="bullet"/>
+      <w:lvlText w:val="o"/>
+      <w:lvlJc w:val="left"/>
+      <w:pPr>
+        <w:ind w:left="3600" w:hanging="360"/>
+      </w:pPr>
+      <w:rPr>
+        <w:rFonts w:ascii="Courier New" w:hAnsi="Courier New" w:cs="Courier New" w:hint="default"/>
+      </w:rPr>
+    </w:lvl>
+    <w:lvl w:ilvl="5" w:tplc="0C0A0005" w:tentative="1">
+      <w:start w:val="1"/>
+      <w:numFmt w:val="bullet"/>
+      <w:lvlText w:val=""/>
+      <w:lvlJc w:val="left"/>
+      <w:pPr>
+        <w:ind w:left="4320" w:hanging="360"/>
+      </w:pPr>
+      <w:rPr>
+        <w:rFonts w:ascii="Wingdings" w:hAnsi="Wingdings" w:hint="default"/>
+      </w:rPr>
+    </w:lvl>
+    <w:lvl w:ilvl="6" w:tplc="0C0A0001" w:tentative="1">
+      <w:start w:val="1"/>
+      <w:numFmt w:val="bullet"/>
+      <w:lvlText w:val=""/>
+      <w:lvlJc w:val="left"/>
+      <w:pPr>
+        <w:ind w:left="5040" w:hanging="360"/>
+      </w:pPr>
+      <w:rPr>
+        <w:rFonts w:ascii="Symbol" w:hAnsi="Symbol" w:hint="default"/>
+      </w:rPr>
+    </w:lvl>
+    <w:lvl w:ilvl="7" w:tplc="0C0A0003" w:tentative="1">
+      <w:start w:val="1"/>
+      <w:numFmt w:val="bullet"/>
+      <w:lvlText w:val="o"/>
+      <w:lvlJc w:val="left"/>
+      <w:pPr>
+        <w:ind w:left="5760" w:hanging="360"/>
+      </w:pPr>
+      <w:rPr>
+        <w:rFonts w:ascii="Courier New" w:hAnsi="Courier New" w:cs="Courier New" w:hint="default"/>
+      </w:rPr>
+    </w:lvl>
+    <w:lvl w:ilvl="8" w:tplc="0C0A0005" w:tentative="1">
+      <w:start w:val="1"/>
+      <w:numFmt w:val="bullet"/>
+      <w:lvlText w:val=""/>
+      <w:lvlJc w:val="left"/>
+      <w:pPr>
+        <w:ind w:left="6480" w:hanging="360"/>
+      </w:pPr>
+      <w:rPr>
+        <w:rFonts w:ascii="Wingdings" w:hAnsi="Wingdings" w:hint="default"/>
+      </w:rPr>
+    </w:lvl>
+  </w:abstractNum>
+  <w:abstractNum w:abstractNumId="8" w15:restartNumberingAfterBreak="0">
+    <w:nsid w:val="6E8832EA"/>
+    <w:multiLevelType w:val="multilevel"/>
+    <w:tmpl w:val="F5D6DD00"/>
+    <w:lvl w:ilvl="0">
+      <w:start w:val="1"/>
+      <w:numFmt w:val="bullet"/>
+      <w:lvlText w:val=""/>
+      <w:lvlJc w:val="left"/>
+      <w:pPr>
+        <w:tabs>
+          <w:tab w:val="num" w:pos="720"/>
+        </w:tabs>
+        <w:ind w:left="720" w:hanging="360"/>
+      </w:pPr>
+      <w:rPr>
+        <w:rFonts w:ascii="Symbol" w:hAnsi="Symbol" w:hint="default"/>
+        <w:sz w:val="20"/>
+      </w:rPr>
+    </w:lvl>
+    <w:lvl w:ilvl="1" w:tentative="1">
+      <w:start w:val="1"/>
+      <w:numFmt w:val="bullet"/>
+      <w:lvlText w:val="o"/>
+      <w:lvlJc w:val="left"/>
+      <w:pPr>
+        <w:tabs>
+          <w:tab w:val="num" w:pos="1440"/>
+        </w:tabs>
+        <w:ind w:left="1440" w:hanging="360"/>
+      </w:pPr>
+      <w:rPr>
+        <w:rFonts w:ascii="Courier New" w:hAnsi="Courier New" w:hint="default"/>
+        <w:sz w:val="20"/>
+      </w:rPr>
+    </w:lvl>
+    <w:lvl w:ilvl="2" w:tentative="1">
+      <w:start w:val="1"/>
+      <w:numFmt w:val="bullet"/>
+      <w:lvlText w:val=""/>
+      <w:lvlJc w:val="left"/>
+      <w:pPr>
+        <w:tabs>
+          <w:tab w:val="num" w:pos="2160"/>
+        </w:tabs>
+        <w:ind w:left="2160" w:hanging="360"/>
+      </w:pPr>
+      <w:rPr>
+        <w:rFonts w:ascii="Wingdings" w:hAnsi="Wingdings" w:hint="default"/>
+        <w:sz w:val="20"/>
+      </w:rPr>
+    </w:lvl>
+    <w:lvl w:ilvl="3" w:tentative="1">
+      <w:start w:val="1"/>
+      <w:numFmt w:val="bullet"/>
+      <w:lvlText w:val=""/>
+      <w:lvlJc w:val="left"/>
+      <w:pPr>
+        <w:tabs>
+          <w:tab w:val="num" w:pos="2880"/>
+        </w:tabs>
+        <w:ind w:left="2880" w:hanging="360"/>
+      </w:pPr>
+      <w:rPr>
+        <w:rFonts w:ascii="Wingdings" w:hAnsi="Wingdings" w:hint="default"/>
+        <w:sz w:val="20"/>
+      </w:rPr>
+    </w:lvl>
+    <w:lvl w:ilvl="4" w:tentative="1">
+      <w:start w:val="1"/>
+      <w:numFmt w:val="bullet"/>
+      <w:lvlText w:val=""/>
+      <w:lvlJc w:val="left"/>
+      <w:pPr>
+        <w:tabs>
+          <w:tab w:val="num" w:pos="3600"/>
+        </w:tabs>
+        <w:ind w:left="3600" w:hanging="360"/>
+      </w:pPr>
+      <w:rPr>
+        <w:rFonts w:ascii="Wingdings" w:hAnsi="Wingdings" w:hint="default"/>
+        <w:sz w:val="20"/>
+      </w:rPr>
+    </w:lvl>
+    <w:lvl w:ilvl="5" w:tentative="1">
+      <w:start w:val="1"/>
+      <w:numFmt w:val="bullet"/>
+      <w:lvlText w:val=""/>
+      <w:lvlJc w:val="left"/>
+      <w:pPr>
+        <w:tabs>
+          <w:tab w:val="num" w:pos="4320"/>
+        </w:tabs>
+        <w:ind w:left="4320" w:hanging="360"/>
+      </w:pPr>
+      <w:rPr>
+        <w:rFonts w:ascii="Wingdings" w:hAnsi="Wingdings" w:hint="default"/>
+        <w:sz w:val="20"/>
+      </w:rPr>
+    </w:lvl>
+    <w:lvl w:ilvl="6" w:tentative="1">
+      <w:start w:val="1"/>
+      <w:numFmt w:val="bullet"/>
+      <w:lvlText w:val=""/>
+      <w:lvlJc w:val="left"/>
+      <w:pPr>
+        <w:tabs>
+          <w:tab w:val="num" w:pos="5040"/>
+        </w:tabs>
+        <w:ind w:left="5040" w:hanging="360"/>
+      </w:pPr>
+      <w:rPr>
+        <w:rFonts w:ascii="Wingdings" w:hAnsi="Wingdings" w:hint="default"/>
+        <w:sz w:val="20"/>
+      </w:rPr>
+    </w:lvl>
+    <w:lvl w:ilvl="7" w:tentative="1">
+      <w:start w:val="1"/>
+      <w:numFmt w:val="bullet"/>
+      <w:lvlText w:val=""/>
+      <w:lvlJc w:val="left"/>
+      <w:pPr>
+        <w:tabs>
+          <w:tab w:val="num" w:pos="5760"/>
+        </w:tabs>
+        <w:ind w:left="5760" w:hanging="360"/>
+      </w:pPr>
+      <w:rPr>
+        <w:rFonts w:ascii="Wingdings" w:hAnsi="Wingdings" w:hint="default"/>
+        <w:sz w:val="20"/>
+      </w:rPr>
+    </w:lvl>
+    <w:lvl w:ilvl="8" w:tentative="1">
+      <w:start w:val="1"/>
+      <w:numFmt w:val="bullet"/>
+      <w:lvlText w:val=""/>
+      <w:lvlJc w:val="left"/>
+      <w:pPr>
+        <w:tabs>
+          <w:tab w:val="num" w:pos="6480"/>
+        </w:tabs>
+        <w:ind w:left="6480" w:hanging="360"/>
+      </w:pPr>
+      <w:rPr>
+        <w:rFonts w:ascii="Wingdings" w:hAnsi="Wingdings" w:hint="default"/>
+        <w:sz w:val="20"/>
+      </w:rPr>
+    </w:lvl>
+  </w:abstractNum>
   <w:num w:numId="1" w16cid:durableId="63069439">
+    <w:abstractNumId w:val="6"/>
+  </w:num>
+  <w:num w:numId="2" w16cid:durableId="1813597426">
     <w:abstractNumId w:val="2"/>
   </w:num>
-  <w:num w:numId="2" w16cid:durableId="1813597426">
+  <w:num w:numId="3" w16cid:durableId="1806778090">
+    <w:abstractNumId w:val="4"/>
+  </w:num>
+  <w:num w:numId="4" w16cid:durableId="1895122127">
+    <w:abstractNumId w:val="8"/>
+  </w:num>
+  <w:num w:numId="5" w16cid:durableId="298003049">
+    <w:abstractNumId w:val="3"/>
+  </w:num>
+  <w:num w:numId="6" w16cid:durableId="1574661299">
+    <w:abstractNumId w:val="1"/>
+  </w:num>
+  <w:num w:numId="7" w16cid:durableId="612203931">
     <w:abstractNumId w:val="0"/>
   </w:num>
-  <w:num w:numId="3" w16cid:durableId="1806778090">
-    <w:abstractNumId w:val="1"/>
+  <w:num w:numId="8" w16cid:durableId="1140263866">
+    <w:abstractNumId w:val="5"/>
+  </w:num>
+  <w:num w:numId="9" w16cid:durableId="1142962602">
+    <w:abstractNumId w:val="7"/>
   </w:num>
 </w:numbering>
 </file>
@@ -3274,6 +8305,17 @@
       <w:u w:val="single"/>
     </w:rPr>
   </w:style>
+  <w:style w:type="paragraph" w:styleId="NormalWeb">
+    <w:name w:val="Normal (Web)"/>
+    <w:basedOn w:val="Normal"/>
+    <w:uiPriority w:val="99"/>
+    <w:semiHidden/>
+    <w:unhideWhenUsed/>
+    <w:rsid w:val="00EE7276"/>
+    <w:rPr>
+      <w:rFonts w:ascii="Times New Roman" w:hAnsi="Times New Roman" w:cs="Times New Roman"/>
+    </w:rPr>
+  </w:style>
 </w:styles>
 </file>
 
